--- a/Docs/String.docx
+++ b/Docs/String.docx
@@ -81,6 +81,7 @@
       <w:r>
         <w:t xml:space="preserve"> and </w:t>
       </w:r>
+      <w:proofErr w:type="gramStart"/>
       <w:r>
         <w:rPr>
           <w:b/>
@@ -89,7 +90,11 @@
         <w:t>ordered</w:t>
       </w:r>
       <w:r>
-        <w:t>.s1 = 'Hello'</w:t>
+        <w:t>.s</w:t>
+      </w:r>
+      <w:proofErr w:type="gramEnd"/>
+      <w:r>
+        <w:t>1 = 'Hello'</w:t>
       </w:r>
     </w:p>
     <w:p>
@@ -125,8 +130,13 @@
         </w:numPr>
       </w:pPr>
       <w:r>
-        <w:t>s3 = '''Multi-line</w:t>
-      </w:r>
+        <w:t>s3 = '''</w:t>
+      </w:r>
+      <w:proofErr w:type="gramStart"/>
+      <w:r>
+        <w:t>Multi-line</w:t>
+      </w:r>
+      <w:proofErr w:type="gramEnd"/>
       <w:r>
         <w:br/>
         <w:t>String'''</w:t>
@@ -194,11 +204,27 @@
         </w:numPr>
       </w:pPr>
       <w:r>
-        <w:t>H   e   l   l   o</w:t>
+        <w:t xml:space="preserve">H   e   l   </w:t>
+      </w:r>
+      <w:proofErr w:type="spellStart"/>
+      <w:r>
+        <w:t>l</w:t>
+      </w:r>
+      <w:proofErr w:type="spellEnd"/>
+      <w:r>
+        <w:t xml:space="preserve">   o</w:t>
       </w:r>
       <w:r>
         <w:br/>
-        <w:t>0   1   2  3  4</w:t>
+        <w:t xml:space="preserve">0   1   </w:t>
+      </w:r>
+      <w:proofErr w:type="gramStart"/>
+      <w:r>
+        <w:t>2  3</w:t>
+      </w:r>
+      <w:proofErr w:type="gramEnd"/>
+      <w:r>
+        <w:t xml:space="preserve">  4</w:t>
       </w:r>
     </w:p>
     <w:p>
@@ -210,7 +236,15 @@
         </w:numPr>
       </w:pPr>
       <w:r>
-        <w:t>print("Hello"[0])  # H</w:t>
+        <w:t>print("Hello"[0</w:t>
+      </w:r>
+      <w:proofErr w:type="gramStart"/>
+      <w:r>
+        <w:t>])  #</w:t>
+      </w:r>
+      <w:proofErr w:type="gramEnd"/>
+      <w:r>
+        <w:t xml:space="preserve"> H</w:t>
       </w:r>
     </w:p>
     <w:p>
@@ -259,8 +293,13 @@
       <w:r>
         <w:t xml:space="preserve">  </w:t>
       </w:r>
-      <w:r>
-        <w:t xml:space="preserve">l   </w:t>
+      <w:proofErr w:type="spellStart"/>
+      <w:r>
+        <w:t>l</w:t>
+      </w:r>
+      <w:proofErr w:type="spellEnd"/>
+      <w:r>
+        <w:t xml:space="preserve">   </w:t>
       </w:r>
       <w:r>
         <w:t xml:space="preserve"> </w:t>
@@ -275,7 +314,15 @@
         <w:ind w:left="1080"/>
       </w:pPr>
       <w:r>
-        <w:t>-5  -4  -3  -2  -1</w:t>
+        <w:t>-</w:t>
+      </w:r>
+      <w:proofErr w:type="gramStart"/>
+      <w:r>
+        <w:t>5  -4  -3  -2  -</w:t>
+      </w:r>
+      <w:proofErr w:type="gramEnd"/>
+      <w:r>
+        <w:t>1</w:t>
       </w:r>
     </w:p>
     <w:p>
@@ -287,7 +334,15 @@
         </w:numPr>
       </w:pPr>
       <w:r>
-        <w:t>print("Hello"[-1])  # o</w:t>
+        <w:t>print("Hello"[-1</w:t>
+      </w:r>
+      <w:proofErr w:type="gramStart"/>
+      <w:r>
+        <w:t>])  #</w:t>
+      </w:r>
+      <w:proofErr w:type="gramEnd"/>
+      <w:r>
+        <w:t xml:space="preserve"> o</w:t>
       </w:r>
     </w:p>
     <w:p>
@@ -317,7 +372,20 @@
         <w:t>Syntax</w:t>
       </w:r>
       <w:r>
-        <w:t>: string[start:end:step]</w:t>
+        <w:t>: string[</w:t>
+      </w:r>
+      <w:proofErr w:type="spellStart"/>
+      <w:proofErr w:type="gramStart"/>
+      <w:r>
+        <w:t>start:end</w:t>
+      </w:r>
+      <w:proofErr w:type="gramEnd"/>
+      <w:r>
+        <w:t>:step</w:t>
+      </w:r>
+      <w:proofErr w:type="spellEnd"/>
+      <w:r>
+        <w:t>]</w:t>
       </w:r>
     </w:p>
     <w:p>
@@ -351,8 +419,29 @@
         </w:numPr>
       </w:pPr>
       <w:r>
-        <w:t>print(text[0:3])  # Pyt</w:t>
-      </w:r>
+        <w:t>print(</w:t>
+      </w:r>
+      <w:proofErr w:type="gramStart"/>
+      <w:r>
+        <w:t>text[</w:t>
+      </w:r>
+      <w:proofErr w:type="gramEnd"/>
+      <w:r>
+        <w:t>0:3</w:t>
+      </w:r>
+      <w:proofErr w:type="gramStart"/>
+      <w:r>
+        <w:t>])  #</w:t>
+      </w:r>
+      <w:proofErr w:type="gramEnd"/>
+      <w:r>
+        <w:t xml:space="preserve"> </w:t>
+      </w:r>
+      <w:proofErr w:type="spellStart"/>
+      <w:r>
+        <w:t>Pyt</w:t>
+      </w:r>
+      <w:proofErr w:type="spellEnd"/>
     </w:p>
     <w:p>
       <w:pPr>
@@ -363,7 +452,23 @@
         </w:numPr>
       </w:pPr>
       <w:r>
-        <w:t>print(text[2:])   # thon</w:t>
+        <w:t>print(</w:t>
+      </w:r>
+      <w:proofErr w:type="gramStart"/>
+      <w:r>
+        <w:t>text[</w:t>
+      </w:r>
+      <w:proofErr w:type="gramEnd"/>
+      <w:r>
+        <w:t>2:</w:t>
+      </w:r>
+      <w:proofErr w:type="gramStart"/>
+      <w:r>
+        <w:t xml:space="preserve">])   </w:t>
+      </w:r>
+      <w:proofErr w:type="gramEnd"/>
+      <w:r>
+        <w:t># thon</w:t>
       </w:r>
     </w:p>
     <w:p>
@@ -375,8 +480,29 @@
         </w:numPr>
       </w:pPr>
       <w:r>
-        <w:t>print(text[:3])   # Pyt</w:t>
-      </w:r>
+        <w:t>print(</w:t>
+      </w:r>
+      <w:proofErr w:type="gramStart"/>
+      <w:r>
+        <w:t>text[</w:t>
+      </w:r>
+      <w:proofErr w:type="gramEnd"/>
+      <w:r>
+        <w:t>:3</w:t>
+      </w:r>
+      <w:proofErr w:type="gramStart"/>
+      <w:r>
+        <w:t xml:space="preserve">])   </w:t>
+      </w:r>
+      <w:proofErr w:type="gramEnd"/>
+      <w:r>
+        <w:t xml:space="preserve"># </w:t>
+      </w:r>
+      <w:proofErr w:type="spellStart"/>
+      <w:r>
+        <w:t>Pyt</w:t>
+      </w:r>
+      <w:proofErr w:type="spellEnd"/>
     </w:p>
     <w:p>
       <w:pPr>
@@ -387,7 +513,23 @@
         </w:numPr>
       </w:pPr>
       <w:r>
-        <w:t>print(text[::-1]) # nohtyP (reverse)</w:t>
+        <w:t>print(text</w:t>
+      </w:r>
+      <w:proofErr w:type="gramStart"/>
+      <w:r>
+        <w:t>[::</w:t>
+      </w:r>
+      <w:proofErr w:type="gramEnd"/>
+      <w:r>
+        <w:t xml:space="preserve">-1]) # </w:t>
+      </w:r>
+      <w:proofErr w:type="spellStart"/>
+      <w:r>
+        <w:t>nohtyP</w:t>
+      </w:r>
+      <w:proofErr w:type="spellEnd"/>
+      <w:r>
+        <w:t xml:space="preserve"> (reverse)</w:t>
       </w:r>
     </w:p>
     <w:p>
@@ -455,16 +597,42 @@
       <w:r>
         <w:t>print(text</w:t>
       </w:r>
+      <w:proofErr w:type="gramStart"/>
       <w:r>
         <w:rPr>
           <w:b/>
           <w:bCs/>
         </w:rPr>
-        <w:t>[::-1]</w:t>
-      </w:r>
-      <w:r>
-        <w:t>)  # lahsiv</w:t>
-      </w:r>
+        <w:t>[::</w:t>
+      </w:r>
+      <w:proofErr w:type="gramEnd"/>
+      <w:r>
+        <w:rPr>
+          <w:b/>
+          <w:bCs/>
+        </w:rPr>
+        <w:t>-1</w:t>
+      </w:r>
+      <w:proofErr w:type="gramStart"/>
+      <w:r>
+        <w:rPr>
+          <w:b/>
+          <w:bCs/>
+        </w:rPr>
+        <w:t>]</w:t>
+      </w:r>
+      <w:r>
+        <w:t>)  #</w:t>
+      </w:r>
+      <w:proofErr w:type="gramEnd"/>
+      <w:r>
+        <w:t xml:space="preserve"> </w:t>
+      </w:r>
+      <w:proofErr w:type="spellStart"/>
+      <w:r>
+        <w:t>lahsiv</w:t>
+      </w:r>
+      <w:proofErr w:type="spellEnd"/>
     </w:p>
     <w:p>
       <w:pPr>
@@ -507,8 +675,21 @@
           <w:numId w:val="22"/>
         </w:numPr>
       </w:pPr>
-      <w:r>
-        <w:t xml:space="preserve">text[0] = 'J'  # </w:t>
+      <w:proofErr w:type="gramStart"/>
+      <w:r>
+        <w:t>text[</w:t>
+      </w:r>
+      <w:proofErr w:type="gramEnd"/>
+      <w:r>
+        <w:t>0] = 'J</w:t>
+      </w:r>
+      <w:proofErr w:type="gramStart"/>
+      <w:r>
+        <w:t>'  #</w:t>
+      </w:r>
+      <w:proofErr w:type="gramEnd"/>
+      <w:r>
+        <w:t xml:space="preserve"> </w:t>
       </w:r>
       <w:r>
         <w:rPr>
@@ -547,8 +728,21 @@
       </w:r>
       <w:r>
         <w:br/>
-        <w:t>print(text)  # Jython</w:t>
-      </w:r>
+        <w:t>print(</w:t>
+      </w:r>
+      <w:proofErr w:type="gramStart"/>
+      <w:r>
+        <w:t>text)  #</w:t>
+      </w:r>
+      <w:proofErr w:type="gramEnd"/>
+      <w:r>
+        <w:t xml:space="preserve"> </w:t>
+      </w:r>
+      <w:proofErr w:type="spellStart"/>
+      <w:r>
+        <w:t>Jython</w:t>
+      </w:r>
+      <w:proofErr w:type="spellEnd"/>
     </w:p>
     <w:p>
       <w:pPr>
@@ -569,15 +763,12 @@
     <w:p/>
     <w:p/>
     <w:p/>
-    <w:p/>
-    <w:p/>
-    <w:p/>
-    <w:p/>
     <w:p>
       <w:pPr>
         <w:pStyle w:val="Title"/>
       </w:pPr>
       <w:r>
+        <w:lastRenderedPageBreak/>
         <w:t>Python String Methods</w:t>
       </w:r>
     </w:p>
@@ -596,8 +787,18 @@
       <w:r>
         <w:t xml:space="preserve">1. </w:t>
       </w:r>
-      <w:r>
-        <w:t>len()</w:t>
+      <w:proofErr w:type="spellStart"/>
+      <w:proofErr w:type="gramStart"/>
+      <w:r>
+        <w:t>len</w:t>
+      </w:r>
+      <w:proofErr w:type="spellEnd"/>
+      <w:r>
+        <w:t>(</w:t>
+      </w:r>
+      <w:proofErr w:type="gramEnd"/>
+      <w:r>
+        <w:t>)</w:t>
       </w:r>
     </w:p>
     <w:p>
@@ -613,6 +814,20 @@
           <w:b/>
           <w:bCs/>
         </w:rPr>
+        <w:t>It is a built-in function</w:t>
+      </w:r>
+      <w:r>
+        <w:rPr>
+          <w:b/>
+          <w:bCs/>
+        </w:rPr>
+        <w:t xml:space="preserve"> and </w:t>
+      </w:r>
+      <w:r>
+        <w:rPr>
+          <w:b/>
+          <w:bCs/>
+        </w:rPr>
         <w:t>Returns length of string</w:t>
       </w:r>
     </w:p>
@@ -621,10 +836,7 @@
         <w:ind w:left="720"/>
       </w:pPr>
       <w:r>
-        <w:t>example</w:t>
-      </w:r>
-      <w:r>
-        <w:t>:</w:t>
+        <w:t>example:</w:t>
       </w:r>
     </w:p>
     <w:p>
@@ -637,7 +849,15 @@
         <w:ind w:left="1080"/>
       </w:pPr>
       <w:r>
-        <w:t>print(len("</w:t>
+        <w:t>print(</w:t>
+      </w:r>
+      <w:proofErr w:type="spellStart"/>
+      <w:r>
+        <w:t>len</w:t>
+      </w:r>
+      <w:proofErr w:type="spellEnd"/>
+      <w:r>
+        <w:t>("</w:t>
       </w:r>
       <w:r>
         <w:rPr>
@@ -647,7 +867,15 @@
         <w:t>hello</w:t>
       </w:r>
       <w:r>
-        <w:t xml:space="preserve">"))  # </w:t>
+        <w:t>"</w:t>
+      </w:r>
+      <w:proofErr w:type="gramStart"/>
+      <w:r>
+        <w:t>))  #</w:t>
+      </w:r>
+      <w:proofErr w:type="gramEnd"/>
+      <w:r>
+        <w:t xml:space="preserve"> </w:t>
       </w:r>
       <w:r>
         <w:rPr>
@@ -667,7 +895,28 @@
         <w:ind w:left="1080"/>
       </w:pPr>
       <w:r>
-        <w:t>print(len(""))  # 0 (empty string)</w:t>
+        <w:t>print(</w:t>
+      </w:r>
+      <w:proofErr w:type="spellStart"/>
+      <w:proofErr w:type="gramStart"/>
+      <w:r>
+        <w:t>len</w:t>
+      </w:r>
+      <w:proofErr w:type="spellEnd"/>
+      <w:r>
+        <w:t>(</w:t>
+      </w:r>
+      <w:proofErr w:type="gramEnd"/>
+      <w:r>
+        <w:t>""</w:t>
+      </w:r>
+      <w:proofErr w:type="gramStart"/>
+      <w:r>
+        <w:t>))  #</w:t>
+      </w:r>
+      <w:proofErr w:type="gramEnd"/>
+      <w:r>
+        <w:t xml:space="preserve"> 0 (empty string)</w:t>
       </w:r>
     </w:p>
     <w:p>
@@ -679,8 +928,21 @@
         </w:tabs>
         <w:ind w:left="1080"/>
       </w:pPr>
-      <w:r>
-        <w:t>print(len("  "))  # 2 (spaces count)</w:t>
+      <w:proofErr w:type="gramStart"/>
+      <w:r>
+        <w:t>print(</w:t>
+      </w:r>
+      <w:proofErr w:type="spellStart"/>
+      <w:r>
+        <w:t>len</w:t>
+      </w:r>
+      <w:proofErr w:type="spellEnd"/>
+      <w:r>
+        <w:t>("  "))  #</w:t>
+      </w:r>
+      <w:proofErr w:type="gramEnd"/>
+      <w:r>
+        <w:t xml:space="preserve"> 2 (spaces count)</w:t>
       </w:r>
     </w:p>
     <w:p>
@@ -688,13 +950,15 @@
         <w:pStyle w:val="Heading2"/>
       </w:pPr>
       <w:r>
-        <w:t>2</w:t>
-      </w:r>
-      <w:r>
-        <w:t xml:space="preserve">. </w:t>
-      </w:r>
-      <w:r>
-        <w:t>count()</w:t>
+        <w:t xml:space="preserve">2. </w:t>
+      </w:r>
+      <w:proofErr w:type="gramStart"/>
+      <w:r>
+        <w:t>count(</w:t>
+      </w:r>
+      <w:proofErr w:type="gramEnd"/>
+      <w:r>
+        <w:t>)</w:t>
       </w:r>
     </w:p>
     <w:p>
@@ -718,10 +982,7 @@
         <w:ind w:left="720"/>
       </w:pPr>
       <w:r>
-        <w:t>example</w:t>
-      </w:r>
-      <w:r>
-        <w:t>:</w:t>
+        <w:t>example:</w:t>
       </w:r>
     </w:p>
     <w:p>
@@ -734,7 +995,28 @@
         <w:ind w:left="1080"/>
       </w:pPr>
       <w:r>
-        <w:t>print("banana".count("a"))  # 3</w:t>
+        <w:t>print("</w:t>
+      </w:r>
+      <w:proofErr w:type="spellStart"/>
+      <w:r>
+        <w:t>banana</w:t>
+      </w:r>
+      <w:proofErr w:type="gramStart"/>
+      <w:r>
+        <w:t>".count</w:t>
+      </w:r>
+      <w:proofErr w:type="spellEnd"/>
+      <w:proofErr w:type="gramEnd"/>
+      <w:r>
+        <w:t>("a"</w:t>
+      </w:r>
+      <w:proofErr w:type="gramStart"/>
+      <w:r>
+        <w:t>))  #</w:t>
+      </w:r>
+      <w:proofErr w:type="gramEnd"/>
+      <w:r>
+        <w:t xml:space="preserve"> 3</w:t>
       </w:r>
     </w:p>
     <w:p>
@@ -747,7 +1029,28 @@
         <w:ind w:left="1080"/>
       </w:pPr>
       <w:r>
-        <w:t>print("banana".count("an"))  # 2</w:t>
+        <w:t>print("</w:t>
+      </w:r>
+      <w:proofErr w:type="spellStart"/>
+      <w:r>
+        <w:t>banana</w:t>
+      </w:r>
+      <w:proofErr w:type="gramStart"/>
+      <w:r>
+        <w:t>".count</w:t>
+      </w:r>
+      <w:proofErr w:type="spellEnd"/>
+      <w:proofErr w:type="gramEnd"/>
+      <w:r>
+        <w:t>("an"</w:t>
+      </w:r>
+      <w:proofErr w:type="gramStart"/>
+      <w:r>
+        <w:t>))  #</w:t>
+      </w:r>
+      <w:proofErr w:type="gramEnd"/>
+      <w:r>
+        <w:t xml:space="preserve"> 2</w:t>
       </w:r>
     </w:p>
     <w:p>
@@ -760,7 +1063,28 @@
         <w:ind w:left="1080"/>
       </w:pPr>
       <w:r>
-        <w:t>print("banana".count("z"))  # 0</w:t>
+        <w:t>print("</w:t>
+      </w:r>
+      <w:proofErr w:type="spellStart"/>
+      <w:r>
+        <w:t>banana</w:t>
+      </w:r>
+      <w:proofErr w:type="gramStart"/>
+      <w:r>
+        <w:t>".count</w:t>
+      </w:r>
+      <w:proofErr w:type="spellEnd"/>
+      <w:proofErr w:type="gramEnd"/>
+      <w:r>
+        <w:t>("z"</w:t>
+      </w:r>
+      <w:proofErr w:type="gramStart"/>
+      <w:r>
+        <w:t>))  #</w:t>
+      </w:r>
+      <w:proofErr w:type="gramEnd"/>
+      <w:r>
+        <w:t xml:space="preserve"> 0</w:t>
       </w:r>
     </w:p>
     <w:p>
@@ -768,16 +1092,15 @@
         <w:pStyle w:val="Heading2"/>
       </w:pPr>
       <w:r>
-        <w:t>3</w:t>
-      </w:r>
-      <w:r>
-        <w:t>.</w:t>
-      </w:r>
-      <w:r>
-        <w:t xml:space="preserve"> </w:t>
-      </w:r>
-      <w:r>
-        <w:t>title()</w:t>
+        <w:t xml:space="preserve">3. </w:t>
+      </w:r>
+      <w:proofErr w:type="gramStart"/>
+      <w:r>
+        <w:t>title(</w:t>
+      </w:r>
+      <w:proofErr w:type="gramEnd"/>
+      <w:r>
+        <w:t>)</w:t>
       </w:r>
     </w:p>
     <w:p>
@@ -801,10 +1124,7 @@
         <w:ind w:left="720"/>
       </w:pPr>
       <w:r>
-        <w:t>example</w:t>
-      </w:r>
-      <w:r>
-        <w:t>:</w:t>
+        <w:t>example:</w:t>
       </w:r>
     </w:p>
     <w:p>
@@ -816,8 +1136,34 @@
         </w:tabs>
         <w:ind w:left="1080"/>
       </w:pPr>
-      <w:r>
-        <w:t>print("hello world".title())  # Hello World</w:t>
+      <w:proofErr w:type="gramStart"/>
+      <w:r>
+        <w:t>print(</w:t>
+      </w:r>
+      <w:proofErr w:type="gramEnd"/>
+      <w:r>
+        <w:t xml:space="preserve">"hello </w:t>
+      </w:r>
+      <w:proofErr w:type="spellStart"/>
+      <w:r>
+        <w:t>world</w:t>
+      </w:r>
+      <w:proofErr w:type="gramStart"/>
+      <w:r>
+        <w:t>".title</w:t>
+      </w:r>
+      <w:proofErr w:type="spellEnd"/>
+      <w:proofErr w:type="gramEnd"/>
+      <w:r>
+        <w:t>(</w:t>
+      </w:r>
+      <w:proofErr w:type="gramStart"/>
+      <w:r>
+        <w:t>))  #</w:t>
+      </w:r>
+      <w:proofErr w:type="gramEnd"/>
+      <w:r>
+        <w:t xml:space="preserve"> Hello World</w:t>
       </w:r>
     </w:p>
     <w:p>
@@ -827,8 +1173,13 @@
       <w:r>
         <w:t xml:space="preserve">4. </w:t>
       </w:r>
-      <w:r>
-        <w:t>lower()</w:t>
+      <w:proofErr w:type="gramStart"/>
+      <w:r>
+        <w:t>lower(</w:t>
+      </w:r>
+      <w:proofErr w:type="gramEnd"/>
+      <w:r>
+        <w:t>)</w:t>
       </w:r>
     </w:p>
     <w:p>
@@ -852,10 +1203,7 @@
         <w:ind w:left="720"/>
       </w:pPr>
       <w:r>
-        <w:t>example</w:t>
-      </w:r>
-      <w:r>
-        <w:t>:</w:t>
+        <w:t>example:</w:t>
       </w:r>
     </w:p>
     <w:p>
@@ -868,7 +1216,28 @@
         <w:ind w:left="1080"/>
       </w:pPr>
       <w:r>
-        <w:t>print("HELLO".lower())  # hello</w:t>
+        <w:t>print("</w:t>
+      </w:r>
+      <w:proofErr w:type="spellStart"/>
+      <w:r>
+        <w:t>HELLO</w:t>
+      </w:r>
+      <w:proofErr w:type="gramStart"/>
+      <w:r>
+        <w:t>".lower</w:t>
+      </w:r>
+      <w:proofErr w:type="spellEnd"/>
+      <w:proofErr w:type="gramEnd"/>
+      <w:r>
+        <w:t>(</w:t>
+      </w:r>
+      <w:proofErr w:type="gramStart"/>
+      <w:r>
+        <w:t>))  #</w:t>
+      </w:r>
+      <w:proofErr w:type="gramEnd"/>
+      <w:r>
+        <w:t xml:space="preserve"> hello</w:t>
       </w:r>
     </w:p>
     <w:p>
@@ -878,8 +1247,13 @@
       <w:r>
         <w:t xml:space="preserve">5. </w:t>
       </w:r>
-      <w:r>
-        <w:t>upper()</w:t>
+      <w:proofErr w:type="gramStart"/>
+      <w:r>
+        <w:t>upper(</w:t>
+      </w:r>
+      <w:proofErr w:type="gramEnd"/>
+      <w:r>
+        <w:t>)</w:t>
       </w:r>
     </w:p>
     <w:p>
@@ -903,11 +1277,7 @@
         <w:ind w:left="720"/>
       </w:pPr>
       <w:r>
-        <w:lastRenderedPageBreak/>
-        <w:t>example</w:t>
-      </w:r>
-      <w:r>
-        <w:t>:</w:t>
+        <w:t>example:</w:t>
       </w:r>
     </w:p>
     <w:p>
@@ -920,7 +1290,28 @@
         <w:ind w:left="1080"/>
       </w:pPr>
       <w:r>
-        <w:t>print("hello".upper())  # HELLO</w:t>
+        <w:t>print("</w:t>
+      </w:r>
+      <w:proofErr w:type="spellStart"/>
+      <w:r>
+        <w:t>hello</w:t>
+      </w:r>
+      <w:proofErr w:type="gramStart"/>
+      <w:r>
+        <w:t>".upper</w:t>
+      </w:r>
+      <w:proofErr w:type="spellEnd"/>
+      <w:proofErr w:type="gramEnd"/>
+      <w:r>
+        <w:t>(</w:t>
+      </w:r>
+      <w:proofErr w:type="gramStart"/>
+      <w:r>
+        <w:t>))  #</w:t>
+      </w:r>
+      <w:proofErr w:type="gramEnd"/>
+      <w:r>
+        <w:t xml:space="preserve"> HELLO</w:t>
       </w:r>
     </w:p>
     <w:p>
@@ -928,10 +1319,21 @@
         <w:pStyle w:val="Heading2"/>
       </w:pPr>
       <w:r>
+        <w:lastRenderedPageBreak/>
         <w:t xml:space="preserve">6. </w:t>
       </w:r>
-      <w:r>
-        <w:t>istitle()</w:t>
+      <w:proofErr w:type="spellStart"/>
+      <w:proofErr w:type="gramStart"/>
+      <w:r>
+        <w:t>istitle</w:t>
+      </w:r>
+      <w:proofErr w:type="spellEnd"/>
+      <w:r>
+        <w:t>(</w:t>
+      </w:r>
+      <w:proofErr w:type="gramEnd"/>
+      <w:r>
+        <w:t>)</w:t>
       </w:r>
     </w:p>
     <w:p>
@@ -955,10 +1357,7 @@
         <w:ind w:left="720"/>
       </w:pPr>
       <w:r>
-        <w:t>example</w:t>
-      </w:r>
-      <w:r>
-        <w:t>:</w:t>
+        <w:t>example:</w:t>
       </w:r>
     </w:p>
     <w:p>
@@ -970,8 +1369,34 @@
         </w:tabs>
         <w:ind w:left="1080"/>
       </w:pPr>
-      <w:r>
-        <w:t>print("Hello World".istitle())  # True</w:t>
+      <w:proofErr w:type="gramStart"/>
+      <w:r>
+        <w:t>print(</w:t>
+      </w:r>
+      <w:proofErr w:type="gramEnd"/>
+      <w:r>
+        <w:t>"Hello World</w:t>
+      </w:r>
+      <w:proofErr w:type="gramStart"/>
+      <w:r>
+        <w:t>".</w:t>
+      </w:r>
+      <w:proofErr w:type="spellStart"/>
+      <w:r>
+        <w:t>istitle</w:t>
+      </w:r>
+      <w:proofErr w:type="spellEnd"/>
+      <w:proofErr w:type="gramEnd"/>
+      <w:r>
+        <w:t>(</w:t>
+      </w:r>
+      <w:proofErr w:type="gramStart"/>
+      <w:r>
+        <w:t>))  #</w:t>
+      </w:r>
+      <w:proofErr w:type="gramEnd"/>
+      <w:r>
+        <w:t xml:space="preserve"> True</w:t>
       </w:r>
     </w:p>
     <w:p>
@@ -983,8 +1408,34 @@
         </w:tabs>
         <w:ind w:left="1080"/>
       </w:pPr>
-      <w:r>
-        <w:t>print("hello world".istitle())  # False</w:t>
+      <w:proofErr w:type="gramStart"/>
+      <w:r>
+        <w:t>print(</w:t>
+      </w:r>
+      <w:proofErr w:type="gramEnd"/>
+      <w:r>
+        <w:t>"hello world</w:t>
+      </w:r>
+      <w:proofErr w:type="gramStart"/>
+      <w:r>
+        <w:t>".</w:t>
+      </w:r>
+      <w:proofErr w:type="spellStart"/>
+      <w:r>
+        <w:t>istitle</w:t>
+      </w:r>
+      <w:proofErr w:type="spellEnd"/>
+      <w:proofErr w:type="gramEnd"/>
+      <w:r>
+        <w:t>(</w:t>
+      </w:r>
+      <w:proofErr w:type="gramStart"/>
+      <w:r>
+        <w:t>))  #</w:t>
+      </w:r>
+      <w:proofErr w:type="gramEnd"/>
+      <w:r>
+        <w:t xml:space="preserve"> False</w:t>
       </w:r>
     </w:p>
     <w:p>
@@ -994,8 +1445,18 @@
       <w:r>
         <w:t xml:space="preserve">7. </w:t>
       </w:r>
-      <w:r>
-        <w:t>islower()</w:t>
+      <w:proofErr w:type="spellStart"/>
+      <w:proofErr w:type="gramStart"/>
+      <w:r>
+        <w:t>islower</w:t>
+      </w:r>
+      <w:proofErr w:type="spellEnd"/>
+      <w:r>
+        <w:t>(</w:t>
+      </w:r>
+      <w:proofErr w:type="gramEnd"/>
+      <w:r>
+        <w:t>)</w:t>
       </w:r>
     </w:p>
     <w:p>
@@ -1019,10 +1480,7 @@
         <w:ind w:left="720"/>
       </w:pPr>
       <w:r>
-        <w:t>example</w:t>
-      </w:r>
-      <w:r>
-        <w:t>:</w:t>
+        <w:t>example:</w:t>
       </w:r>
     </w:p>
     <w:p>
@@ -1035,7 +1493,28 @@
         <w:ind w:left="1080"/>
       </w:pPr>
       <w:r>
-        <w:t>print("hello".islower())  # True</w:t>
+        <w:t>print("hello</w:t>
+      </w:r>
+      <w:proofErr w:type="gramStart"/>
+      <w:r>
+        <w:t>".</w:t>
+      </w:r>
+      <w:proofErr w:type="spellStart"/>
+      <w:r>
+        <w:t>islower</w:t>
+      </w:r>
+      <w:proofErr w:type="spellEnd"/>
+      <w:proofErr w:type="gramEnd"/>
+      <w:r>
+        <w:t>(</w:t>
+      </w:r>
+      <w:proofErr w:type="gramStart"/>
+      <w:r>
+        <w:t>))  #</w:t>
+      </w:r>
+      <w:proofErr w:type="gramEnd"/>
+      <w:r>
+        <w:t xml:space="preserve"> True</w:t>
       </w:r>
     </w:p>
     <w:p>
@@ -1048,7 +1527,28 @@
         <w:ind w:left="1080"/>
       </w:pPr>
       <w:r>
-        <w:t>print("Hello".islower())  # False</w:t>
+        <w:t>print("Hello</w:t>
+      </w:r>
+      <w:proofErr w:type="gramStart"/>
+      <w:r>
+        <w:t>".</w:t>
+      </w:r>
+      <w:proofErr w:type="spellStart"/>
+      <w:r>
+        <w:t>islower</w:t>
+      </w:r>
+      <w:proofErr w:type="spellEnd"/>
+      <w:proofErr w:type="gramEnd"/>
+      <w:r>
+        <w:t>(</w:t>
+      </w:r>
+      <w:proofErr w:type="gramStart"/>
+      <w:r>
+        <w:t>))  #</w:t>
+      </w:r>
+      <w:proofErr w:type="gramEnd"/>
+      <w:r>
+        <w:t xml:space="preserve"> False</w:t>
       </w:r>
     </w:p>
     <w:p>
@@ -1058,8 +1558,18 @@
       <w:r>
         <w:t xml:space="preserve">8. </w:t>
       </w:r>
-      <w:r>
-        <w:t>isupper()</w:t>
+      <w:proofErr w:type="spellStart"/>
+      <w:proofErr w:type="gramStart"/>
+      <w:r>
+        <w:t>isupper</w:t>
+      </w:r>
+      <w:proofErr w:type="spellEnd"/>
+      <w:r>
+        <w:t>(</w:t>
+      </w:r>
+      <w:proofErr w:type="gramEnd"/>
+      <w:r>
+        <w:t>)</w:t>
       </w:r>
     </w:p>
     <w:p>
@@ -1083,10 +1593,7 @@
         <w:ind w:left="720"/>
       </w:pPr>
       <w:r>
-        <w:t>example</w:t>
-      </w:r>
-      <w:r>
-        <w:t>:</w:t>
+        <w:t>example:</w:t>
       </w:r>
     </w:p>
     <w:p>
@@ -1099,7 +1606,28 @@
         <w:ind w:left="1080"/>
       </w:pPr>
       <w:r>
-        <w:t>print("HELLO".isupper())  # True</w:t>
+        <w:t>print("HELLO</w:t>
+      </w:r>
+      <w:proofErr w:type="gramStart"/>
+      <w:r>
+        <w:t>".</w:t>
+      </w:r>
+      <w:proofErr w:type="spellStart"/>
+      <w:r>
+        <w:t>isupper</w:t>
+      </w:r>
+      <w:proofErr w:type="spellEnd"/>
+      <w:proofErr w:type="gramEnd"/>
+      <w:r>
+        <w:t>(</w:t>
+      </w:r>
+      <w:proofErr w:type="gramStart"/>
+      <w:r>
+        <w:t>))  #</w:t>
+      </w:r>
+      <w:proofErr w:type="gramEnd"/>
+      <w:r>
+        <w:t xml:space="preserve"> True</w:t>
       </w:r>
     </w:p>
     <w:p>
@@ -1112,7 +1640,28 @@
         <w:ind w:left="1080"/>
       </w:pPr>
       <w:r>
-        <w:t>print("Hello".isupper())  # False</w:t>
+        <w:t>print("Hello</w:t>
+      </w:r>
+      <w:proofErr w:type="gramStart"/>
+      <w:r>
+        <w:t>".</w:t>
+      </w:r>
+      <w:proofErr w:type="spellStart"/>
+      <w:r>
+        <w:t>isupper</w:t>
+      </w:r>
+      <w:proofErr w:type="spellEnd"/>
+      <w:proofErr w:type="gramEnd"/>
+      <w:r>
+        <w:t>(</w:t>
+      </w:r>
+      <w:proofErr w:type="gramStart"/>
+      <w:r>
+        <w:t>))  #</w:t>
+      </w:r>
+      <w:proofErr w:type="gramEnd"/>
+      <w:r>
+        <w:t xml:space="preserve"> False</w:t>
       </w:r>
     </w:p>
     <w:p>
@@ -1122,8 +1671,13 @@
       <w:r>
         <w:t xml:space="preserve">9. </w:t>
       </w:r>
-      <w:r>
-        <w:t>find()</w:t>
+      <w:proofErr w:type="gramStart"/>
+      <w:r>
+        <w:t>find(</w:t>
+      </w:r>
+      <w:proofErr w:type="gramEnd"/>
+      <w:r>
+        <w:t>)</w:t>
       </w:r>
     </w:p>
     <w:p>
@@ -1147,10 +1701,7 @@
         <w:ind w:left="720"/>
       </w:pPr>
       <w:r>
-        <w:t>example</w:t>
-      </w:r>
-      <w:r>
-        <w:t>:</w:t>
+        <w:t>example:</w:t>
       </w:r>
     </w:p>
     <w:p>
@@ -1163,7 +1714,28 @@
         <w:ind w:left="1080"/>
       </w:pPr>
       <w:r>
-        <w:t>print("banana".find("a"))  # 1</w:t>
+        <w:t>print("</w:t>
+      </w:r>
+      <w:proofErr w:type="spellStart"/>
+      <w:r>
+        <w:t>banana</w:t>
+      </w:r>
+      <w:proofErr w:type="gramStart"/>
+      <w:r>
+        <w:t>".find</w:t>
+      </w:r>
+      <w:proofErr w:type="spellEnd"/>
+      <w:proofErr w:type="gramEnd"/>
+      <w:r>
+        <w:t>("a"</w:t>
+      </w:r>
+      <w:proofErr w:type="gramStart"/>
+      <w:r>
+        <w:t>))  #</w:t>
+      </w:r>
+      <w:proofErr w:type="gramEnd"/>
+      <w:r>
+        <w:t xml:space="preserve"> 1</w:t>
       </w:r>
     </w:p>
     <w:p>
@@ -1176,7 +1748,28 @@
         <w:ind w:left="1080"/>
       </w:pPr>
       <w:r>
-        <w:t>print("banana".find("z"))  # -1</w:t>
+        <w:t>print("</w:t>
+      </w:r>
+      <w:proofErr w:type="spellStart"/>
+      <w:r>
+        <w:t>banana</w:t>
+      </w:r>
+      <w:proofErr w:type="gramStart"/>
+      <w:r>
+        <w:t>".find</w:t>
+      </w:r>
+      <w:proofErr w:type="spellEnd"/>
+      <w:proofErr w:type="gramEnd"/>
+      <w:r>
+        <w:t>("z"</w:t>
+      </w:r>
+      <w:proofErr w:type="gramStart"/>
+      <w:r>
+        <w:t>))  #</w:t>
+      </w:r>
+      <w:proofErr w:type="gramEnd"/>
+      <w:r>
+        <w:t xml:space="preserve"> -1</w:t>
       </w:r>
     </w:p>
     <w:p>
@@ -1186,8 +1779,18 @@
       <w:r>
         <w:t xml:space="preserve">10. </w:t>
       </w:r>
-      <w:r>
-        <w:t>rfind()</w:t>
+      <w:proofErr w:type="spellStart"/>
+      <w:proofErr w:type="gramStart"/>
+      <w:r>
+        <w:t>rfind</w:t>
+      </w:r>
+      <w:proofErr w:type="spellEnd"/>
+      <w:r>
+        <w:t>(</w:t>
+      </w:r>
+      <w:proofErr w:type="gramEnd"/>
+      <w:r>
+        <w:t>)</w:t>
       </w:r>
     </w:p>
     <w:p>
@@ -1211,10 +1814,7 @@
         <w:ind w:left="720"/>
       </w:pPr>
       <w:r>
-        <w:t>example</w:t>
-      </w:r>
-      <w:r>
-        <w:t>:</w:t>
+        <w:t>example:</w:t>
       </w:r>
     </w:p>
     <w:p>
@@ -1227,7 +1827,28 @@
         <w:ind w:left="1080"/>
       </w:pPr>
       <w:r>
-        <w:t>print("banana".rfind("a"))  # 5</w:t>
+        <w:t>print("banana</w:t>
+      </w:r>
+      <w:proofErr w:type="gramStart"/>
+      <w:r>
+        <w:t>".</w:t>
+      </w:r>
+      <w:proofErr w:type="spellStart"/>
+      <w:r>
+        <w:t>rfind</w:t>
+      </w:r>
+      <w:proofErr w:type="spellEnd"/>
+      <w:proofErr w:type="gramEnd"/>
+      <w:r>
+        <w:t>("a"</w:t>
+      </w:r>
+      <w:proofErr w:type="gramStart"/>
+      <w:r>
+        <w:t>))  #</w:t>
+      </w:r>
+      <w:proofErr w:type="gramEnd"/>
+      <w:r>
+        <w:t xml:space="preserve"> 5</w:t>
       </w:r>
     </w:p>
     <w:p>
@@ -1237,8 +1858,13 @@
       <w:r>
         <w:t xml:space="preserve">11. </w:t>
       </w:r>
-      <w:r>
-        <w:t>index()</w:t>
+      <w:proofErr w:type="gramStart"/>
+      <w:r>
+        <w:t>index(</w:t>
+      </w:r>
+      <w:proofErr w:type="gramEnd"/>
+      <w:r>
+        <w:t>)</w:t>
       </w:r>
     </w:p>
     <w:p>
@@ -1254,7 +1880,23 @@
           <w:b/>
           <w:bCs/>
         </w:rPr>
-        <w:t>Similar to find(), raises error if not found</w:t>
+        <w:t xml:space="preserve">Similar to </w:t>
+      </w:r>
+      <w:proofErr w:type="gramStart"/>
+      <w:r>
+        <w:rPr>
+          <w:b/>
+          <w:bCs/>
+        </w:rPr>
+        <w:t>find(</w:t>
+      </w:r>
+      <w:proofErr w:type="gramEnd"/>
+      <w:r>
+        <w:rPr>
+          <w:b/>
+          <w:bCs/>
+        </w:rPr>
+        <w:t>), raises error if not found</w:t>
       </w:r>
     </w:p>
     <w:p>
@@ -1262,10 +1904,7 @@
         <w:ind w:left="720"/>
       </w:pPr>
       <w:r>
-        <w:t>example</w:t>
-      </w:r>
-      <w:r>
-        <w:t>:</w:t>
+        <w:t>example:</w:t>
       </w:r>
     </w:p>
     <w:p>
@@ -1278,8 +1917,28 @@
         <w:ind w:left="1080"/>
       </w:pPr>
       <w:r>
-        <w:lastRenderedPageBreak/>
-        <w:t>print("banana".index("a"))  # 1</w:t>
+        <w:t>print("</w:t>
+      </w:r>
+      <w:proofErr w:type="spellStart"/>
+      <w:r>
+        <w:t>banana</w:t>
+      </w:r>
+      <w:proofErr w:type="gramStart"/>
+      <w:r>
+        <w:t>".index</w:t>
+      </w:r>
+      <w:proofErr w:type="spellEnd"/>
+      <w:proofErr w:type="gramEnd"/>
+      <w:r>
+        <w:t>("a"</w:t>
+      </w:r>
+      <w:proofErr w:type="gramStart"/>
+      <w:r>
+        <w:t>))  #</w:t>
+      </w:r>
+      <w:proofErr w:type="gramEnd"/>
+      <w:r>
+        <w:t xml:space="preserve"> 1</w:t>
       </w:r>
     </w:p>
     <w:p>
@@ -1292,7 +1951,28 @@
         <w:ind w:left="1080"/>
       </w:pPr>
       <w:r>
-        <w:t># print("banana".index("z"))  # Error</w:t>
+        <w:t># print("</w:t>
+      </w:r>
+      <w:proofErr w:type="spellStart"/>
+      <w:r>
+        <w:t>banana</w:t>
+      </w:r>
+      <w:proofErr w:type="gramStart"/>
+      <w:r>
+        <w:t>".index</w:t>
+      </w:r>
+      <w:proofErr w:type="spellEnd"/>
+      <w:proofErr w:type="gramEnd"/>
+      <w:r>
+        <w:t>("z"</w:t>
+      </w:r>
+      <w:proofErr w:type="gramStart"/>
+      <w:r>
+        <w:t>))  #</w:t>
+      </w:r>
+      <w:proofErr w:type="gramEnd"/>
+      <w:r>
+        <w:t xml:space="preserve"> Error</w:t>
       </w:r>
     </w:p>
     <w:p>
@@ -1300,10 +1980,21 @@
         <w:pStyle w:val="Heading2"/>
       </w:pPr>
       <w:r>
+        <w:lastRenderedPageBreak/>
         <w:t xml:space="preserve">12. </w:t>
       </w:r>
-      <w:r>
-        <w:t>rindex()</w:t>
+      <w:proofErr w:type="spellStart"/>
+      <w:proofErr w:type="gramStart"/>
+      <w:r>
+        <w:t>rindex</w:t>
+      </w:r>
+      <w:proofErr w:type="spellEnd"/>
+      <w:r>
+        <w:t>(</w:t>
+      </w:r>
+      <w:proofErr w:type="gramEnd"/>
+      <w:r>
+        <w:t>)</w:t>
       </w:r>
     </w:p>
     <w:p>
@@ -1327,10 +2018,7 @@
         <w:ind w:left="720"/>
       </w:pPr>
       <w:r>
-        <w:t>example</w:t>
-      </w:r>
-      <w:r>
-        <w:t>:</w:t>
+        <w:t>example:</w:t>
       </w:r>
     </w:p>
     <w:p>
@@ -1343,7 +2031,28 @@
         <w:ind w:left="1080"/>
       </w:pPr>
       <w:r>
-        <w:t>print("banana".rindex("a"))  # 5</w:t>
+        <w:t>print("banana</w:t>
+      </w:r>
+      <w:proofErr w:type="gramStart"/>
+      <w:r>
+        <w:t>".</w:t>
+      </w:r>
+      <w:proofErr w:type="spellStart"/>
+      <w:r>
+        <w:t>rindex</w:t>
+      </w:r>
+      <w:proofErr w:type="spellEnd"/>
+      <w:proofErr w:type="gramEnd"/>
+      <w:r>
+        <w:t>("a"</w:t>
+      </w:r>
+      <w:proofErr w:type="gramStart"/>
+      <w:r>
+        <w:t>))  #</w:t>
+      </w:r>
+      <w:proofErr w:type="gramEnd"/>
+      <w:r>
+        <w:t xml:space="preserve"> 5</w:t>
       </w:r>
     </w:p>
     <w:p>
@@ -1436,13 +2145,23 @@
                 <w:lang w:val="en-IN"/>
               </w:rPr>
             </w:pPr>
+            <w:proofErr w:type="gramStart"/>
             <w:r>
               <w:rPr>
                 <w:b/>
                 <w:bCs/>
                 <w:lang w:val="en-IN"/>
               </w:rPr>
-              <w:t>find()</w:t>
+              <w:t>find(</w:t>
+            </w:r>
+            <w:proofErr w:type="gramEnd"/>
+            <w:r>
+              <w:rPr>
+                <w:b/>
+                <w:bCs/>
+                <w:lang w:val="en-IN"/>
+              </w:rPr>
+              <w:t>)</w:t>
             </w:r>
           </w:p>
         </w:tc>
@@ -1466,13 +2185,23 @@
                 <w:lang w:val="en-IN"/>
               </w:rPr>
             </w:pPr>
+            <w:proofErr w:type="gramStart"/>
             <w:r>
               <w:rPr>
                 <w:b/>
                 <w:bCs/>
                 <w:lang w:val="en-IN"/>
               </w:rPr>
-              <w:t>index()</w:t>
+              <w:t>index(</w:t>
+            </w:r>
+            <w:proofErr w:type="gramEnd"/>
+            <w:r>
+              <w:rPr>
+                <w:b/>
+                <w:bCs/>
+                <w:lang w:val="en-IN"/>
+              </w:rPr>
+              <w:t>)</w:t>
             </w:r>
           </w:p>
         </w:tc>
@@ -1656,7 +2385,25 @@
                 <w:bCs/>
                 <w:lang w:val="en-IN"/>
               </w:rPr>
-              <w:t>Raises error (ValueError)</w:t>
+              <w:t>Raises error (</w:t>
+            </w:r>
+            <w:proofErr w:type="spellStart"/>
+            <w:r>
+              <w:rPr>
+                <w:b/>
+                <w:bCs/>
+                <w:lang w:val="en-IN"/>
+              </w:rPr>
+              <w:t>ValueError</w:t>
+            </w:r>
+            <w:proofErr w:type="spellEnd"/>
+            <w:r>
+              <w:rPr>
+                <w:b/>
+                <w:bCs/>
+                <w:lang w:val="en-IN"/>
+              </w:rPr>
+              <w:t>)</w:t>
             </w:r>
           </w:p>
         </w:tc>
@@ -1792,11 +2539,21 @@
                 <w:lang w:val="en-IN"/>
               </w:rPr>
             </w:pPr>
+            <w:proofErr w:type="spellStart"/>
+            <w:proofErr w:type="gramStart"/>
             <w:r>
               <w:rPr>
                 <w:lang w:val="en-IN"/>
               </w:rPr>
-              <w:t>string.find(substring)</w:t>
+              <w:t>string.find</w:t>
+            </w:r>
+            <w:proofErr w:type="spellEnd"/>
+            <w:proofErr w:type="gramEnd"/>
+            <w:r>
+              <w:rPr>
+                <w:lang w:val="en-IN"/>
+              </w:rPr>
+              <w:t>(substring)</w:t>
             </w:r>
           </w:p>
         </w:tc>
@@ -1818,11 +2575,21 @@
                 <w:lang w:val="en-IN"/>
               </w:rPr>
             </w:pPr>
+            <w:proofErr w:type="spellStart"/>
+            <w:proofErr w:type="gramStart"/>
             <w:r>
               <w:rPr>
                 <w:lang w:val="en-IN"/>
               </w:rPr>
-              <w:t>string.index(substring)</w:t>
+              <w:t>string.index</w:t>
+            </w:r>
+            <w:proofErr w:type="spellEnd"/>
+            <w:proofErr w:type="gramEnd"/>
+            <w:r>
+              <w:rPr>
+                <w:lang w:val="en-IN"/>
+              </w:rPr>
+              <w:t>(substring)</w:t>
             </w:r>
           </w:p>
         </w:tc>
@@ -1845,8 +2612,13 @@
       <w:r>
         <w:t xml:space="preserve">13. </w:t>
       </w:r>
-      <w:r>
-        <w:t>replace()</w:t>
+      <w:proofErr w:type="gramStart"/>
+      <w:r>
+        <w:t>replace(</w:t>
+      </w:r>
+      <w:proofErr w:type="gramEnd"/>
+      <w:r>
+        <w:t>)</w:t>
       </w:r>
     </w:p>
     <w:p>
@@ -1870,10 +2642,7 @@
         <w:ind w:left="720"/>
       </w:pPr>
       <w:r>
-        <w:t>example</w:t>
-      </w:r>
-      <w:r>
-        <w:t>:</w:t>
+        <w:t>example:</w:t>
       </w:r>
     </w:p>
     <w:p>
@@ -1885,8 +2654,26 @@
         </w:tabs>
         <w:ind w:left="1080"/>
       </w:pPr>
-      <w:r>
-        <w:t>print("hello world".replace("</w:t>
+      <w:proofErr w:type="gramStart"/>
+      <w:r>
+        <w:t>print(</w:t>
+      </w:r>
+      <w:proofErr w:type="gramEnd"/>
+      <w:r>
+        <w:t xml:space="preserve">"hello </w:t>
+      </w:r>
+      <w:proofErr w:type="spellStart"/>
+      <w:r>
+        <w:t>world</w:t>
+      </w:r>
+      <w:proofErr w:type="gramStart"/>
+      <w:r>
+        <w:t>".replace</w:t>
+      </w:r>
+      <w:proofErr w:type="spellEnd"/>
+      <w:proofErr w:type="gramEnd"/>
+      <w:r>
+        <w:t>("</w:t>
       </w:r>
       <w:r>
         <w:rPr>
@@ -1906,7 +2693,15 @@
         <w:t>Python</w:t>
       </w:r>
       <w:r>
-        <w:t>"))  # hello Python</w:t>
+        <w:t>"</w:t>
+      </w:r>
+      <w:proofErr w:type="gramStart"/>
+      <w:r>
+        <w:t>))  #</w:t>
+      </w:r>
+      <w:proofErr w:type="gramEnd"/>
+      <w:r>
+        <w:t xml:space="preserve"> hello Python</w:t>
       </w:r>
     </w:p>
     <w:p>
@@ -1916,8 +2711,18 @@
       <w:r>
         <w:t xml:space="preserve">14. </w:t>
       </w:r>
-      <w:r>
-        <w:t>isalpha()</w:t>
+      <w:proofErr w:type="spellStart"/>
+      <w:proofErr w:type="gramStart"/>
+      <w:r>
+        <w:t>isalpha</w:t>
+      </w:r>
+      <w:proofErr w:type="spellEnd"/>
+      <w:r>
+        <w:t>(</w:t>
+      </w:r>
+      <w:proofErr w:type="gramEnd"/>
+      <w:r>
+        <w:t>)</w:t>
       </w:r>
     </w:p>
     <w:p>
@@ -1941,10 +2746,7 @@
         <w:ind w:left="720"/>
       </w:pPr>
       <w:r>
-        <w:t>example</w:t>
-      </w:r>
-      <w:r>
-        <w:t>:</w:t>
+        <w:t>example:</w:t>
       </w:r>
     </w:p>
     <w:p>
@@ -1957,7 +2759,33 @@
         <w:ind w:left="1080"/>
       </w:pPr>
       <w:r>
-        <w:t>print("abc".isalpha())  # True</w:t>
+        <w:t>print("</w:t>
+      </w:r>
+      <w:proofErr w:type="spellStart"/>
+      <w:r>
+        <w:t>abc</w:t>
+      </w:r>
+      <w:proofErr w:type="spellEnd"/>
+      <w:proofErr w:type="gramStart"/>
+      <w:r>
+        <w:t>".</w:t>
+      </w:r>
+      <w:proofErr w:type="spellStart"/>
+      <w:r>
+        <w:t>isalpha</w:t>
+      </w:r>
+      <w:proofErr w:type="spellEnd"/>
+      <w:proofErr w:type="gramEnd"/>
+      <w:r>
+        <w:t>(</w:t>
+      </w:r>
+      <w:proofErr w:type="gramStart"/>
+      <w:r>
+        <w:t>))  #</w:t>
+      </w:r>
+      <w:proofErr w:type="gramEnd"/>
+      <w:r>
+        <w:t xml:space="preserve"> True</w:t>
       </w:r>
     </w:p>
     <w:p>
@@ -1970,7 +2798,23 @@
         <w:ind w:left="1080"/>
       </w:pPr>
       <w:r>
-        <w:t>print("abc123".isalpha())  # False</w:t>
+        <w:t>print("abc123</w:t>
+      </w:r>
+      <w:proofErr w:type="gramStart"/>
+      <w:r>
+        <w:t>".isalpha</w:t>
+      </w:r>
+      <w:proofErr w:type="gramEnd"/>
+      <w:r>
+        <w:t>(</w:t>
+      </w:r>
+      <w:proofErr w:type="gramStart"/>
+      <w:r>
+        <w:t>))  #</w:t>
+      </w:r>
+      <w:proofErr w:type="gramEnd"/>
+      <w:r>
+        <w:t xml:space="preserve"> False</w:t>
       </w:r>
     </w:p>
     <w:p>
@@ -1980,8 +2824,18 @@
       <w:r>
         <w:t xml:space="preserve">15. </w:t>
       </w:r>
-      <w:r>
-        <w:t>isalnum()</w:t>
+      <w:proofErr w:type="spellStart"/>
+      <w:proofErr w:type="gramStart"/>
+      <w:r>
+        <w:t>isalnum</w:t>
+      </w:r>
+      <w:proofErr w:type="spellEnd"/>
+      <w:r>
+        <w:t>(</w:t>
+      </w:r>
+      <w:proofErr w:type="gramEnd"/>
+      <w:r>
+        <w:t>)</w:t>
       </w:r>
     </w:p>
     <w:p>
@@ -2005,10 +2859,7 @@
         <w:ind w:left="720"/>
       </w:pPr>
       <w:r>
-        <w:t>example</w:t>
-      </w:r>
-      <w:r>
-        <w:t>:</w:t>
+        <w:t>example:</w:t>
       </w:r>
     </w:p>
     <w:p>
@@ -2021,7 +2872,23 @@
         <w:ind w:left="1080"/>
       </w:pPr>
       <w:r>
-        <w:t>print("abc123".isalnum())  # True</w:t>
+        <w:t>print("abc123</w:t>
+      </w:r>
+      <w:proofErr w:type="gramStart"/>
+      <w:r>
+        <w:t>".isalnum</w:t>
+      </w:r>
+      <w:proofErr w:type="gramEnd"/>
+      <w:r>
+        <w:t>(</w:t>
+      </w:r>
+      <w:proofErr w:type="gramStart"/>
+      <w:r>
+        <w:t>))  #</w:t>
+      </w:r>
+      <w:proofErr w:type="gramEnd"/>
+      <w:r>
+        <w:t xml:space="preserve"> True</w:t>
       </w:r>
     </w:p>
     <w:p>
@@ -2033,47 +2900,122 @@
         </w:tabs>
         <w:ind w:left="1080"/>
       </w:pPr>
-      <w:r>
-        <w:lastRenderedPageBreak/>
-        <w:t>print("abc 123".isalnum())  # False</w:t>
+      <w:proofErr w:type="gramStart"/>
+      <w:r>
+        <w:t>print(</w:t>
+      </w:r>
+      <w:proofErr w:type="gramEnd"/>
+      <w:r>
+        <w:t>"</w:t>
+      </w:r>
+      <w:proofErr w:type="spellStart"/>
+      <w:r>
+        <w:t>abc</w:t>
+      </w:r>
+      <w:proofErr w:type="spellEnd"/>
+      <w:r>
+        <w:t xml:space="preserve"> 123</w:t>
+      </w:r>
+      <w:proofErr w:type="gramStart"/>
+      <w:r>
+        <w:t>".isalnum</w:t>
+      </w:r>
+      <w:proofErr w:type="gramEnd"/>
+      <w:r>
+        <w:t>(</w:t>
+      </w:r>
+      <w:proofErr w:type="gramStart"/>
+      <w:r>
+        <w:t>))  #</w:t>
+      </w:r>
+      <w:proofErr w:type="gramEnd"/>
+      <w:r>
+        <w:t xml:space="preserve"> False</w:t>
       </w:r>
     </w:p>
     <w:p>
       <w:pPr>
         <w:pStyle w:val="Heading2"/>
-      </w:pPr>
-      <w:r>
+        <w:rPr>
+          <w:lang w:val="en-IN"/>
+        </w:rPr>
+      </w:pPr>
+      <w:r>
+        <w:lastRenderedPageBreak/>
         <w:t xml:space="preserve">16. </w:t>
       </w:r>
-      <w:r>
-        <w:t>isdecimal()</w:t>
+      <w:proofErr w:type="spellStart"/>
+      <w:proofErr w:type="gramStart"/>
+      <w:r>
+        <w:t>isdecimal</w:t>
+      </w:r>
+      <w:proofErr w:type="spellEnd"/>
+      <w:r>
+        <w:t>(</w:t>
+      </w:r>
+      <w:proofErr w:type="gramEnd"/>
+      <w:r>
+        <w:t>)</w:t>
       </w:r>
     </w:p>
     <w:p>
       <w:pPr>
-        <w:ind w:left="720"/>
+        <w:pStyle w:val="ListParagraph"/>
+        <w:numPr>
+          <w:ilvl w:val="0"/>
+          <w:numId w:val="24"/>
+        </w:numPr>
+        <w:rPr>
+          <w:rFonts w:ascii="Segoe UI Emoji" w:hAnsi="Segoe UI Emoji" w:cs="Segoe UI Emoji"/>
+          <w:lang w:val="en-IN"/>
+        </w:rPr>
+      </w:pPr>
+      <w:r>
+        <w:rPr>
+          <w:lang w:val="en-IN"/>
+        </w:rPr>
+        <w:t xml:space="preserve">Returns True only if all characters are </w:t>
+      </w:r>
+      <w:r>
         <w:rPr>
           <w:b/>
           <w:bCs/>
-        </w:rPr>
-      </w:pPr>
-      <w:r>
-        <w:rPr>
-          <w:b/>
-          <w:bCs/>
-        </w:rPr>
-        <w:t>Checks only decimal characters</w:t>
+          <w:lang w:val="en-IN"/>
+        </w:rPr>
+        <w:t>decimal digits (0–9).</w:t>
       </w:r>
     </w:p>
     <w:p>
       <w:pPr>
+        <w:pStyle w:val="ListParagraph"/>
+        <w:numPr>
+          <w:ilvl w:val="0"/>
+          <w:numId w:val="24"/>
+        </w:numPr>
+        <w:rPr>
+          <w:rFonts w:ascii="Segoe UI Emoji" w:hAnsi="Segoe UI Emoji" w:cs="Segoe UI Emoji"/>
+          <w:lang w:val="en-IN"/>
+        </w:rPr>
+      </w:pPr>
+      <w:r>
+        <w:rPr>
+          <w:lang w:val="en-IN"/>
+        </w:rPr>
+        <w:t>Does not consider superscripts, fractions, or symbols</w:t>
+      </w:r>
+      <w:r>
+        <w:rPr>
+          <w:lang w:val="en-IN"/>
+        </w:rPr>
+        <w:t>.</w:t>
+      </w:r>
+    </w:p>
+    <w:p>
+      <w:pPr>
         <w:ind w:left="720"/>
       </w:pPr>
       <w:r>
-        <w:t>example</w:t>
-      </w:r>
-      <w:r>
-        <w:t>:</w:t>
+        <w:t>example:</w:t>
       </w:r>
     </w:p>
     <w:p>
@@ -2084,9 +3026,43 @@
           <w:tab w:val="num" w:pos="1080"/>
         </w:tabs>
         <w:ind w:left="1080"/>
-      </w:pPr>
-      <w:r>
-        <w:t>print("123".isdecimal())  # True</w:t>
+        <w:rPr>
+          <w:lang w:val="en-IN"/>
+        </w:rPr>
+      </w:pPr>
+      <w:r>
+        <w:rPr>
+          <w:lang w:val="en-IN"/>
+        </w:rPr>
+        <w:t>print("123</w:t>
+      </w:r>
+      <w:proofErr w:type="gramStart"/>
+      <w:r>
+        <w:rPr>
+          <w:lang w:val="en-IN"/>
+        </w:rPr>
+        <w:t>".isdecimal</w:t>
+      </w:r>
+      <w:proofErr w:type="gramEnd"/>
+      <w:r>
+        <w:rPr>
+          <w:lang w:val="en-IN"/>
+        </w:rPr>
+        <w:t>(</w:t>
+      </w:r>
+      <w:proofErr w:type="gramStart"/>
+      <w:r>
+        <w:rPr>
+          <w:lang w:val="en-IN"/>
+        </w:rPr>
+        <w:t xml:space="preserve">))   </w:t>
+      </w:r>
+      <w:proofErr w:type="gramEnd"/>
+      <w:r>
+        <w:rPr>
+          <w:lang w:val="en-IN"/>
+        </w:rPr>
+        <w:t># True</w:t>
       </w:r>
     </w:p>
     <w:p>
@@ -2097,47 +3073,57 @@
           <w:tab w:val="num" w:pos="1080"/>
         </w:tabs>
         <w:ind w:left="1080"/>
-      </w:pPr>
-      <w:r>
-        <w:t>print("12.3".isdecimal())  # False</w:t>
-      </w:r>
-    </w:p>
-    <w:p>
-      <w:pPr>
-        <w:pStyle w:val="Heading2"/>
-      </w:pPr>
-      <w:r>
-        <w:t xml:space="preserve">17. </w:t>
-      </w:r>
-      <w:r>
-        <w:t>isdigit()</w:t>
-      </w:r>
-    </w:p>
-    <w:p>
-      <w:pPr>
-        <w:ind w:left="720"/>
-        <w:rPr>
-          <w:b/>
-          <w:bCs/>
-        </w:rPr>
-      </w:pPr>
-      <w:r>
-        <w:rPr>
-          <w:b/>
-          <w:bCs/>
-        </w:rPr>
-        <w:t>True if all characters are digits</w:t>
-      </w:r>
-    </w:p>
-    <w:p>
-      <w:pPr>
-        <w:ind w:left="720"/>
-      </w:pPr>
-      <w:r>
-        <w:t>example</w:t>
-      </w:r>
-      <w:r>
-        <w:t>:</w:t>
+        <w:rPr>
+          <w:lang w:val="en-IN"/>
+        </w:rPr>
+      </w:pPr>
+      <w:r>
+        <w:rPr>
+          <w:lang w:val="en-IN"/>
+        </w:rPr>
+        <w:t>print("12.3</w:t>
+      </w:r>
+      <w:proofErr w:type="gramStart"/>
+      <w:r>
+        <w:rPr>
+          <w:lang w:val="en-IN"/>
+        </w:rPr>
+        <w:t>".isdecimal</w:t>
+      </w:r>
+      <w:proofErr w:type="gramEnd"/>
+      <w:r>
+        <w:rPr>
+          <w:lang w:val="en-IN"/>
+        </w:rPr>
+        <w:t>(</w:t>
+      </w:r>
+      <w:proofErr w:type="gramStart"/>
+      <w:r>
+        <w:rPr>
+          <w:lang w:val="en-IN"/>
+        </w:rPr>
+        <w:t>))  #</w:t>
+      </w:r>
+      <w:proofErr w:type="gramEnd"/>
+      <w:r>
+        <w:rPr>
+          <w:lang w:val="en-IN"/>
+        </w:rPr>
+        <w:t xml:space="preserve"> False (</w:t>
+      </w:r>
+      <w:proofErr w:type="gramStart"/>
+      <w:r>
+        <w:rPr>
+          <w:lang w:val="en-IN"/>
+        </w:rPr>
+        <w:t>contains .</w:t>
+      </w:r>
+      <w:proofErr w:type="gramEnd"/>
+      <w:r>
+        <w:rPr>
+          <w:lang w:val="en-IN"/>
+        </w:rPr>
+        <w:t>)</w:t>
       </w:r>
     </w:p>
     <w:p>
@@ -2148,9 +3134,125 @@
           <w:tab w:val="num" w:pos="1080"/>
         </w:tabs>
         <w:ind w:left="1080"/>
-      </w:pPr>
-      <w:r>
-        <w:t>print("123".isdigit())  # True</w:t>
+        <w:rPr>
+          <w:lang w:val="en-IN"/>
+        </w:rPr>
+      </w:pPr>
+      <w:r>
+        <w:rPr>
+          <w:lang w:val="en-IN"/>
+        </w:rPr>
+        <w:t>print("²</w:t>
+      </w:r>
+      <w:proofErr w:type="gramStart"/>
+      <w:r>
+        <w:rPr>
+          <w:lang w:val="en-IN"/>
+        </w:rPr>
+        <w:t>".isdecimal</w:t>
+      </w:r>
+      <w:proofErr w:type="gramEnd"/>
+      <w:r>
+        <w:rPr>
+          <w:lang w:val="en-IN"/>
+        </w:rPr>
+        <w:t>(</w:t>
+      </w:r>
+      <w:proofErr w:type="gramStart"/>
+      <w:r>
+        <w:rPr>
+          <w:lang w:val="en-IN"/>
+        </w:rPr>
+        <w:t xml:space="preserve">))   </w:t>
+      </w:r>
+      <w:proofErr w:type="gramEnd"/>
+      <w:r>
+        <w:rPr>
+          <w:lang w:val="en-IN"/>
+        </w:rPr>
+        <w:t xml:space="preserve">  # False (superscript)</w:t>
+      </w:r>
+    </w:p>
+    <w:p>
+      <w:pPr>
+        <w:pStyle w:val="Heading2"/>
+      </w:pPr>
+      <w:r>
+        <w:t xml:space="preserve">17. </w:t>
+      </w:r>
+      <w:proofErr w:type="spellStart"/>
+      <w:proofErr w:type="gramStart"/>
+      <w:r>
+        <w:t>isdigit</w:t>
+      </w:r>
+      <w:proofErr w:type="spellEnd"/>
+      <w:r>
+        <w:t>(</w:t>
+      </w:r>
+      <w:proofErr w:type="gramEnd"/>
+      <w:r>
+        <w:t>)</w:t>
+      </w:r>
+    </w:p>
+    <w:p>
+      <w:pPr>
+        <w:pStyle w:val="ListParagraph"/>
+        <w:numPr>
+          <w:ilvl w:val="0"/>
+          <w:numId w:val="25"/>
+        </w:numPr>
+      </w:pPr>
+      <w:r>
+        <w:t xml:space="preserve">True </w:t>
+      </w:r>
+      <w:r>
+        <w:rPr>
+          <w:b/>
+          <w:bCs/>
+        </w:rPr>
+        <w:t>if all characters are digits</w:t>
+      </w:r>
+    </w:p>
+    <w:p>
+      <w:pPr>
+        <w:pStyle w:val="ListParagraph"/>
+        <w:numPr>
+          <w:ilvl w:val="0"/>
+          <w:numId w:val="25"/>
+        </w:numPr>
+        <w:rPr>
+          <w:lang w:val="en-IN"/>
+        </w:rPr>
+      </w:pPr>
+      <w:r>
+        <w:rPr>
+          <w:lang w:val="en-IN"/>
+        </w:rPr>
+        <w:t xml:space="preserve">Returns True if all characters are digits, including Unicode digits like </w:t>
+      </w:r>
+      <w:r>
+        <w:rPr>
+          <w:b/>
+          <w:bCs/>
+          <w:lang w:val="en-IN"/>
+        </w:rPr>
+        <w:t>superscripts (², ³)</w:t>
+      </w:r>
+      <w:r>
+        <w:rPr>
+          <w:b/>
+          <w:bCs/>
+          <w:lang w:val="en-IN"/>
+        </w:rPr>
+        <w:t>.</w:t>
+      </w:r>
+    </w:p>
+    <w:p>
+      <w:pPr>
+        <w:ind w:left="720"/>
+      </w:pPr>
+      <w:r>
+        <w:t>example:</w:t>
       </w:r>
     </w:p>
     <w:p>
@@ -2161,44 +3263,43 @@
           <w:tab w:val="num" w:pos="1080"/>
         </w:tabs>
         <w:ind w:left="1080"/>
-      </w:pPr>
-      <w:r>
-        <w:t>print("12³".isdigit())  # True (superscript 3)</w:t>
-      </w:r>
-    </w:p>
-    <w:p>
-      <w:pPr>
-        <w:pStyle w:val="Heading2"/>
-      </w:pPr>
-      <w:r>
-        <w:t xml:space="preserve">18. </w:t>
-      </w:r>
-      <w:r>
-        <w:t>strip()</w:t>
-      </w:r>
-    </w:p>
-    <w:p>
-      <w:pPr>
-        <w:ind w:left="720"/>
-        <w:rPr>
-          <w:b/>
-          <w:bCs/>
-        </w:rPr>
-      </w:pPr>
-      <w:r>
-        <w:rPr>
-          <w:b/>
-          <w:bCs/>
-        </w:rPr>
-        <w:t>Removes leading and trailing spaces</w:t>
-      </w:r>
-    </w:p>
-    <w:p>
-      <w:pPr>
-        <w:ind w:left="720"/>
-      </w:pPr>
-      <w:r>
-        <w:t>Cases:</w:t>
+        <w:rPr>
+          <w:lang w:val="en-IN"/>
+        </w:rPr>
+      </w:pPr>
+      <w:r>
+        <w:rPr>
+          <w:lang w:val="en-IN"/>
+        </w:rPr>
+        <w:t>print("123</w:t>
+      </w:r>
+      <w:proofErr w:type="gramStart"/>
+      <w:r>
+        <w:rPr>
+          <w:lang w:val="en-IN"/>
+        </w:rPr>
+        <w:t>".isdigit</w:t>
+      </w:r>
+      <w:proofErr w:type="gramEnd"/>
+      <w:r>
+        <w:rPr>
+          <w:lang w:val="en-IN"/>
+        </w:rPr>
+        <w:t>(</w:t>
+      </w:r>
+      <w:proofErr w:type="gramStart"/>
+      <w:r>
+        <w:rPr>
+          <w:lang w:val="en-IN"/>
+        </w:rPr>
+        <w:t xml:space="preserve">))   </w:t>
+      </w:r>
+      <w:proofErr w:type="gramEnd"/>
+      <w:r>
+        <w:rPr>
+          <w:lang w:val="en-IN"/>
+        </w:rPr>
+        <w:t># True</w:t>
       </w:r>
     </w:p>
     <w:p>
@@ -2209,44 +3310,43 @@
           <w:tab w:val="num" w:pos="1080"/>
         </w:tabs>
         <w:ind w:left="1080"/>
-      </w:pPr>
-      <w:r>
-        <w:t>print("  hello  ".strip())  # hello</w:t>
-      </w:r>
-    </w:p>
-    <w:p>
-      <w:pPr>
-        <w:pStyle w:val="Heading2"/>
-      </w:pPr>
-      <w:r>
-        <w:t xml:space="preserve">19. </w:t>
-      </w:r>
-      <w:r>
-        <w:t>lstrip()</w:t>
-      </w:r>
-    </w:p>
-    <w:p>
-      <w:pPr>
-        <w:ind w:left="720"/>
-        <w:rPr>
-          <w:b/>
-          <w:bCs/>
-        </w:rPr>
-      </w:pPr>
-      <w:r>
-        <w:rPr>
-          <w:b/>
-          <w:bCs/>
-        </w:rPr>
-        <w:t>Removes only left-side spaces</w:t>
-      </w:r>
-    </w:p>
-    <w:p>
-      <w:pPr>
-        <w:ind w:left="720"/>
-      </w:pPr>
-      <w:r>
-        <w:t>Cases:</w:t>
+        <w:rPr>
+          <w:lang w:val="en-IN"/>
+        </w:rPr>
+      </w:pPr>
+      <w:r>
+        <w:rPr>
+          <w:lang w:val="en-IN"/>
+        </w:rPr>
+        <w:t>print("12³</w:t>
+      </w:r>
+      <w:proofErr w:type="gramStart"/>
+      <w:r>
+        <w:rPr>
+          <w:lang w:val="en-IN"/>
+        </w:rPr>
+        <w:t>".isdigit</w:t>
+      </w:r>
+      <w:proofErr w:type="gramEnd"/>
+      <w:r>
+        <w:rPr>
+          <w:lang w:val="en-IN"/>
+        </w:rPr>
+        <w:t>(</w:t>
+      </w:r>
+      <w:proofErr w:type="gramStart"/>
+      <w:r>
+        <w:rPr>
+          <w:lang w:val="en-IN"/>
+        </w:rPr>
+        <w:t xml:space="preserve">))   </w:t>
+      </w:r>
+      <w:proofErr w:type="gramEnd"/>
+      <w:r>
+        <w:rPr>
+          <w:lang w:val="en-IN"/>
+        </w:rPr>
+        <w:t># True (³ is Unicode digit)</w:t>
       </w:r>
     </w:p>
     <w:p>
@@ -2257,9 +3357,43 @@
           <w:tab w:val="num" w:pos="1080"/>
         </w:tabs>
         <w:ind w:left="1080"/>
-      </w:pPr>
-      <w:r>
-        <w:t>print("  hello".lstrip())  # hello</w:t>
+        <w:rPr>
+          <w:lang w:val="en-IN"/>
+        </w:rPr>
+      </w:pPr>
+      <w:r>
+        <w:rPr>
+          <w:lang w:val="en-IN"/>
+        </w:rPr>
+        <w:t>print("12.3</w:t>
+      </w:r>
+      <w:proofErr w:type="gramStart"/>
+      <w:r>
+        <w:rPr>
+          <w:lang w:val="en-IN"/>
+        </w:rPr>
+        <w:t>".isdigit</w:t>
+      </w:r>
+      <w:proofErr w:type="gramEnd"/>
+      <w:r>
+        <w:rPr>
+          <w:lang w:val="en-IN"/>
+        </w:rPr>
+        <w:t>(</w:t>
+      </w:r>
+      <w:proofErr w:type="gramStart"/>
+      <w:r>
+        <w:rPr>
+          <w:lang w:val="en-IN"/>
+        </w:rPr>
+        <w:t>))  #</w:t>
+      </w:r>
+      <w:proofErr w:type="gramEnd"/>
+      <w:r>
+        <w:rPr>
+          <w:lang w:val="en-IN"/>
+        </w:rPr>
+        <w:t xml:space="preserve"> False</w:t>
       </w:r>
     </w:p>
     <w:p>
@@ -2267,34 +3401,169 @@
         <w:pStyle w:val="Heading2"/>
       </w:pPr>
       <w:r>
-        <w:t xml:space="preserve">20. </w:t>
-      </w:r>
-      <w:r>
-        <w:t>rstrip()</w:t>
+        <w:t>1</w:t>
+      </w:r>
+      <w:r>
+        <w:t>8</w:t>
+      </w:r>
+      <w:r>
+        <w:t xml:space="preserve">. </w:t>
+      </w:r>
+      <w:proofErr w:type="spellStart"/>
+      <w:proofErr w:type="gramStart"/>
+      <w:r>
+        <w:rPr>
+          <w:lang w:val="en-IN"/>
+        </w:rPr>
+        <w:t>isnumeric</w:t>
+      </w:r>
+      <w:proofErr w:type="spellEnd"/>
+      <w:r>
+        <w:rPr>
+          <w:lang w:val="en-IN"/>
+        </w:rPr>
+        <w:t>(</w:t>
+      </w:r>
+      <w:proofErr w:type="gramEnd"/>
+      <w:r>
+        <w:rPr>
+          <w:lang w:val="en-IN"/>
+        </w:rPr>
+        <w:t>)</w:t>
       </w:r>
     </w:p>
     <w:p>
       <w:pPr>
-        <w:ind w:left="720"/>
+        <w:pStyle w:val="ListBullet"/>
+        <w:numPr>
+          <w:ilvl w:val="0"/>
+          <w:numId w:val="27"/>
+        </w:numPr>
+        <w:rPr>
+          <w:lang w:val="en-IN"/>
+        </w:rPr>
+      </w:pPr>
+      <w:r>
+        <w:rPr>
+          <w:lang w:val="en-IN"/>
+        </w:rPr>
+        <w:t xml:space="preserve">Returns </w:t>
+      </w:r>
+      <w:r>
         <w:rPr>
           <w:b/>
           <w:bCs/>
+          <w:lang w:val="en-IN"/>
+        </w:rPr>
+        <w:t>True if all characters are numeric</w:t>
+      </w:r>
+      <w:r>
+        <w:rPr>
+          <w:lang w:val="en-IN"/>
+        </w:rPr>
+        <w:t>, which includes:</w:t>
+      </w:r>
+    </w:p>
+    <w:p>
+      <w:pPr>
+        <w:pStyle w:val="ListBullet"/>
+        <w:numPr>
+          <w:ilvl w:val="0"/>
+          <w:numId w:val="27"/>
+        </w:numPr>
+        <w:rPr>
+          <w:lang w:val="en-IN"/>
+        </w:rPr>
+      </w:pPr>
+      <w:r>
+        <w:rPr>
+          <w:lang w:val="en-IN"/>
+        </w:rPr>
+        <w:t>Decimal digits (0–9)</w:t>
+      </w:r>
+    </w:p>
+    <w:p>
+      <w:pPr>
+        <w:pStyle w:val="ListBullet"/>
+        <w:numPr>
+          <w:ilvl w:val="0"/>
+          <w:numId w:val="27"/>
+        </w:numPr>
+        <w:rPr>
+          <w:lang w:val="en-IN"/>
+        </w:rPr>
+      </w:pPr>
+      <w:r>
+        <w:rPr>
+          <w:lang w:val="en-IN"/>
+        </w:rPr>
+        <w:t>Unicode digits (², ³)</w:t>
+      </w:r>
+    </w:p>
+    <w:p>
+      <w:pPr>
+        <w:pStyle w:val="ListBullet"/>
+        <w:numPr>
+          <w:ilvl w:val="0"/>
+          <w:numId w:val="27"/>
+        </w:numPr>
+        <w:rPr>
+          <w:lang w:val="en-IN"/>
         </w:rPr>
       </w:pPr>
       <w:r>
         <w:rPr>
           <w:b/>
           <w:bCs/>
-        </w:rPr>
-        <w:t>Removes only right-side spaces</w:t>
+          <w:lang w:val="en-IN"/>
+        </w:rPr>
+        <w:t>Fractions</w:t>
+      </w:r>
+      <w:r>
+        <w:rPr>
+          <w:lang w:val="en-IN"/>
+        </w:rPr>
+        <w:t>, e.g., ½ (Unicode character)</w:t>
       </w:r>
     </w:p>
     <w:p>
       <w:pPr>
+        <w:pStyle w:val="ListBullet"/>
+        <w:numPr>
+          <w:ilvl w:val="0"/>
+          <w:numId w:val="27"/>
+        </w:numPr>
+        <w:rPr>
+          <w:lang w:val="en-IN"/>
+        </w:rPr>
+      </w:pPr>
+      <w:r>
+        <w:rPr>
+          <w:b/>
+          <w:bCs/>
+          <w:lang w:val="en-IN"/>
+        </w:rPr>
+        <w:t>Roman numerals</w:t>
+      </w:r>
+      <w:r>
+        <w:rPr>
+          <w:lang w:val="en-IN"/>
+        </w:rPr>
+        <w:t xml:space="preserve">, e.g., </w:t>
+      </w:r>
+      <w:r>
+        <w:rPr>
+          <w:lang w:val="en-IN"/>
+        </w:rPr>
+        <w:t>“VII”</w:t>
+      </w:r>
+    </w:p>
+    <w:p>
+      <w:pPr>
         <w:ind w:left="720"/>
       </w:pPr>
       <w:r>
-        <w:t>Cases:</w:t>
+        <w:t>example:</w:t>
       </w:r>
     </w:p>
     <w:p>
@@ -2305,51 +3574,43 @@
           <w:tab w:val="num" w:pos="1080"/>
         </w:tabs>
         <w:ind w:left="1080"/>
-      </w:pPr>
-      <w:r>
-        <w:t>print("hello  ".rstrip())  # hello</w:t>
-      </w:r>
-    </w:p>
-    <w:p>
-      <w:pPr>
-        <w:pStyle w:val="Heading2"/>
-      </w:pPr>
-      <w:r>
-        <w:t xml:space="preserve">21. </w:t>
-      </w:r>
-      <w:r>
-        <w:t>split()</w:t>
-      </w:r>
-    </w:p>
-    <w:p>
-      <w:pPr>
-        <w:ind w:left="720"/>
-        <w:rPr>
-          <w:b/>
-          <w:bCs/>
-        </w:rPr>
-      </w:pPr>
-      <w:r>
-        <w:rPr>
-          <w:b/>
-          <w:bCs/>
-        </w:rPr>
-        <w:t>Splits string into list</w:t>
-      </w:r>
-      <w:r>
-        <w:rPr>
-          <w:b/>
-          <w:bCs/>
-        </w:rPr>
-        <w:t xml:space="preserve"> by given substring default by space</w:t>
-      </w:r>
-    </w:p>
-    <w:p>
-      <w:pPr>
-        <w:ind w:left="720"/>
-      </w:pPr>
-      <w:r>
-        <w:t>Cases:</w:t>
+        <w:rPr>
+          <w:lang w:val="en-IN"/>
+        </w:rPr>
+      </w:pPr>
+      <w:r>
+        <w:rPr>
+          <w:lang w:val="en-IN"/>
+        </w:rPr>
+        <w:t>print("123</w:t>
+      </w:r>
+      <w:proofErr w:type="gramStart"/>
+      <w:r>
+        <w:rPr>
+          <w:lang w:val="en-IN"/>
+        </w:rPr>
+        <w:t>".isnumeric</w:t>
+      </w:r>
+      <w:proofErr w:type="gramEnd"/>
+      <w:r>
+        <w:rPr>
+          <w:lang w:val="en-IN"/>
+        </w:rPr>
+        <w:t>(</w:t>
+      </w:r>
+      <w:proofErr w:type="gramStart"/>
+      <w:r>
+        <w:rPr>
+          <w:lang w:val="en-IN"/>
+        </w:rPr>
+        <w:t>))  #</w:t>
+      </w:r>
+      <w:proofErr w:type="gramEnd"/>
+      <w:r>
+        <w:rPr>
+          <w:lang w:val="en-IN"/>
+        </w:rPr>
+        <w:t xml:space="preserve"> True</w:t>
       </w:r>
     </w:p>
     <w:p>
@@ -2360,10 +3621,2587 @@
           <w:tab w:val="num" w:pos="1080"/>
         </w:tabs>
         <w:ind w:left="1080"/>
-      </w:pPr>
-      <w:r>
-        <w:t>print("a,b,c".split(","))  # ["a", "b", "c"]</w:t>
-      </w:r>
+        <w:rPr>
+          <w:lang w:val="en-IN"/>
+        </w:rPr>
+      </w:pPr>
+      <w:r>
+        <w:rPr>
+          <w:lang w:val="en-IN"/>
+        </w:rPr>
+        <w:t>print("²</w:t>
+      </w:r>
+      <w:proofErr w:type="gramStart"/>
+      <w:r>
+        <w:rPr>
+          <w:lang w:val="en-IN"/>
+        </w:rPr>
+        <w:t>".isnumeric</w:t>
+      </w:r>
+      <w:proofErr w:type="gramEnd"/>
+      <w:r>
+        <w:rPr>
+          <w:lang w:val="en-IN"/>
+        </w:rPr>
+        <w:t>(</w:t>
+      </w:r>
+      <w:proofErr w:type="gramStart"/>
+      <w:r>
+        <w:rPr>
+          <w:lang w:val="en-IN"/>
+        </w:rPr>
+        <w:t xml:space="preserve">))   </w:t>
+      </w:r>
+      <w:proofErr w:type="gramEnd"/>
+      <w:r>
+        <w:rPr>
+          <w:lang w:val="en-IN"/>
+        </w:rPr>
+        <w:t xml:space="preserve"> # True</w:t>
+      </w:r>
+    </w:p>
+    <w:p>
+      <w:pPr>
+        <w:pStyle w:val="ListBullet"/>
+        <w:tabs>
+          <w:tab w:val="clear" w:pos="360"/>
+          <w:tab w:val="num" w:pos="1080"/>
+        </w:tabs>
+        <w:ind w:left="1080"/>
+        <w:rPr>
+          <w:lang w:val="en-IN"/>
+        </w:rPr>
+      </w:pPr>
+      <w:r>
+        <w:rPr>
+          <w:lang w:val="en-IN"/>
+        </w:rPr>
+        <w:t>print("⅓</w:t>
+      </w:r>
+      <w:proofErr w:type="gramStart"/>
+      <w:r>
+        <w:rPr>
+          <w:lang w:val="en-IN"/>
+        </w:rPr>
+        <w:t>".</w:t>
+      </w:r>
+      <w:proofErr w:type="spellStart"/>
+      <w:r>
+        <w:rPr>
+          <w:lang w:val="en-IN"/>
+        </w:rPr>
+        <w:t>isnumeric</w:t>
+      </w:r>
+      <w:proofErr w:type="spellEnd"/>
+      <w:proofErr w:type="gramEnd"/>
+      <w:r>
+        <w:rPr>
+          <w:lang w:val="en-IN"/>
+        </w:rPr>
+        <w:t>(</w:t>
+      </w:r>
+      <w:proofErr w:type="gramStart"/>
+      <w:r>
+        <w:rPr>
+          <w:lang w:val="en-IN"/>
+        </w:rPr>
+        <w:t xml:space="preserve">))   </w:t>
+      </w:r>
+      <w:proofErr w:type="gramEnd"/>
+      <w:r>
+        <w:rPr>
+          <w:lang w:val="en-IN"/>
+        </w:rPr>
+        <w:t xml:space="preserve"> # True (Unicode fraction)</w:t>
+      </w:r>
+    </w:p>
+    <w:p>
+      <w:pPr>
+        <w:pStyle w:val="ListBullet"/>
+        <w:tabs>
+          <w:tab w:val="clear" w:pos="360"/>
+          <w:tab w:val="num" w:pos="1080"/>
+        </w:tabs>
+        <w:ind w:left="1080"/>
+        <w:rPr>
+          <w:lang w:val="en-IN"/>
+        </w:rPr>
+      </w:pPr>
+      <w:r>
+        <w:rPr>
+          <w:lang w:val="en-IN"/>
+        </w:rPr>
+        <w:t>print("12.3</w:t>
+      </w:r>
+      <w:proofErr w:type="gramStart"/>
+      <w:r>
+        <w:rPr>
+          <w:lang w:val="en-IN"/>
+        </w:rPr>
+        <w:t>".isnumeric</w:t>
+      </w:r>
+      <w:proofErr w:type="gramEnd"/>
+      <w:r>
+        <w:rPr>
+          <w:lang w:val="en-IN"/>
+        </w:rPr>
+        <w:t>()) # False</w:t>
+      </w:r>
+    </w:p>
+    <w:p>
+      <w:pPr>
+        <w:pStyle w:val="ListBullet"/>
+        <w:numPr>
+          <w:ilvl w:val="0"/>
+          <w:numId w:val="0"/>
+        </w:numPr>
+        <w:rPr>
+          <w:lang w:val="en-IN"/>
+        </w:rPr>
+      </w:pPr>
+    </w:p>
+    <w:p>
+      <w:pPr>
+        <w:pStyle w:val="ListBullet"/>
+        <w:numPr>
+          <w:ilvl w:val="0"/>
+          <w:numId w:val="0"/>
+        </w:numPr>
+        <w:rPr>
+          <w:lang w:val="en-IN"/>
+        </w:rPr>
+      </w:pPr>
+    </w:p>
+    <w:p>
+      <w:pPr>
+        <w:pStyle w:val="ListBullet"/>
+        <w:numPr>
+          <w:ilvl w:val="0"/>
+          <w:numId w:val="0"/>
+        </w:numPr>
+        <w:rPr>
+          <w:lang w:val="en-IN"/>
+        </w:rPr>
+      </w:pPr>
+    </w:p>
+    <w:p>
+      <w:pPr>
+        <w:pStyle w:val="ListBullet"/>
+        <w:numPr>
+          <w:ilvl w:val="0"/>
+          <w:numId w:val="0"/>
+        </w:numPr>
+        <w:rPr>
+          <w:lang w:val="en-IN"/>
+        </w:rPr>
+      </w:pPr>
+    </w:p>
+    <w:p>
+      <w:pPr>
+        <w:pStyle w:val="ListBullet"/>
+        <w:numPr>
+          <w:ilvl w:val="0"/>
+          <w:numId w:val="0"/>
+        </w:numPr>
+        <w:rPr>
+          <w:lang w:val="en-IN"/>
+        </w:rPr>
+      </w:pPr>
+    </w:p>
+    <w:p>
+      <w:pPr>
+        <w:pStyle w:val="ListBullet"/>
+        <w:numPr>
+          <w:ilvl w:val="0"/>
+          <w:numId w:val="0"/>
+        </w:numPr>
+        <w:rPr>
+          <w:lang w:val="en-IN"/>
+        </w:rPr>
+      </w:pPr>
+    </w:p>
+    <w:p>
+      <w:pPr>
+        <w:pStyle w:val="ListBullet"/>
+        <w:numPr>
+          <w:ilvl w:val="0"/>
+          <w:numId w:val="0"/>
+        </w:numPr>
+        <w:rPr>
+          <w:lang w:val="en-IN"/>
+        </w:rPr>
+      </w:pPr>
+    </w:p>
+    <w:p>
+      <w:pPr>
+        <w:pStyle w:val="ListBullet"/>
+        <w:numPr>
+          <w:ilvl w:val="0"/>
+          <w:numId w:val="0"/>
+        </w:numPr>
+        <w:ind w:left="360" w:hanging="360"/>
+        <w:rPr>
+          <w:lang w:val="en-IN"/>
+        </w:rPr>
+      </w:pPr>
+    </w:p>
+    <w:p>
+      <w:pPr>
+        <w:pStyle w:val="ListBullet"/>
+        <w:numPr>
+          <w:ilvl w:val="0"/>
+          <w:numId w:val="0"/>
+        </w:numPr>
+        <w:ind w:left="360" w:hanging="360"/>
+        <w:rPr>
+          <w:lang w:val="en-IN"/>
+        </w:rPr>
+      </w:pPr>
+    </w:p>
+    <w:tbl>
+      <w:tblPr>
+        <w:tblW w:w="0" w:type="auto"/>
+        <w:tblCellSpacing w:w="15" w:type="dxa"/>
+        <w:tblBorders>
+          <w:top w:val="single" w:sz="4" w:space="0" w:color="auto"/>
+          <w:left w:val="single" w:sz="4" w:space="0" w:color="auto"/>
+          <w:bottom w:val="single" w:sz="4" w:space="0" w:color="auto"/>
+          <w:right w:val="single" w:sz="4" w:space="0" w:color="auto"/>
+          <w:insideH w:val="single" w:sz="4" w:space="0" w:color="auto"/>
+          <w:insideV w:val="single" w:sz="4" w:space="0" w:color="auto"/>
+        </w:tblBorders>
+        <w:tblLayout w:type="fixed"/>
+        <w:tblCellMar>
+          <w:top w:w="15" w:type="dxa"/>
+          <w:left w:w="15" w:type="dxa"/>
+          <w:bottom w:w="15" w:type="dxa"/>
+          <w:right w:w="15" w:type="dxa"/>
+        </w:tblCellMar>
+        <w:tblLook w:val="04A0" w:firstRow="1" w:lastRow="0" w:firstColumn="1" w:lastColumn="0" w:noHBand="0" w:noVBand="1"/>
+      </w:tblPr>
+      <w:tblGrid>
+        <w:gridCol w:w="3641"/>
+        <w:gridCol w:w="1232"/>
+        <w:gridCol w:w="1278"/>
+        <w:gridCol w:w="1559"/>
+      </w:tblGrid>
+      <w:tr>
+        <w:trPr>
+          <w:tblHeader/>
+          <w:tblCellSpacing w:w="15" w:type="dxa"/>
+        </w:trPr>
+        <w:tc>
+          <w:tcPr>
+            <w:tcW w:w="3596" w:type="dxa"/>
+            <w:vAlign w:val="center"/>
+            <w:hideMark/>
+          </w:tcPr>
+          <w:p>
+            <w:pPr>
+              <w:pStyle w:val="ListBullet"/>
+              <w:numPr>
+                <w:ilvl w:val="0"/>
+                <w:numId w:val="0"/>
+              </w:numPr>
+              <w:ind w:left="360"/>
+              <w:jc w:val="center"/>
+              <w:rPr>
+                <w:b/>
+                <w:bCs/>
+                <w:lang w:val="en-IN"/>
+              </w:rPr>
+            </w:pPr>
+            <w:r>
+              <w:rPr>
+                <w:b/>
+                <w:bCs/>
+                <w:lang w:val="en-IN"/>
+              </w:rPr>
+              <w:lastRenderedPageBreak/>
+              <w:t>Feature</w:t>
+            </w:r>
+          </w:p>
+        </w:tc>
+        <w:tc>
+          <w:tcPr>
+            <w:tcW w:w="1202" w:type="dxa"/>
+            <w:vAlign w:val="center"/>
+            <w:hideMark/>
+          </w:tcPr>
+          <w:p>
+            <w:pPr>
+              <w:pStyle w:val="ListBullet"/>
+              <w:numPr>
+                <w:ilvl w:val="0"/>
+                <w:numId w:val="0"/>
+              </w:numPr>
+              <w:ind w:left="360" w:hanging="360"/>
+              <w:jc w:val="center"/>
+              <w:rPr>
+                <w:b/>
+                <w:bCs/>
+                <w:lang w:val="en-IN"/>
+              </w:rPr>
+            </w:pPr>
+            <w:proofErr w:type="spellStart"/>
+            <w:proofErr w:type="gramStart"/>
+            <w:r>
+              <w:rPr>
+                <w:b/>
+                <w:bCs/>
+                <w:lang w:val="en-IN"/>
+              </w:rPr>
+              <w:t>isdecimal</w:t>
+            </w:r>
+            <w:proofErr w:type="spellEnd"/>
+            <w:r>
+              <w:rPr>
+                <w:b/>
+                <w:bCs/>
+                <w:lang w:val="en-IN"/>
+              </w:rPr>
+              <w:t>(</w:t>
+            </w:r>
+            <w:proofErr w:type="gramEnd"/>
+            <w:r>
+              <w:rPr>
+                <w:b/>
+                <w:bCs/>
+                <w:lang w:val="en-IN"/>
+              </w:rPr>
+              <w:t>)</w:t>
+            </w:r>
+          </w:p>
+        </w:tc>
+        <w:tc>
+          <w:tcPr>
+            <w:tcW w:w="1248" w:type="dxa"/>
+            <w:vAlign w:val="center"/>
+            <w:hideMark/>
+          </w:tcPr>
+          <w:p>
+            <w:pPr>
+              <w:pStyle w:val="ListBullet"/>
+              <w:numPr>
+                <w:ilvl w:val="0"/>
+                <w:numId w:val="0"/>
+              </w:numPr>
+              <w:ind w:left="360" w:hanging="360"/>
+              <w:jc w:val="center"/>
+              <w:rPr>
+                <w:b/>
+                <w:bCs/>
+                <w:lang w:val="en-IN"/>
+              </w:rPr>
+            </w:pPr>
+            <w:proofErr w:type="spellStart"/>
+            <w:proofErr w:type="gramStart"/>
+            <w:r>
+              <w:rPr>
+                <w:b/>
+                <w:bCs/>
+                <w:lang w:val="en-IN"/>
+              </w:rPr>
+              <w:t>isdigit</w:t>
+            </w:r>
+            <w:proofErr w:type="spellEnd"/>
+            <w:r>
+              <w:rPr>
+                <w:b/>
+                <w:bCs/>
+                <w:lang w:val="en-IN"/>
+              </w:rPr>
+              <w:t>(</w:t>
+            </w:r>
+            <w:proofErr w:type="gramEnd"/>
+            <w:r>
+              <w:rPr>
+                <w:b/>
+                <w:bCs/>
+                <w:lang w:val="en-IN"/>
+              </w:rPr>
+              <w:t>)</w:t>
+            </w:r>
+          </w:p>
+        </w:tc>
+        <w:tc>
+          <w:tcPr>
+            <w:tcW w:w="1514" w:type="dxa"/>
+            <w:vAlign w:val="center"/>
+            <w:hideMark/>
+          </w:tcPr>
+          <w:p>
+            <w:pPr>
+              <w:pStyle w:val="ListBullet"/>
+              <w:numPr>
+                <w:ilvl w:val="0"/>
+                <w:numId w:val="0"/>
+              </w:numPr>
+              <w:spacing w:line="240" w:lineRule="auto"/>
+              <w:jc w:val="center"/>
+              <w:rPr>
+                <w:b/>
+                <w:bCs/>
+                <w:lang w:val="en-IN"/>
+              </w:rPr>
+            </w:pPr>
+          </w:p>
+          <w:p>
+            <w:pPr>
+              <w:pStyle w:val="ListBullet"/>
+              <w:numPr>
+                <w:ilvl w:val="0"/>
+                <w:numId w:val="0"/>
+              </w:numPr>
+              <w:spacing w:line="240" w:lineRule="auto"/>
+              <w:jc w:val="center"/>
+              <w:rPr>
+                <w:b/>
+                <w:bCs/>
+                <w:lang w:val="en-IN"/>
+              </w:rPr>
+            </w:pPr>
+            <w:proofErr w:type="spellStart"/>
+            <w:proofErr w:type="gramStart"/>
+            <w:r>
+              <w:rPr>
+                <w:b/>
+                <w:bCs/>
+                <w:lang w:val="en-IN"/>
+              </w:rPr>
+              <w:t>isnumeric</w:t>
+            </w:r>
+            <w:proofErr w:type="spellEnd"/>
+            <w:r>
+              <w:rPr>
+                <w:b/>
+                <w:bCs/>
+                <w:lang w:val="en-IN"/>
+              </w:rPr>
+              <w:t>(</w:t>
+            </w:r>
+            <w:proofErr w:type="gramEnd"/>
+            <w:r>
+              <w:rPr>
+                <w:b/>
+                <w:bCs/>
+                <w:lang w:val="en-IN"/>
+              </w:rPr>
+              <w:t>)</w:t>
+            </w:r>
+          </w:p>
+        </w:tc>
+      </w:tr>
+      <w:tr>
+        <w:trPr>
+          <w:tblCellSpacing w:w="15" w:type="dxa"/>
+        </w:trPr>
+        <w:tc>
+          <w:tcPr>
+            <w:tcW w:w="3596" w:type="dxa"/>
+            <w:vAlign w:val="center"/>
+            <w:hideMark/>
+          </w:tcPr>
+          <w:p>
+            <w:pPr>
+              <w:pStyle w:val="ListBullet"/>
+              <w:numPr>
+                <w:ilvl w:val="0"/>
+                <w:numId w:val="0"/>
+              </w:numPr>
+              <w:ind w:left="360"/>
+              <w:jc w:val="center"/>
+              <w:rPr>
+                <w:lang w:val="en-IN"/>
+              </w:rPr>
+            </w:pPr>
+            <w:r>
+              <w:rPr>
+                <w:lang w:val="en-IN"/>
+              </w:rPr>
+              <w:t>Only 0–9 digits</w:t>
+            </w:r>
+          </w:p>
+        </w:tc>
+        <w:tc>
+          <w:tcPr>
+            <w:tcW w:w="1202" w:type="dxa"/>
+            <w:vAlign w:val="center"/>
+            <w:hideMark/>
+          </w:tcPr>
+          <w:p>
+            <w:pPr>
+              <w:pStyle w:val="ListBullet"/>
+              <w:numPr>
+                <w:ilvl w:val="0"/>
+                <w:numId w:val="0"/>
+              </w:numPr>
+              <w:ind w:left="360"/>
+              <w:jc w:val="center"/>
+              <w:rPr>
+                <w:rFonts w:ascii="Segoe UI Emoji" w:hAnsi="Segoe UI Emoji" w:cs="Segoe UI Emoji"/>
+                <w:color w:val="00B050"/>
+                <w:lang w:val="en-IN"/>
+              </w:rPr>
+            </w:pPr>
+            <w:r>
+              <w:rPr>
+                <w:rFonts w:ascii="Segoe UI Emoji" w:hAnsi="Segoe UI Emoji" w:cs="Segoe UI Emoji"/>
+                <w:color w:val="00B050"/>
+                <w:lang w:val="en-IN"/>
+              </w:rPr>
+              <w:t>✔</w:t>
+            </w:r>
+          </w:p>
+        </w:tc>
+        <w:tc>
+          <w:tcPr>
+            <w:tcW w:w="1248" w:type="dxa"/>
+            <w:vAlign w:val="center"/>
+            <w:hideMark/>
+          </w:tcPr>
+          <w:p>
+            <w:pPr>
+              <w:pStyle w:val="ListBullet"/>
+              <w:numPr>
+                <w:ilvl w:val="0"/>
+                <w:numId w:val="0"/>
+              </w:numPr>
+              <w:ind w:left="360"/>
+              <w:jc w:val="center"/>
+              <w:rPr>
+                <w:rFonts w:ascii="Segoe UI Emoji" w:hAnsi="Segoe UI Emoji" w:cs="Segoe UI Emoji"/>
+                <w:color w:val="00B050"/>
+                <w:lang w:val="en-IN"/>
+              </w:rPr>
+            </w:pPr>
+            <w:r>
+              <w:rPr>
+                <w:rFonts w:ascii="Segoe UI Emoji" w:hAnsi="Segoe UI Emoji" w:cs="Segoe UI Emoji"/>
+                <w:color w:val="00B050"/>
+                <w:lang w:val="en-IN"/>
+              </w:rPr>
+              <w:t>✔</w:t>
+            </w:r>
+          </w:p>
+        </w:tc>
+        <w:tc>
+          <w:tcPr>
+            <w:tcW w:w="1514" w:type="dxa"/>
+            <w:vAlign w:val="center"/>
+            <w:hideMark/>
+          </w:tcPr>
+          <w:p>
+            <w:pPr>
+              <w:pStyle w:val="ListBullet"/>
+              <w:numPr>
+                <w:ilvl w:val="0"/>
+                <w:numId w:val="0"/>
+              </w:numPr>
+              <w:ind w:left="360"/>
+              <w:jc w:val="center"/>
+              <w:rPr>
+                <w:rFonts w:ascii="Segoe UI Emoji" w:hAnsi="Segoe UI Emoji" w:cs="Segoe UI Emoji"/>
+                <w:color w:val="00B050"/>
+                <w:lang w:val="en-IN"/>
+              </w:rPr>
+            </w:pPr>
+            <w:r>
+              <w:rPr>
+                <w:rFonts w:ascii="Segoe UI Emoji" w:hAnsi="Segoe UI Emoji" w:cs="Segoe UI Emoji"/>
+                <w:color w:val="00B050"/>
+                <w:lang w:val="en-IN"/>
+              </w:rPr>
+              <w:t>✔</w:t>
+            </w:r>
+          </w:p>
+        </w:tc>
+      </w:tr>
+      <w:tr>
+        <w:trPr>
+          <w:tblCellSpacing w:w="15" w:type="dxa"/>
+        </w:trPr>
+        <w:tc>
+          <w:tcPr>
+            <w:tcW w:w="3596" w:type="dxa"/>
+            <w:vAlign w:val="center"/>
+            <w:hideMark/>
+          </w:tcPr>
+          <w:p>
+            <w:pPr>
+              <w:pStyle w:val="ListBullet"/>
+              <w:numPr>
+                <w:ilvl w:val="0"/>
+                <w:numId w:val="0"/>
+              </w:numPr>
+              <w:ind w:left="360"/>
+              <w:jc w:val="center"/>
+              <w:rPr>
+                <w:lang w:val="en-IN"/>
+              </w:rPr>
+            </w:pPr>
+            <w:r>
+              <w:rPr>
+                <w:lang w:val="en-IN"/>
+              </w:rPr>
+              <w:t>Unicode digits (², ³)</w:t>
+            </w:r>
+          </w:p>
+        </w:tc>
+        <w:tc>
+          <w:tcPr>
+            <w:tcW w:w="1202" w:type="dxa"/>
+            <w:vAlign w:val="center"/>
+            <w:hideMark/>
+          </w:tcPr>
+          <w:p>
+            <w:pPr>
+              <w:pStyle w:val="ListBullet"/>
+              <w:numPr>
+                <w:ilvl w:val="0"/>
+                <w:numId w:val="0"/>
+              </w:numPr>
+              <w:ind w:left="360"/>
+              <w:jc w:val="center"/>
+              <w:rPr>
+                <w:rFonts w:ascii="Segoe UI Emoji" w:hAnsi="Segoe UI Emoji" w:cs="Segoe UI Emoji"/>
+                <w:color w:val="C0504D" w:themeColor="accent2"/>
+                <w:lang w:val="en-IN"/>
+              </w:rPr>
+            </w:pPr>
+            <w:r>
+              <w:rPr>
+                <w:rFonts w:ascii="Segoe UI Emoji" w:hAnsi="Segoe UI Emoji" w:cs="Segoe UI Emoji"/>
+                <w:color w:val="C0504D" w:themeColor="accent2"/>
+                <w:lang w:val="en-IN"/>
+              </w:rPr>
+              <w:t>❌</w:t>
+            </w:r>
+          </w:p>
+        </w:tc>
+        <w:tc>
+          <w:tcPr>
+            <w:tcW w:w="1248" w:type="dxa"/>
+            <w:vAlign w:val="center"/>
+            <w:hideMark/>
+          </w:tcPr>
+          <w:p>
+            <w:pPr>
+              <w:pStyle w:val="ListBullet"/>
+              <w:numPr>
+                <w:ilvl w:val="0"/>
+                <w:numId w:val="0"/>
+              </w:numPr>
+              <w:ind w:left="360"/>
+              <w:jc w:val="center"/>
+              <w:rPr>
+                <w:rFonts w:ascii="Segoe UI Emoji" w:hAnsi="Segoe UI Emoji" w:cs="Segoe UI Emoji"/>
+                <w:color w:val="000000" w:themeColor="text1"/>
+                <w:lang w:val="en-IN"/>
+              </w:rPr>
+            </w:pPr>
+            <w:r>
+              <w:rPr>
+                <w:rFonts w:ascii="Segoe UI Emoji" w:hAnsi="Segoe UI Emoji" w:cs="Segoe UI Emoji"/>
+                <w:color w:val="00B050"/>
+                <w:lang w:val="en-IN"/>
+              </w:rPr>
+              <w:t>✔</w:t>
+            </w:r>
+          </w:p>
+        </w:tc>
+        <w:tc>
+          <w:tcPr>
+            <w:tcW w:w="1514" w:type="dxa"/>
+            <w:vAlign w:val="center"/>
+            <w:hideMark/>
+          </w:tcPr>
+          <w:p>
+            <w:pPr>
+              <w:pStyle w:val="ListBullet"/>
+              <w:numPr>
+                <w:ilvl w:val="0"/>
+                <w:numId w:val="0"/>
+              </w:numPr>
+              <w:ind w:left="360"/>
+              <w:jc w:val="center"/>
+              <w:rPr>
+                <w:rFonts w:ascii="Segoe UI Emoji" w:hAnsi="Segoe UI Emoji" w:cs="Segoe UI Emoji"/>
+                <w:color w:val="00B050"/>
+                <w:lang w:val="en-IN"/>
+              </w:rPr>
+            </w:pPr>
+            <w:r>
+              <w:rPr>
+                <w:rFonts w:ascii="Segoe UI Emoji" w:hAnsi="Segoe UI Emoji" w:cs="Segoe UI Emoji"/>
+                <w:color w:val="00B050"/>
+                <w:lang w:val="en-IN"/>
+              </w:rPr>
+              <w:t>✔</w:t>
+            </w:r>
+          </w:p>
+        </w:tc>
+      </w:tr>
+      <w:tr>
+        <w:trPr>
+          <w:tblCellSpacing w:w="15" w:type="dxa"/>
+        </w:trPr>
+        <w:tc>
+          <w:tcPr>
+            <w:tcW w:w="3596" w:type="dxa"/>
+            <w:vAlign w:val="center"/>
+            <w:hideMark/>
+          </w:tcPr>
+          <w:p>
+            <w:pPr>
+              <w:pStyle w:val="ListBullet"/>
+              <w:numPr>
+                <w:ilvl w:val="0"/>
+                <w:numId w:val="0"/>
+              </w:numPr>
+              <w:ind w:left="360"/>
+              <w:jc w:val="center"/>
+              <w:rPr>
+                <w:lang w:val="en-IN"/>
+              </w:rPr>
+            </w:pPr>
+            <w:r>
+              <w:rPr>
+                <w:lang w:val="en-IN"/>
+              </w:rPr>
+              <w:t>Fractions (⅓, ½)</w:t>
+            </w:r>
+          </w:p>
+        </w:tc>
+        <w:tc>
+          <w:tcPr>
+            <w:tcW w:w="1202" w:type="dxa"/>
+            <w:vAlign w:val="center"/>
+            <w:hideMark/>
+          </w:tcPr>
+          <w:p>
+            <w:pPr>
+              <w:pStyle w:val="ListBullet"/>
+              <w:numPr>
+                <w:ilvl w:val="0"/>
+                <w:numId w:val="0"/>
+              </w:numPr>
+              <w:ind w:left="360"/>
+              <w:jc w:val="center"/>
+              <w:rPr>
+                <w:rFonts w:ascii="Segoe UI Emoji" w:hAnsi="Segoe UI Emoji" w:cs="Segoe UI Emoji"/>
+                <w:color w:val="C0504D" w:themeColor="accent2"/>
+                <w:lang w:val="en-IN"/>
+              </w:rPr>
+            </w:pPr>
+            <w:r>
+              <w:rPr>
+                <w:rFonts w:ascii="Segoe UI Emoji" w:hAnsi="Segoe UI Emoji" w:cs="Segoe UI Emoji"/>
+                <w:color w:val="C0504D" w:themeColor="accent2"/>
+                <w:lang w:val="en-IN"/>
+              </w:rPr>
+              <w:t>❌</w:t>
+            </w:r>
+          </w:p>
+        </w:tc>
+        <w:tc>
+          <w:tcPr>
+            <w:tcW w:w="1248" w:type="dxa"/>
+            <w:vAlign w:val="center"/>
+            <w:hideMark/>
+          </w:tcPr>
+          <w:p>
+            <w:pPr>
+              <w:pStyle w:val="ListBullet"/>
+              <w:numPr>
+                <w:ilvl w:val="0"/>
+                <w:numId w:val="0"/>
+              </w:numPr>
+              <w:ind w:left="360"/>
+              <w:jc w:val="center"/>
+              <w:rPr>
+                <w:rFonts w:ascii="Segoe UI Emoji" w:hAnsi="Segoe UI Emoji" w:cs="Segoe UI Emoji"/>
+                <w:color w:val="C0504D" w:themeColor="accent2"/>
+                <w:lang w:val="en-IN"/>
+              </w:rPr>
+            </w:pPr>
+            <w:r>
+              <w:rPr>
+                <w:rFonts w:ascii="Segoe UI Emoji" w:hAnsi="Segoe UI Emoji" w:cs="Segoe UI Emoji"/>
+                <w:color w:val="C0504D" w:themeColor="accent2"/>
+                <w:lang w:val="en-IN"/>
+              </w:rPr>
+              <w:t>❌</w:t>
+            </w:r>
+          </w:p>
+        </w:tc>
+        <w:tc>
+          <w:tcPr>
+            <w:tcW w:w="1514" w:type="dxa"/>
+            <w:vAlign w:val="center"/>
+            <w:hideMark/>
+          </w:tcPr>
+          <w:p>
+            <w:pPr>
+              <w:pStyle w:val="ListBullet"/>
+              <w:numPr>
+                <w:ilvl w:val="0"/>
+                <w:numId w:val="0"/>
+              </w:numPr>
+              <w:ind w:left="360"/>
+              <w:jc w:val="center"/>
+              <w:rPr>
+                <w:rFonts w:ascii="Segoe UI Emoji" w:hAnsi="Segoe UI Emoji" w:cs="Segoe UI Emoji"/>
+                <w:color w:val="00B050"/>
+                <w:lang w:val="en-IN"/>
+              </w:rPr>
+            </w:pPr>
+            <w:r>
+              <w:rPr>
+                <w:rFonts w:ascii="Segoe UI Emoji" w:hAnsi="Segoe UI Emoji" w:cs="Segoe UI Emoji"/>
+                <w:color w:val="00B050"/>
+                <w:lang w:val="en-IN"/>
+              </w:rPr>
+              <w:t>✔</w:t>
+            </w:r>
+          </w:p>
+        </w:tc>
+      </w:tr>
+      <w:tr>
+        <w:trPr>
+          <w:tblCellSpacing w:w="15" w:type="dxa"/>
+        </w:trPr>
+        <w:tc>
+          <w:tcPr>
+            <w:tcW w:w="3596" w:type="dxa"/>
+            <w:vAlign w:val="center"/>
+            <w:hideMark/>
+          </w:tcPr>
+          <w:p>
+            <w:pPr>
+              <w:pStyle w:val="ListBullet"/>
+              <w:numPr>
+                <w:ilvl w:val="0"/>
+                <w:numId w:val="0"/>
+              </w:numPr>
+              <w:ind w:left="360"/>
+              <w:jc w:val="center"/>
+              <w:rPr>
+                <w:lang w:val="en-IN"/>
+              </w:rPr>
+            </w:pPr>
+            <w:r>
+              <w:rPr>
+                <w:lang w:val="en-IN"/>
+              </w:rPr>
+              <w:t>Roman numerals (</w:t>
+            </w:r>
+            <w:r>
+              <w:rPr>
+                <w:rFonts w:ascii="MS Mincho" w:eastAsia="MS Mincho" w:hAnsi="MS Mincho" w:cs="MS Mincho" w:hint="eastAsia"/>
+                <w:lang w:val="en-IN"/>
+              </w:rPr>
+              <w:t>Ⅴ</w:t>
+            </w:r>
+            <w:r>
+              <w:rPr>
+                <w:lang w:val="en-IN"/>
+              </w:rPr>
+              <w:t>)</w:t>
+            </w:r>
+          </w:p>
+        </w:tc>
+        <w:tc>
+          <w:tcPr>
+            <w:tcW w:w="1202" w:type="dxa"/>
+            <w:vAlign w:val="center"/>
+            <w:hideMark/>
+          </w:tcPr>
+          <w:p>
+            <w:pPr>
+              <w:pStyle w:val="ListBullet"/>
+              <w:numPr>
+                <w:ilvl w:val="0"/>
+                <w:numId w:val="0"/>
+              </w:numPr>
+              <w:ind w:left="360"/>
+              <w:jc w:val="center"/>
+              <w:rPr>
+                <w:rFonts w:ascii="Segoe UI Emoji" w:hAnsi="Segoe UI Emoji" w:cs="Segoe UI Emoji"/>
+                <w:color w:val="C0504D" w:themeColor="accent2"/>
+                <w:lang w:val="en-IN"/>
+              </w:rPr>
+            </w:pPr>
+            <w:r>
+              <w:rPr>
+                <w:rFonts w:ascii="Segoe UI Emoji" w:hAnsi="Segoe UI Emoji" w:cs="Segoe UI Emoji"/>
+                <w:color w:val="C0504D" w:themeColor="accent2"/>
+                <w:lang w:val="en-IN"/>
+              </w:rPr>
+              <w:t>❌</w:t>
+            </w:r>
+          </w:p>
+        </w:tc>
+        <w:tc>
+          <w:tcPr>
+            <w:tcW w:w="1248" w:type="dxa"/>
+            <w:vAlign w:val="center"/>
+            <w:hideMark/>
+          </w:tcPr>
+          <w:p>
+            <w:pPr>
+              <w:pStyle w:val="ListBullet"/>
+              <w:numPr>
+                <w:ilvl w:val="0"/>
+                <w:numId w:val="0"/>
+              </w:numPr>
+              <w:ind w:left="360"/>
+              <w:jc w:val="center"/>
+              <w:rPr>
+                <w:rFonts w:ascii="Segoe UI Emoji" w:hAnsi="Segoe UI Emoji" w:cs="Segoe UI Emoji"/>
+                <w:color w:val="C0504D" w:themeColor="accent2"/>
+                <w:lang w:val="en-IN"/>
+              </w:rPr>
+            </w:pPr>
+            <w:r>
+              <w:rPr>
+                <w:rFonts w:ascii="Segoe UI Emoji" w:hAnsi="Segoe UI Emoji" w:cs="Segoe UI Emoji"/>
+                <w:color w:val="C0504D" w:themeColor="accent2"/>
+                <w:lang w:val="en-IN"/>
+              </w:rPr>
+              <w:t>❌</w:t>
+            </w:r>
+          </w:p>
+        </w:tc>
+        <w:tc>
+          <w:tcPr>
+            <w:tcW w:w="1514" w:type="dxa"/>
+            <w:vAlign w:val="center"/>
+            <w:hideMark/>
+          </w:tcPr>
+          <w:p>
+            <w:pPr>
+              <w:pStyle w:val="ListBullet"/>
+              <w:numPr>
+                <w:ilvl w:val="0"/>
+                <w:numId w:val="0"/>
+              </w:numPr>
+              <w:ind w:left="360"/>
+              <w:jc w:val="center"/>
+              <w:rPr>
+                <w:rFonts w:ascii="Segoe UI Emoji" w:hAnsi="Segoe UI Emoji" w:cs="Segoe UI Emoji"/>
+                <w:color w:val="00B050"/>
+                <w:lang w:val="en-IN"/>
+              </w:rPr>
+            </w:pPr>
+            <w:r>
+              <w:rPr>
+                <w:rFonts w:ascii="Segoe UI Emoji" w:hAnsi="Segoe UI Emoji" w:cs="Segoe UI Emoji"/>
+                <w:color w:val="00B050"/>
+                <w:lang w:val="en-IN"/>
+              </w:rPr>
+              <w:t>✔</w:t>
+            </w:r>
+          </w:p>
+        </w:tc>
+      </w:tr>
+      <w:tr>
+        <w:trPr>
+          <w:tblCellSpacing w:w="15" w:type="dxa"/>
+        </w:trPr>
+        <w:tc>
+          <w:tcPr>
+            <w:tcW w:w="3596" w:type="dxa"/>
+            <w:vAlign w:val="center"/>
+            <w:hideMark/>
+          </w:tcPr>
+          <w:p>
+            <w:pPr>
+              <w:pStyle w:val="ListBullet"/>
+              <w:numPr>
+                <w:ilvl w:val="0"/>
+                <w:numId w:val="0"/>
+              </w:numPr>
+              <w:ind w:left="360"/>
+              <w:jc w:val="center"/>
+              <w:rPr>
+                <w:lang w:val="en-IN"/>
+              </w:rPr>
+            </w:pPr>
+            <w:r>
+              <w:rPr>
+                <w:lang w:val="en-IN"/>
+              </w:rPr>
+              <w:t>Decimal number with dot (“12.3”)</w:t>
+            </w:r>
+          </w:p>
+        </w:tc>
+        <w:tc>
+          <w:tcPr>
+            <w:tcW w:w="1202" w:type="dxa"/>
+            <w:vAlign w:val="center"/>
+            <w:hideMark/>
+          </w:tcPr>
+          <w:p>
+            <w:pPr>
+              <w:pStyle w:val="ListBullet"/>
+              <w:numPr>
+                <w:ilvl w:val="0"/>
+                <w:numId w:val="0"/>
+              </w:numPr>
+              <w:ind w:left="360"/>
+              <w:jc w:val="center"/>
+              <w:rPr>
+                <w:rFonts w:ascii="Segoe UI Emoji" w:hAnsi="Segoe UI Emoji" w:cs="Segoe UI Emoji"/>
+                <w:color w:val="C0504D" w:themeColor="accent2"/>
+                <w:lang w:val="en-IN"/>
+              </w:rPr>
+            </w:pPr>
+            <w:r>
+              <w:rPr>
+                <w:rFonts w:ascii="Segoe UI Emoji" w:hAnsi="Segoe UI Emoji" w:cs="Segoe UI Emoji"/>
+                <w:color w:val="C0504D" w:themeColor="accent2"/>
+                <w:lang w:val="en-IN"/>
+              </w:rPr>
+              <w:t>❌</w:t>
+            </w:r>
+          </w:p>
+        </w:tc>
+        <w:tc>
+          <w:tcPr>
+            <w:tcW w:w="1248" w:type="dxa"/>
+            <w:vAlign w:val="center"/>
+            <w:hideMark/>
+          </w:tcPr>
+          <w:p>
+            <w:pPr>
+              <w:pStyle w:val="ListBullet"/>
+              <w:numPr>
+                <w:ilvl w:val="0"/>
+                <w:numId w:val="0"/>
+              </w:numPr>
+              <w:ind w:left="360"/>
+              <w:jc w:val="center"/>
+              <w:rPr>
+                <w:rFonts w:ascii="Segoe UI Emoji" w:hAnsi="Segoe UI Emoji" w:cs="Segoe UI Emoji"/>
+                <w:color w:val="C0504D" w:themeColor="accent2"/>
+                <w:lang w:val="en-IN"/>
+              </w:rPr>
+            </w:pPr>
+            <w:r>
+              <w:rPr>
+                <w:rFonts w:ascii="Segoe UI Emoji" w:hAnsi="Segoe UI Emoji" w:cs="Segoe UI Emoji"/>
+                <w:color w:val="C0504D" w:themeColor="accent2"/>
+                <w:lang w:val="en-IN"/>
+              </w:rPr>
+              <w:t>❌</w:t>
+            </w:r>
+          </w:p>
+        </w:tc>
+        <w:tc>
+          <w:tcPr>
+            <w:tcW w:w="1514" w:type="dxa"/>
+            <w:vAlign w:val="center"/>
+            <w:hideMark/>
+          </w:tcPr>
+          <w:p>
+            <w:pPr>
+              <w:pStyle w:val="ListBullet"/>
+              <w:numPr>
+                <w:ilvl w:val="0"/>
+                <w:numId w:val="0"/>
+              </w:numPr>
+              <w:ind w:left="360"/>
+              <w:jc w:val="center"/>
+              <w:rPr>
+                <w:rFonts w:ascii="Segoe UI Emoji" w:hAnsi="Segoe UI Emoji" w:cs="Segoe UI Emoji"/>
+                <w:color w:val="C0504D" w:themeColor="accent2"/>
+                <w:lang w:val="en-IN"/>
+              </w:rPr>
+            </w:pPr>
+            <w:r>
+              <w:rPr>
+                <w:rFonts w:ascii="Segoe UI Emoji" w:hAnsi="Segoe UI Emoji" w:cs="Segoe UI Emoji"/>
+                <w:color w:val="C0504D" w:themeColor="accent2"/>
+                <w:lang w:val="en-IN"/>
+              </w:rPr>
+              <w:t>❌</w:t>
+            </w:r>
+          </w:p>
+        </w:tc>
+      </w:tr>
+      <w:tr>
+        <w:trPr>
+          <w:tblCellSpacing w:w="15" w:type="dxa"/>
+        </w:trPr>
+        <w:tc>
+          <w:tcPr>
+            <w:tcW w:w="3596" w:type="dxa"/>
+            <w:vAlign w:val="center"/>
+            <w:hideMark/>
+          </w:tcPr>
+          <w:p>
+            <w:pPr>
+              <w:pStyle w:val="ListBullet"/>
+              <w:numPr>
+                <w:ilvl w:val="0"/>
+                <w:numId w:val="0"/>
+              </w:numPr>
+              <w:ind w:left="360"/>
+              <w:jc w:val="center"/>
+              <w:rPr>
+                <w:lang w:val="en-IN"/>
+              </w:rPr>
+            </w:pPr>
+            <w:r>
+              <w:rPr>
+                <w:lang w:val="en-IN"/>
+              </w:rPr>
+              <w:t>Negative number (“-12”)</w:t>
+            </w:r>
+          </w:p>
+        </w:tc>
+        <w:tc>
+          <w:tcPr>
+            <w:tcW w:w="1202" w:type="dxa"/>
+            <w:vAlign w:val="center"/>
+            <w:hideMark/>
+          </w:tcPr>
+          <w:p>
+            <w:pPr>
+              <w:pStyle w:val="ListBullet"/>
+              <w:numPr>
+                <w:ilvl w:val="0"/>
+                <w:numId w:val="0"/>
+              </w:numPr>
+              <w:ind w:left="360"/>
+              <w:jc w:val="center"/>
+              <w:rPr>
+                <w:rFonts w:ascii="Segoe UI Emoji" w:hAnsi="Segoe UI Emoji" w:cs="Segoe UI Emoji"/>
+                <w:color w:val="C0504D" w:themeColor="accent2"/>
+                <w:lang w:val="en-IN"/>
+              </w:rPr>
+            </w:pPr>
+            <w:r>
+              <w:rPr>
+                <w:rFonts w:ascii="Segoe UI Emoji" w:hAnsi="Segoe UI Emoji" w:cs="Segoe UI Emoji"/>
+                <w:color w:val="C0504D" w:themeColor="accent2"/>
+                <w:lang w:val="en-IN"/>
+              </w:rPr>
+              <w:t>❌</w:t>
+            </w:r>
+          </w:p>
+        </w:tc>
+        <w:tc>
+          <w:tcPr>
+            <w:tcW w:w="1248" w:type="dxa"/>
+            <w:vAlign w:val="center"/>
+            <w:hideMark/>
+          </w:tcPr>
+          <w:p>
+            <w:pPr>
+              <w:pStyle w:val="ListBullet"/>
+              <w:numPr>
+                <w:ilvl w:val="0"/>
+                <w:numId w:val="0"/>
+              </w:numPr>
+              <w:ind w:left="360"/>
+              <w:jc w:val="center"/>
+              <w:rPr>
+                <w:rFonts w:ascii="Segoe UI Emoji" w:hAnsi="Segoe UI Emoji" w:cs="Segoe UI Emoji"/>
+                <w:color w:val="C0504D" w:themeColor="accent2"/>
+                <w:lang w:val="en-IN"/>
+              </w:rPr>
+            </w:pPr>
+            <w:r>
+              <w:rPr>
+                <w:rFonts w:ascii="Segoe UI Emoji" w:hAnsi="Segoe UI Emoji" w:cs="Segoe UI Emoji"/>
+                <w:color w:val="C0504D" w:themeColor="accent2"/>
+                <w:lang w:val="en-IN"/>
+              </w:rPr>
+              <w:t>❌</w:t>
+            </w:r>
+          </w:p>
+        </w:tc>
+        <w:tc>
+          <w:tcPr>
+            <w:tcW w:w="1514" w:type="dxa"/>
+            <w:vAlign w:val="center"/>
+            <w:hideMark/>
+          </w:tcPr>
+          <w:p>
+            <w:pPr>
+              <w:pStyle w:val="ListBullet"/>
+              <w:numPr>
+                <w:ilvl w:val="0"/>
+                <w:numId w:val="0"/>
+              </w:numPr>
+              <w:ind w:left="360"/>
+              <w:jc w:val="center"/>
+              <w:rPr>
+                <w:rFonts w:ascii="Segoe UI Emoji" w:hAnsi="Segoe UI Emoji" w:cs="Segoe UI Emoji"/>
+                <w:color w:val="C0504D" w:themeColor="accent2"/>
+                <w:lang w:val="en-IN"/>
+              </w:rPr>
+            </w:pPr>
+            <w:r>
+              <w:rPr>
+                <w:rFonts w:ascii="Segoe UI Emoji" w:hAnsi="Segoe UI Emoji" w:cs="Segoe UI Emoji"/>
+                <w:color w:val="C0504D" w:themeColor="accent2"/>
+                <w:lang w:val="en-IN"/>
+              </w:rPr>
+              <w:t>❌</w:t>
+            </w:r>
+          </w:p>
+        </w:tc>
+      </w:tr>
+      <w:tr>
+        <w:trPr>
+          <w:tblCellSpacing w:w="15" w:type="dxa"/>
+        </w:trPr>
+        <w:tc>
+          <w:tcPr>
+            <w:tcW w:w="3596" w:type="dxa"/>
+            <w:vAlign w:val="center"/>
+            <w:hideMark/>
+          </w:tcPr>
+          <w:p>
+            <w:pPr>
+              <w:pStyle w:val="ListBullet"/>
+              <w:numPr>
+                <w:ilvl w:val="0"/>
+                <w:numId w:val="0"/>
+              </w:numPr>
+              <w:ind w:left="360"/>
+              <w:jc w:val="center"/>
+              <w:rPr>
+                <w:lang w:val="en-IN"/>
+              </w:rPr>
+            </w:pPr>
+            <w:r>
+              <w:rPr>
+                <w:lang w:val="en-IN"/>
+              </w:rPr>
+              <w:t>Strictness level</w:t>
+            </w:r>
+          </w:p>
+        </w:tc>
+        <w:tc>
+          <w:tcPr>
+            <w:tcW w:w="1202" w:type="dxa"/>
+            <w:vAlign w:val="center"/>
+            <w:hideMark/>
+          </w:tcPr>
+          <w:p>
+            <w:pPr>
+              <w:pStyle w:val="ListBullet"/>
+              <w:numPr>
+                <w:ilvl w:val="0"/>
+                <w:numId w:val="0"/>
+              </w:numPr>
+              <w:ind w:left="360"/>
+              <w:jc w:val="center"/>
+              <w:rPr>
+                <w:lang w:val="en-IN"/>
+              </w:rPr>
+            </w:pPr>
+            <w:r>
+              <w:rPr>
+                <w:lang w:val="en-IN"/>
+              </w:rPr>
+              <w:t>Highest</w:t>
+            </w:r>
+          </w:p>
+        </w:tc>
+        <w:tc>
+          <w:tcPr>
+            <w:tcW w:w="1248" w:type="dxa"/>
+            <w:vAlign w:val="center"/>
+            <w:hideMark/>
+          </w:tcPr>
+          <w:p>
+            <w:pPr>
+              <w:pStyle w:val="ListBullet"/>
+              <w:numPr>
+                <w:ilvl w:val="0"/>
+                <w:numId w:val="0"/>
+              </w:numPr>
+              <w:ind w:left="360"/>
+              <w:jc w:val="center"/>
+              <w:rPr>
+                <w:lang w:val="en-IN"/>
+              </w:rPr>
+            </w:pPr>
+            <w:r>
+              <w:rPr>
+                <w:lang w:val="en-IN"/>
+              </w:rPr>
+              <w:t>Medium</w:t>
+            </w:r>
+          </w:p>
+        </w:tc>
+        <w:tc>
+          <w:tcPr>
+            <w:tcW w:w="1514" w:type="dxa"/>
+            <w:vAlign w:val="center"/>
+            <w:hideMark/>
+          </w:tcPr>
+          <w:p>
+            <w:pPr>
+              <w:pStyle w:val="ListBullet"/>
+              <w:numPr>
+                <w:ilvl w:val="0"/>
+                <w:numId w:val="0"/>
+              </w:numPr>
+              <w:rPr>
+                <w:lang w:val="en-IN"/>
+              </w:rPr>
+            </w:pPr>
+            <w:r>
+              <w:rPr>
+                <w:lang w:val="en-IN"/>
+              </w:rPr>
+              <w:t xml:space="preserve">  </w:t>
+            </w:r>
+            <w:r>
+              <w:rPr>
+                <w:lang w:val="en-IN"/>
+              </w:rPr>
+              <w:t>Lowest</w:t>
+            </w:r>
+          </w:p>
+        </w:tc>
+      </w:tr>
+    </w:tbl>
+    <w:p>
+      <w:pPr>
+        <w:pStyle w:val="ListBullet"/>
+        <w:numPr>
+          <w:ilvl w:val="0"/>
+          <w:numId w:val="0"/>
+        </w:numPr>
+        <w:ind w:left="360" w:hanging="360"/>
+        <w:rPr>
+          <w:lang w:val="en-IN"/>
+        </w:rPr>
+      </w:pPr>
+    </w:p>
+    <w:p>
+      <w:pPr>
+        <w:pStyle w:val="Heading2"/>
+      </w:pPr>
+      <w:r>
+        <w:t>1</w:t>
+      </w:r>
+      <w:r>
+        <w:t>9</w:t>
+      </w:r>
+      <w:r>
+        <w:t xml:space="preserve">. </w:t>
+      </w:r>
+      <w:proofErr w:type="gramStart"/>
+      <w:r>
+        <w:t>strip(</w:t>
+      </w:r>
+      <w:proofErr w:type="gramEnd"/>
+      <w:r>
+        <w:t>)</w:t>
+      </w:r>
+    </w:p>
+    <w:p>
+      <w:pPr>
+        <w:ind w:left="720"/>
+        <w:rPr>
+          <w:b/>
+          <w:bCs/>
+        </w:rPr>
+      </w:pPr>
+      <w:r>
+        <w:rPr>
+          <w:b/>
+          <w:bCs/>
+        </w:rPr>
+        <w:t>Removes leading and trailing spaces</w:t>
+      </w:r>
+    </w:p>
+    <w:p>
+      <w:pPr>
+        <w:ind w:left="720"/>
+      </w:pPr>
+      <w:r>
+        <w:t>example</w:t>
+      </w:r>
+      <w:r>
+        <w:t>:</w:t>
+      </w:r>
+    </w:p>
+    <w:p>
+      <w:pPr>
+        <w:pStyle w:val="ListBullet"/>
+        <w:tabs>
+          <w:tab w:val="clear" w:pos="360"/>
+          <w:tab w:val="num" w:pos="1080"/>
+        </w:tabs>
+        <w:ind w:left="1080"/>
+      </w:pPr>
+      <w:proofErr w:type="gramStart"/>
+      <w:r>
+        <w:t>print("  hello</w:t>
+      </w:r>
+      <w:proofErr w:type="gramEnd"/>
+      <w:r>
+        <w:t xml:space="preserve">  </w:t>
+      </w:r>
+      <w:proofErr w:type="gramStart"/>
+      <w:r>
+        <w:t>".strip</w:t>
+      </w:r>
+      <w:proofErr w:type="gramEnd"/>
+      <w:r>
+        <w:t>(</w:t>
+      </w:r>
+      <w:proofErr w:type="gramStart"/>
+      <w:r>
+        <w:t>))  #</w:t>
+      </w:r>
+      <w:proofErr w:type="gramEnd"/>
+      <w:r>
+        <w:t xml:space="preserve"> hello</w:t>
+      </w:r>
+    </w:p>
+    <w:p>
+      <w:pPr>
+        <w:pStyle w:val="Heading2"/>
+      </w:pPr>
+      <w:r>
+        <w:t>20</w:t>
+      </w:r>
+      <w:r>
+        <w:t xml:space="preserve">. </w:t>
+      </w:r>
+      <w:proofErr w:type="spellStart"/>
+      <w:proofErr w:type="gramStart"/>
+      <w:r>
+        <w:t>lstrip</w:t>
+      </w:r>
+      <w:proofErr w:type="spellEnd"/>
+      <w:r>
+        <w:t>(</w:t>
+      </w:r>
+      <w:proofErr w:type="gramEnd"/>
+      <w:r>
+        <w:t>)</w:t>
+      </w:r>
+    </w:p>
+    <w:p>
+      <w:pPr>
+        <w:ind w:left="720"/>
+        <w:rPr>
+          <w:b/>
+          <w:bCs/>
+        </w:rPr>
+      </w:pPr>
+      <w:r>
+        <w:rPr>
+          <w:b/>
+          <w:bCs/>
+        </w:rPr>
+        <w:t>Removes only left-side spaces</w:t>
+      </w:r>
+    </w:p>
+    <w:p>
+      <w:pPr>
+        <w:ind w:left="720"/>
+      </w:pPr>
+      <w:r>
+        <w:t>example</w:t>
+      </w:r>
+      <w:r>
+        <w:t>:</w:t>
+      </w:r>
+    </w:p>
+    <w:p>
+      <w:pPr>
+        <w:pStyle w:val="ListBullet"/>
+        <w:tabs>
+          <w:tab w:val="clear" w:pos="360"/>
+          <w:tab w:val="num" w:pos="1080"/>
+        </w:tabs>
+        <w:ind w:left="1080"/>
+      </w:pPr>
+      <w:proofErr w:type="gramStart"/>
+      <w:r>
+        <w:t>print("  hello".</w:t>
+      </w:r>
+      <w:proofErr w:type="spellStart"/>
+      <w:r>
+        <w:t>lstrip</w:t>
+      </w:r>
+      <w:proofErr w:type="spellEnd"/>
+      <w:proofErr w:type="gramEnd"/>
+      <w:r>
+        <w:t>(</w:t>
+      </w:r>
+      <w:proofErr w:type="gramStart"/>
+      <w:r>
+        <w:t>))  #</w:t>
+      </w:r>
+      <w:proofErr w:type="gramEnd"/>
+      <w:r>
+        <w:t xml:space="preserve"> hello</w:t>
+      </w:r>
+    </w:p>
+    <w:p>
+      <w:pPr>
+        <w:pStyle w:val="Heading2"/>
+      </w:pPr>
+      <w:r>
+        <w:t>2</w:t>
+      </w:r>
+      <w:r>
+        <w:t>1</w:t>
+      </w:r>
+      <w:r>
+        <w:t xml:space="preserve">. </w:t>
+      </w:r>
+      <w:proofErr w:type="spellStart"/>
+      <w:proofErr w:type="gramStart"/>
+      <w:r>
+        <w:t>rstrip</w:t>
+      </w:r>
+      <w:proofErr w:type="spellEnd"/>
+      <w:r>
+        <w:t>(</w:t>
+      </w:r>
+      <w:proofErr w:type="gramEnd"/>
+      <w:r>
+        <w:t>)</w:t>
+      </w:r>
+    </w:p>
+    <w:p>
+      <w:pPr>
+        <w:ind w:left="720"/>
+        <w:rPr>
+          <w:b/>
+          <w:bCs/>
+        </w:rPr>
+      </w:pPr>
+      <w:r>
+        <w:rPr>
+          <w:b/>
+          <w:bCs/>
+        </w:rPr>
+        <w:t>Removes only right-side spaces</w:t>
+      </w:r>
+    </w:p>
+    <w:p>
+      <w:pPr>
+        <w:ind w:left="720"/>
+      </w:pPr>
+      <w:r>
+        <w:t>example</w:t>
+      </w:r>
+      <w:r>
+        <w:t>:</w:t>
+      </w:r>
+    </w:p>
+    <w:p>
+      <w:pPr>
+        <w:pStyle w:val="ListBullet"/>
+        <w:tabs>
+          <w:tab w:val="clear" w:pos="360"/>
+          <w:tab w:val="num" w:pos="1080"/>
+        </w:tabs>
+        <w:ind w:left="1080"/>
+      </w:pPr>
+      <w:proofErr w:type="gramStart"/>
+      <w:r>
+        <w:t>print(</w:t>
+      </w:r>
+      <w:proofErr w:type="gramEnd"/>
+      <w:r>
+        <w:t>"</w:t>
+      </w:r>
+      <w:proofErr w:type="gramStart"/>
+      <w:r>
+        <w:t>hello  "</w:t>
+      </w:r>
+      <w:proofErr w:type="gramEnd"/>
+      <w:r>
+        <w:t>.</w:t>
+      </w:r>
+      <w:proofErr w:type="spellStart"/>
+      <w:proofErr w:type="gramStart"/>
+      <w:r>
+        <w:t>rstrip</w:t>
+      </w:r>
+      <w:proofErr w:type="spellEnd"/>
+      <w:r>
+        <w:t>())  #</w:t>
+      </w:r>
+      <w:proofErr w:type="gramEnd"/>
+      <w:r>
+        <w:t xml:space="preserve"> hello</w:t>
+      </w:r>
+    </w:p>
+    <w:p>
+      <w:pPr>
+        <w:pStyle w:val="ListBullet"/>
+        <w:numPr>
+          <w:ilvl w:val="0"/>
+          <w:numId w:val="0"/>
+        </w:numPr>
+        <w:ind w:left="360" w:hanging="360"/>
+      </w:pPr>
+    </w:p>
+    <w:p>
+      <w:pPr>
+        <w:pStyle w:val="ListBullet"/>
+        <w:numPr>
+          <w:ilvl w:val="0"/>
+          <w:numId w:val="0"/>
+        </w:numPr>
+        <w:ind w:left="360" w:hanging="360"/>
+      </w:pPr>
+    </w:p>
+    <w:p>
+      <w:pPr>
+        <w:pStyle w:val="ListBullet"/>
+        <w:numPr>
+          <w:ilvl w:val="0"/>
+          <w:numId w:val="0"/>
+        </w:numPr>
+        <w:ind w:left="360" w:hanging="360"/>
+      </w:pPr>
+    </w:p>
+    <w:p>
+      <w:pPr>
+        <w:pStyle w:val="ListBullet"/>
+        <w:numPr>
+          <w:ilvl w:val="0"/>
+          <w:numId w:val="0"/>
+        </w:numPr>
+        <w:ind w:left="360" w:hanging="360"/>
+      </w:pPr>
+    </w:p>
+    <w:p>
+      <w:pPr>
+        <w:pStyle w:val="Heading2"/>
+      </w:pPr>
+      <w:r>
+        <w:lastRenderedPageBreak/>
+        <w:t>2</w:t>
+      </w:r>
+      <w:r>
+        <w:t>2</w:t>
+      </w:r>
+      <w:r>
+        <w:t xml:space="preserve">. </w:t>
+      </w:r>
+      <w:proofErr w:type="gramStart"/>
+      <w:r>
+        <w:t>split(</w:t>
+      </w:r>
+      <w:proofErr w:type="gramEnd"/>
+      <w:r>
+        <w:t>)</w:t>
+      </w:r>
+    </w:p>
+    <w:p>
+      <w:pPr>
+        <w:ind w:left="720"/>
+        <w:rPr>
+          <w:b/>
+          <w:bCs/>
+        </w:rPr>
+      </w:pPr>
+      <w:r>
+        <w:rPr>
+          <w:b/>
+          <w:bCs/>
+        </w:rPr>
+        <w:t>Splits string into list</w:t>
+      </w:r>
+      <w:r>
+        <w:rPr>
+          <w:b/>
+          <w:bCs/>
+        </w:rPr>
+        <w:t xml:space="preserve"> by given substring default by space</w:t>
+      </w:r>
+    </w:p>
+    <w:p>
+      <w:pPr>
+        <w:ind w:left="720"/>
+      </w:pPr>
+      <w:r>
+        <w:t>example</w:t>
+      </w:r>
+      <w:r>
+        <w:t>:</w:t>
+      </w:r>
+    </w:p>
+    <w:p>
+      <w:pPr>
+        <w:pStyle w:val="ListBullet"/>
+        <w:tabs>
+          <w:tab w:val="clear" w:pos="360"/>
+          <w:tab w:val="num" w:pos="1080"/>
+        </w:tabs>
+        <w:ind w:left="1080"/>
+      </w:pPr>
+      <w:r>
+        <w:t>print("</w:t>
+      </w:r>
+      <w:proofErr w:type="spellStart"/>
+      <w:proofErr w:type="gramStart"/>
+      <w:r>
+        <w:t>a,b</w:t>
+      </w:r>
+      <w:proofErr w:type="gramEnd"/>
+      <w:r>
+        <w:t>,c</w:t>
+      </w:r>
+      <w:proofErr w:type="gramStart"/>
+      <w:r>
+        <w:t>".split</w:t>
+      </w:r>
+      <w:proofErr w:type="spellEnd"/>
+      <w:proofErr w:type="gramEnd"/>
+      <w:r>
+        <w:t>(","</w:t>
+      </w:r>
+      <w:proofErr w:type="gramStart"/>
+      <w:r>
+        <w:t>))</w:t>
+      </w:r>
+      <w:r>
+        <w:t xml:space="preserve">  </w:t>
+      </w:r>
+      <w:r>
+        <w:tab/>
+      </w:r>
+      <w:proofErr w:type="gramEnd"/>
+      <w:r>
+        <w:tab/>
+      </w:r>
+      <w:r>
+        <w:tab/>
+      </w:r>
+      <w:r>
+        <w:tab/>
+      </w:r>
+      <w:r>
+        <w:t># ['a', 'b', 'c']</w:t>
+      </w:r>
+    </w:p>
+    <w:p>
+      <w:pPr>
+        <w:pStyle w:val="ListBullet"/>
+        <w:tabs>
+          <w:tab w:val="clear" w:pos="360"/>
+          <w:tab w:val="num" w:pos="1080"/>
+        </w:tabs>
+        <w:ind w:left="1080"/>
+      </w:pPr>
+      <w:r>
+        <w:t>print("2025-11-19</w:t>
+      </w:r>
+      <w:proofErr w:type="gramStart"/>
+      <w:r>
+        <w:t>".split</w:t>
+      </w:r>
+      <w:proofErr w:type="gramEnd"/>
+      <w:r>
+        <w:t>("-"</w:t>
+      </w:r>
+      <w:proofErr w:type="gramStart"/>
+      <w:r>
+        <w:t>))</w:t>
+      </w:r>
+      <w:r>
+        <w:t xml:space="preserve">   </w:t>
+      </w:r>
+      <w:proofErr w:type="gramEnd"/>
+      <w:r>
+        <w:t xml:space="preserve">                </w:t>
+      </w:r>
+      <w:r>
+        <w:tab/>
+      </w:r>
+      <w:r>
+        <w:tab/>
+      </w:r>
+      <w:r>
+        <w:t># ['2025', '11', '19']</w:t>
+      </w:r>
+    </w:p>
+    <w:p>
+      <w:pPr>
+        <w:pStyle w:val="ListBullet"/>
+        <w:tabs>
+          <w:tab w:val="clear" w:pos="360"/>
+          <w:tab w:val="num" w:pos="1080"/>
+        </w:tabs>
+        <w:ind w:left="1080"/>
+      </w:pPr>
+      <w:proofErr w:type="gramStart"/>
+      <w:r>
+        <w:t>print(</w:t>
+      </w:r>
+      <w:proofErr w:type="gramEnd"/>
+      <w:r>
+        <w:t xml:space="preserve">"one two three </w:t>
+      </w:r>
+      <w:proofErr w:type="spellStart"/>
+      <w:r>
+        <w:t>four</w:t>
+      </w:r>
+      <w:proofErr w:type="gramStart"/>
+      <w:r>
+        <w:t>".split</w:t>
+      </w:r>
+      <w:proofErr w:type="spellEnd"/>
+      <w:proofErr w:type="gramEnd"/>
+      <w:r>
+        <w:t>(" ", 2))</w:t>
+      </w:r>
+      <w:r>
+        <w:tab/>
+      </w:r>
+      <w:r>
+        <w:tab/>
+      </w:r>
+      <w:r>
+        <w:t># ['one', 'two', 'three four']</w:t>
+      </w:r>
+    </w:p>
+    <w:p>
+      <w:pPr>
+        <w:pStyle w:val="ListBullet"/>
+        <w:tabs>
+          <w:tab w:val="clear" w:pos="360"/>
+          <w:tab w:val="num" w:pos="1080"/>
+        </w:tabs>
+        <w:ind w:left="1080"/>
+      </w:pPr>
+      <w:proofErr w:type="gramStart"/>
+      <w:r>
+        <w:t>print(</w:t>
+      </w:r>
+      <w:proofErr w:type="gramEnd"/>
+      <w:r>
+        <w:t xml:space="preserve">"Python   is   </w:t>
+      </w:r>
+      <w:proofErr w:type="spellStart"/>
+      <w:r>
+        <w:t>awesome</w:t>
+      </w:r>
+      <w:proofErr w:type="gramStart"/>
+      <w:r>
+        <w:t>".split</w:t>
+      </w:r>
+      <w:proofErr w:type="spellEnd"/>
+      <w:proofErr w:type="gramEnd"/>
+      <w:r>
+        <w:t>())</w:t>
+      </w:r>
+      <w:r>
+        <w:tab/>
+      </w:r>
+      <w:r>
+        <w:tab/>
+      </w:r>
+      <w:r>
+        <w:t># ['Python', 'is', 'awesome']</w:t>
+      </w:r>
+    </w:p>
+    <w:p>
+      <w:pPr>
+        <w:pStyle w:val="Heading2"/>
+        <w:rPr>
+          <w:lang w:val="en-IN"/>
+        </w:rPr>
+      </w:pPr>
+      <w:r>
+        <w:t>2</w:t>
+      </w:r>
+      <w:r>
+        <w:t>3</w:t>
+      </w:r>
+      <w:r>
+        <w:t xml:space="preserve">. </w:t>
+      </w:r>
+      <w:proofErr w:type="gramStart"/>
+      <w:r>
+        <w:t>format</w:t>
+      </w:r>
+      <w:r>
+        <w:t>(</w:t>
+      </w:r>
+      <w:proofErr w:type="gramEnd"/>
+      <w:r>
+        <w:t>)</w:t>
+      </w:r>
+    </w:p>
+    <w:p>
+      <w:pPr>
+        <w:pStyle w:val="ListParagraph"/>
+        <w:numPr>
+          <w:ilvl w:val="1"/>
+          <w:numId w:val="37"/>
+        </w:numPr>
+        <w:rPr>
+          <w:lang w:val="en-IN"/>
+        </w:rPr>
+      </w:pPr>
+      <w:r>
+        <w:rPr>
+          <w:lang w:val="en-IN"/>
+        </w:rPr>
+        <w:t xml:space="preserve">The </w:t>
+      </w:r>
+      <w:proofErr w:type="gramStart"/>
+      <w:r>
+        <w:rPr>
+          <w:lang w:val="en-IN"/>
+        </w:rPr>
+        <w:t>format(</w:t>
+      </w:r>
+      <w:proofErr w:type="gramEnd"/>
+      <w:r>
+        <w:rPr>
+          <w:lang w:val="en-IN"/>
+        </w:rPr>
+        <w:t xml:space="preserve">) method is used to </w:t>
+      </w:r>
+      <w:r>
+        <w:rPr>
+          <w:b/>
+          <w:bCs/>
+          <w:lang w:val="en-IN"/>
+        </w:rPr>
+        <w:t>insert values into a string</w:t>
+      </w:r>
+      <w:r>
+        <w:rPr>
+          <w:lang w:val="en-IN"/>
+        </w:rPr>
+        <w:t xml:space="preserve"> at the placeholders {}.</w:t>
+      </w:r>
+    </w:p>
+    <w:p>
+      <w:pPr>
+        <w:pStyle w:val="ListParagraph"/>
+        <w:numPr>
+          <w:ilvl w:val="1"/>
+          <w:numId w:val="37"/>
+        </w:numPr>
+        <w:rPr>
+          <w:b/>
+          <w:bCs/>
+          <w:lang w:val="en-IN"/>
+        </w:rPr>
+      </w:pPr>
+      <w:r>
+        <w:rPr>
+          <w:b/>
+          <w:bCs/>
+          <w:lang w:val="en-IN"/>
+        </w:rPr>
+        <w:t>Syntax:</w:t>
+      </w:r>
+    </w:p>
+    <w:p>
+      <w:pPr>
+        <w:pStyle w:val="ListParagraph"/>
+        <w:numPr>
+          <w:ilvl w:val="1"/>
+          <w:numId w:val="23"/>
+        </w:numPr>
+        <w:rPr>
+          <w:lang w:val="en-IN"/>
+        </w:rPr>
+      </w:pPr>
+      <w:proofErr w:type="spellStart"/>
+      <w:proofErr w:type="gramStart"/>
+      <w:r>
+        <w:rPr>
+          <w:lang w:val="en-IN"/>
+        </w:rPr>
+        <w:t>string.format</w:t>
+      </w:r>
+      <w:proofErr w:type="spellEnd"/>
+      <w:proofErr w:type="gramEnd"/>
+      <w:r>
+        <w:rPr>
+          <w:lang w:val="en-IN"/>
+        </w:rPr>
+        <w:t>(value1, value2, ...)</w:t>
+      </w:r>
+    </w:p>
+    <w:p>
+      <w:pPr>
+        <w:ind w:firstLine="720"/>
+        <w:rPr>
+          <w:lang w:val="en-IN"/>
+        </w:rPr>
+      </w:pPr>
+      <w:proofErr w:type="gramStart"/>
+      <w:r>
+        <w:t>example</w:t>
+      </w:r>
+      <w:r>
+        <w:t xml:space="preserve"> :</w:t>
+      </w:r>
+      <w:proofErr w:type="gramEnd"/>
+    </w:p>
+    <w:p>
+      <w:pPr>
+        <w:pStyle w:val="ListParagraph"/>
+        <w:numPr>
+          <w:ilvl w:val="0"/>
+          <w:numId w:val="38"/>
+        </w:numPr>
+        <w:rPr>
+          <w:lang w:val="en-IN"/>
+        </w:rPr>
+      </w:pPr>
+      <w:proofErr w:type="gramStart"/>
+      <w:r>
+        <w:rPr>
+          <w:lang w:val="en-IN"/>
+        </w:rPr>
+        <w:t>print(</w:t>
+      </w:r>
+      <w:proofErr w:type="gramEnd"/>
+      <w:r>
+        <w:rPr>
+          <w:lang w:val="en-IN"/>
+        </w:rPr>
+        <w:t xml:space="preserve">"My name is </w:t>
+      </w:r>
+      <w:r>
+        <w:rPr>
+          <w:b/>
+          <w:bCs/>
+          <w:lang w:val="en-IN"/>
+        </w:rPr>
+        <w:t>{}</w:t>
+      </w:r>
+      <w:r>
+        <w:rPr>
+          <w:lang w:val="en-IN"/>
+        </w:rPr>
+        <w:t xml:space="preserve"> and I am </w:t>
+      </w:r>
+      <w:r>
+        <w:rPr>
+          <w:b/>
+          <w:bCs/>
+          <w:lang w:val="en-IN"/>
+        </w:rPr>
+        <w:t>{}</w:t>
+      </w:r>
+      <w:r>
+        <w:rPr>
+          <w:lang w:val="en-IN"/>
+        </w:rPr>
+        <w:t xml:space="preserve"> years </w:t>
+      </w:r>
+      <w:proofErr w:type="spellStart"/>
+      <w:r>
+        <w:rPr>
+          <w:lang w:val="en-IN"/>
+        </w:rPr>
+        <w:t>old."</w:t>
+      </w:r>
+      <w:r>
+        <w:rPr>
+          <w:b/>
+          <w:bCs/>
+          <w:lang w:val="en-IN"/>
+        </w:rPr>
+        <w:t>.format</w:t>
+      </w:r>
+      <w:proofErr w:type="spellEnd"/>
+      <w:r>
+        <w:rPr>
+          <w:b/>
+          <w:bCs/>
+          <w:lang w:val="en-IN"/>
+        </w:rPr>
+        <w:t>("Vishal", 20)</w:t>
+      </w:r>
+      <w:r>
+        <w:rPr>
+          <w:lang w:val="en-IN"/>
+        </w:rPr>
+        <w:t>)</w:t>
+      </w:r>
+    </w:p>
+    <w:p>
+      <w:pPr>
+        <w:pStyle w:val="ListParagraph"/>
+        <w:ind w:left="1440"/>
+        <w:rPr>
+          <w:lang w:val="en-IN"/>
+        </w:rPr>
+      </w:pPr>
+      <w:r>
+        <w:rPr>
+          <w:lang w:val="en-IN"/>
+        </w:rPr>
+        <w:t># My name is Vishal and I am 20 years old.</w:t>
+      </w:r>
+    </w:p>
+    <w:p>
+      <w:pPr>
+        <w:pStyle w:val="ListParagraph"/>
+        <w:numPr>
+          <w:ilvl w:val="0"/>
+          <w:numId w:val="39"/>
+        </w:numPr>
+        <w:rPr>
+          <w:lang w:val="en-IN"/>
+        </w:rPr>
+      </w:pPr>
+      <w:proofErr w:type="gramStart"/>
+      <w:r>
+        <w:rPr>
+          <w:lang w:val="en-IN"/>
+        </w:rPr>
+        <w:t>print(</w:t>
+      </w:r>
+      <w:proofErr w:type="gramEnd"/>
+      <w:r>
+        <w:rPr>
+          <w:lang w:val="en-IN"/>
+        </w:rPr>
+        <w:t xml:space="preserve">"Programming in </w:t>
+      </w:r>
+      <w:r>
+        <w:rPr>
+          <w:b/>
+          <w:bCs/>
+          <w:lang w:val="en-IN"/>
+        </w:rPr>
+        <w:t>{1}</w:t>
+      </w:r>
+      <w:r>
+        <w:rPr>
+          <w:lang w:val="en-IN"/>
+        </w:rPr>
+        <w:t xml:space="preserve"> is easier than {0}."</w:t>
+      </w:r>
+      <w:r>
+        <w:rPr>
+          <w:b/>
+          <w:bCs/>
+          <w:lang w:val="en-IN"/>
+        </w:rPr>
+        <w:t>.format("C", "Python")</w:t>
+      </w:r>
+      <w:r>
+        <w:rPr>
+          <w:lang w:val="en-IN"/>
+        </w:rPr>
+        <w:t>)</w:t>
+      </w:r>
+    </w:p>
+    <w:p>
+      <w:pPr>
+        <w:pStyle w:val="ListParagraph"/>
+        <w:ind w:left="1440"/>
+        <w:rPr>
+          <w:b/>
+          <w:bCs/>
+          <w:lang w:val="en-IN"/>
+        </w:rPr>
+      </w:pPr>
+      <w:r>
+        <w:rPr>
+          <w:lang w:val="en-IN"/>
+        </w:rPr>
+        <w:t># Programming in Python is easier than C.</w:t>
+      </w:r>
+    </w:p>
+    <w:p>
+      <w:pPr>
+        <w:pStyle w:val="ListParagraph"/>
+        <w:numPr>
+          <w:ilvl w:val="0"/>
+          <w:numId w:val="39"/>
+        </w:numPr>
+        <w:rPr>
+          <w:lang w:val="en-IN"/>
+        </w:rPr>
+      </w:pPr>
+      <w:proofErr w:type="gramStart"/>
+      <w:r>
+        <w:rPr>
+          <w:lang w:val="en-IN"/>
+        </w:rPr>
+        <w:t>print(</w:t>
+      </w:r>
+      <w:proofErr w:type="gramEnd"/>
+      <w:r>
+        <w:rPr>
+          <w:lang w:val="en-IN"/>
+        </w:rPr>
+        <w:t xml:space="preserve">"Hello, </w:t>
+      </w:r>
+      <w:r>
+        <w:rPr>
+          <w:b/>
+          <w:bCs/>
+          <w:lang w:val="en-IN"/>
+        </w:rPr>
+        <w:t>{name}</w:t>
+      </w:r>
+      <w:r>
+        <w:rPr>
+          <w:lang w:val="en-IN"/>
+        </w:rPr>
+        <w:t xml:space="preserve">! Your score is </w:t>
+      </w:r>
+      <w:r>
+        <w:rPr>
+          <w:b/>
+          <w:bCs/>
+          <w:lang w:val="en-IN"/>
+        </w:rPr>
+        <w:t>{score}</w:t>
+      </w:r>
+      <w:r>
+        <w:rPr>
+          <w:lang w:val="en-IN"/>
+        </w:rPr>
+        <w:t>.</w:t>
+      </w:r>
+      <w:proofErr w:type="gramStart"/>
+      <w:r>
+        <w:rPr>
+          <w:lang w:val="en-IN"/>
+        </w:rPr>
+        <w:t>"</w:t>
+      </w:r>
+      <w:r>
+        <w:rPr>
+          <w:b/>
+          <w:bCs/>
+          <w:lang w:val="en-IN"/>
+        </w:rPr>
+        <w:t>.format</w:t>
+      </w:r>
+      <w:proofErr w:type="gramEnd"/>
+      <w:r>
+        <w:rPr>
+          <w:b/>
+          <w:bCs/>
+          <w:lang w:val="en-IN"/>
+        </w:rPr>
+        <w:t>(name="Vishal", score=95)</w:t>
+      </w:r>
+      <w:r>
+        <w:rPr>
+          <w:lang w:val="en-IN"/>
+        </w:rPr>
+        <w:t>)</w:t>
+      </w:r>
+    </w:p>
+    <w:p>
+      <w:pPr>
+        <w:pStyle w:val="ListParagraph"/>
+        <w:ind w:left="1440"/>
+        <w:rPr>
+          <w:lang w:val="en-IN"/>
+        </w:rPr>
+      </w:pPr>
+      <w:r>
+        <w:rPr>
+          <w:lang w:val="en-IN"/>
+        </w:rPr>
+        <w:t># Hello, Vishal! Your score is 95.</w:t>
+      </w:r>
+    </w:p>
+    <w:p>
+      <w:pPr>
+        <w:pStyle w:val="ListParagraph"/>
+        <w:numPr>
+          <w:ilvl w:val="0"/>
+          <w:numId w:val="40"/>
+        </w:numPr>
+        <w:rPr>
+          <w:lang w:val="en-IN"/>
+        </w:rPr>
+      </w:pPr>
+      <w:proofErr w:type="gramStart"/>
+      <w:r>
+        <w:rPr>
+          <w:lang w:val="en-IN"/>
+        </w:rPr>
+        <w:t>print(</w:t>
+      </w:r>
+      <w:proofErr w:type="gramEnd"/>
+      <w:r>
+        <w:rPr>
+          <w:lang w:val="en-IN"/>
+        </w:rPr>
+        <w:t xml:space="preserve">"Pi = </w:t>
+      </w:r>
+      <w:r>
+        <w:rPr>
+          <w:b/>
+          <w:bCs/>
+          <w:lang w:val="en-IN"/>
+        </w:rPr>
+        <w:t>{:.2f}</w:t>
+      </w:r>
+      <w:proofErr w:type="gramStart"/>
+      <w:r>
+        <w:rPr>
+          <w:lang w:val="en-IN"/>
+        </w:rPr>
+        <w:t>"</w:t>
+      </w:r>
+      <w:r>
+        <w:rPr>
+          <w:b/>
+          <w:bCs/>
+          <w:lang w:val="en-IN"/>
+        </w:rPr>
+        <w:t>.format</w:t>
+      </w:r>
+      <w:proofErr w:type="gramEnd"/>
+      <w:r>
+        <w:rPr>
+          <w:b/>
+          <w:bCs/>
+          <w:lang w:val="en-IN"/>
+        </w:rPr>
+        <w:t>(3.14159</w:t>
+      </w:r>
+      <w:proofErr w:type="gramStart"/>
+      <w:r>
+        <w:rPr>
+          <w:b/>
+          <w:bCs/>
+          <w:lang w:val="en-IN"/>
+        </w:rPr>
+        <w:t>)</w:t>
+      </w:r>
+      <w:r>
+        <w:rPr>
+          <w:lang w:val="en-IN"/>
+        </w:rPr>
+        <w:t>)</w:t>
+      </w:r>
+      <w:r>
+        <w:rPr>
+          <w:lang w:val="en-IN"/>
+        </w:rPr>
+        <w:t xml:space="preserve">   </w:t>
+      </w:r>
+      <w:proofErr w:type="gramEnd"/>
+      <w:r>
+        <w:rPr>
+          <w:lang w:val="en-IN"/>
+        </w:rPr>
+        <w:t># Pi = 3.14</w:t>
+      </w:r>
+    </w:p>
+    <w:p>
+      <w:pPr>
+        <w:pStyle w:val="ListParagraph"/>
+        <w:numPr>
+          <w:ilvl w:val="0"/>
+          <w:numId w:val="40"/>
+        </w:numPr>
+        <w:rPr>
+          <w:lang w:val="en-IN"/>
+        </w:rPr>
+      </w:pPr>
+      <w:proofErr w:type="gramStart"/>
+      <w:r>
+        <w:rPr>
+          <w:lang w:val="en-IN"/>
+        </w:rPr>
+        <w:t>print(</w:t>
+      </w:r>
+      <w:proofErr w:type="gramEnd"/>
+      <w:r>
+        <w:rPr>
+          <w:lang w:val="en-IN"/>
+        </w:rPr>
+        <w:t>"</w:t>
+      </w:r>
+      <w:proofErr w:type="gramStart"/>
+      <w:r>
+        <w:rPr>
+          <w:lang w:val="en-IN"/>
+        </w:rPr>
+        <w:t>|</w:t>
+      </w:r>
+      <w:r>
+        <w:rPr>
+          <w:b/>
+          <w:bCs/>
+          <w:lang w:val="en-IN"/>
+        </w:rPr>
+        <w:t>{</w:t>
+      </w:r>
+      <w:proofErr w:type="gramEnd"/>
+      <w:r>
+        <w:rPr>
+          <w:b/>
+          <w:bCs/>
+          <w:lang w:val="en-IN"/>
+        </w:rPr>
+        <w:t>:&gt;</w:t>
+      </w:r>
+      <w:proofErr w:type="gramStart"/>
+      <w:r>
+        <w:rPr>
+          <w:b/>
+          <w:bCs/>
+          <w:lang w:val="en-IN"/>
+        </w:rPr>
+        <w:t>10}</w:t>
+      </w:r>
+      <w:r>
+        <w:rPr>
+          <w:lang w:val="en-IN"/>
+        </w:rPr>
+        <w:t>|</w:t>
+      </w:r>
+      <w:r>
+        <w:rPr>
+          <w:b/>
+          <w:bCs/>
+          <w:lang w:val="en-IN"/>
+        </w:rPr>
+        <w:t>{:^10}</w:t>
+      </w:r>
+      <w:r>
+        <w:rPr>
+          <w:lang w:val="en-IN"/>
+        </w:rPr>
+        <w:t>|</w:t>
+      </w:r>
+      <w:proofErr w:type="gramEnd"/>
+      <w:r>
+        <w:rPr>
+          <w:b/>
+          <w:bCs/>
+          <w:lang w:val="en-IN"/>
+        </w:rPr>
+        <w:t>{:&lt;</w:t>
+      </w:r>
+      <w:proofErr w:type="gramStart"/>
+      <w:r>
+        <w:rPr>
+          <w:b/>
+          <w:bCs/>
+          <w:lang w:val="en-IN"/>
+        </w:rPr>
+        <w:t>10}</w:t>
+      </w:r>
+      <w:r>
+        <w:rPr>
+          <w:lang w:val="en-IN"/>
+        </w:rPr>
+        <w:t>|"</w:t>
+      </w:r>
+      <w:r>
+        <w:rPr>
+          <w:b/>
+          <w:bCs/>
+          <w:lang w:val="en-IN"/>
+        </w:rPr>
+        <w:t>.format</w:t>
+      </w:r>
+      <w:proofErr w:type="gramEnd"/>
+      <w:r>
+        <w:rPr>
+          <w:b/>
+          <w:bCs/>
+          <w:lang w:val="en-IN"/>
+        </w:rPr>
+        <w:t>("Right", "</w:t>
+      </w:r>
+      <w:proofErr w:type="spellStart"/>
+      <w:r>
+        <w:rPr>
+          <w:b/>
+          <w:bCs/>
+          <w:lang w:val="en-IN"/>
+        </w:rPr>
+        <w:t>Center</w:t>
+      </w:r>
+      <w:proofErr w:type="spellEnd"/>
+      <w:r>
+        <w:rPr>
+          <w:b/>
+          <w:bCs/>
+          <w:lang w:val="en-IN"/>
+        </w:rPr>
+        <w:t>", "Left")</w:t>
+      </w:r>
+      <w:r>
+        <w:rPr>
+          <w:lang w:val="en-IN"/>
+        </w:rPr>
+        <w:t>)</w:t>
+      </w:r>
+    </w:p>
+    <w:p>
+      <w:pPr>
+        <w:pStyle w:val="ListParagraph"/>
+        <w:ind w:left="1440"/>
+        <w:rPr>
+          <w:lang w:val="en-IN"/>
+        </w:rPr>
+      </w:pPr>
+      <w:r>
+        <w:rPr>
+          <w:lang w:val="en-IN"/>
+        </w:rPr>
+        <w:t># |     Right</w:t>
+      </w:r>
+      <w:proofErr w:type="gramStart"/>
+      <w:r>
+        <w:rPr>
+          <w:lang w:val="en-IN"/>
+        </w:rPr>
+        <w:t xml:space="preserve">|  </w:t>
+      </w:r>
+      <w:proofErr w:type="spellStart"/>
+      <w:r>
+        <w:rPr>
+          <w:lang w:val="en-IN"/>
+        </w:rPr>
+        <w:t>Center</w:t>
+      </w:r>
+      <w:proofErr w:type="spellEnd"/>
+      <w:proofErr w:type="gramEnd"/>
+      <w:r>
+        <w:rPr>
+          <w:lang w:val="en-IN"/>
+        </w:rPr>
+        <w:t xml:space="preserve">  |Left      |</w:t>
+      </w:r>
+    </w:p>
+    <w:p/>
+    <w:p>
+      <w:pPr>
+        <w:pStyle w:val="ListBullet"/>
+        <w:numPr>
+          <w:ilvl w:val="0"/>
+          <w:numId w:val="0"/>
+        </w:numPr>
+        <w:ind w:left="360" w:hanging="360"/>
+      </w:pPr>
     </w:p>
     <w:sectPr>
       <w:pgSz w:w="12240" w:h="15840"/>
@@ -2530,7 +6368,7 @@
   <w:abstractNum w:abstractNumId="8" w15:restartNumberingAfterBreak="0">
     <w:nsid w:val="FFFFFF89"/>
     <w:multiLevelType w:val="singleLevel"/>
-    <w:tmpl w:val="29761A62"/>
+    <w:tmpl w:val="7F1CB4E6"/>
     <w:lvl w:ilvl="0">
       <w:start w:val="1"/>
       <w:numFmt w:val="bullet"/>
@@ -2662,6 +6500,232 @@
     </w:lvl>
   </w:abstractNum>
   <w:abstractNum w:abstractNumId="10" w15:restartNumberingAfterBreak="0">
+    <w:nsid w:val="0BD7619B"/>
+    <w:multiLevelType w:val="hybridMultilevel"/>
+    <w:tmpl w:val="A1B07BC2"/>
+    <w:lvl w:ilvl="0" w:tplc="4009000B">
+      <w:start w:val="1"/>
+      <w:numFmt w:val="bullet"/>
+      <w:lvlText w:val=""/>
+      <w:lvlJc w:val="left"/>
+      <w:pPr>
+        <w:ind w:left="1080" w:hanging="360"/>
+      </w:pPr>
+      <w:rPr>
+        <w:rFonts w:ascii="Wingdings" w:hAnsi="Wingdings" w:hint="default"/>
+      </w:rPr>
+    </w:lvl>
+    <w:lvl w:ilvl="1" w:tplc="40090003" w:tentative="1">
+      <w:start w:val="1"/>
+      <w:numFmt w:val="bullet"/>
+      <w:lvlText w:val="o"/>
+      <w:lvlJc w:val="left"/>
+      <w:pPr>
+        <w:ind w:left="1800" w:hanging="360"/>
+      </w:pPr>
+      <w:rPr>
+        <w:rFonts w:ascii="Courier New" w:hAnsi="Courier New" w:cs="Courier New" w:hint="default"/>
+      </w:rPr>
+    </w:lvl>
+    <w:lvl w:ilvl="2" w:tplc="40090005" w:tentative="1">
+      <w:start w:val="1"/>
+      <w:numFmt w:val="bullet"/>
+      <w:lvlText w:val=""/>
+      <w:lvlJc w:val="left"/>
+      <w:pPr>
+        <w:ind w:left="2520" w:hanging="360"/>
+      </w:pPr>
+      <w:rPr>
+        <w:rFonts w:ascii="Wingdings" w:hAnsi="Wingdings" w:hint="default"/>
+      </w:rPr>
+    </w:lvl>
+    <w:lvl w:ilvl="3" w:tplc="40090001" w:tentative="1">
+      <w:start w:val="1"/>
+      <w:numFmt w:val="bullet"/>
+      <w:lvlText w:val=""/>
+      <w:lvlJc w:val="left"/>
+      <w:pPr>
+        <w:ind w:left="3240" w:hanging="360"/>
+      </w:pPr>
+      <w:rPr>
+        <w:rFonts w:ascii="Symbol" w:hAnsi="Symbol" w:hint="default"/>
+      </w:rPr>
+    </w:lvl>
+    <w:lvl w:ilvl="4" w:tplc="40090003" w:tentative="1">
+      <w:start w:val="1"/>
+      <w:numFmt w:val="bullet"/>
+      <w:lvlText w:val="o"/>
+      <w:lvlJc w:val="left"/>
+      <w:pPr>
+        <w:ind w:left="3960" w:hanging="360"/>
+      </w:pPr>
+      <w:rPr>
+        <w:rFonts w:ascii="Courier New" w:hAnsi="Courier New" w:cs="Courier New" w:hint="default"/>
+      </w:rPr>
+    </w:lvl>
+    <w:lvl w:ilvl="5" w:tplc="40090005" w:tentative="1">
+      <w:start w:val="1"/>
+      <w:numFmt w:val="bullet"/>
+      <w:lvlText w:val=""/>
+      <w:lvlJc w:val="left"/>
+      <w:pPr>
+        <w:ind w:left="4680" w:hanging="360"/>
+      </w:pPr>
+      <w:rPr>
+        <w:rFonts w:ascii="Wingdings" w:hAnsi="Wingdings" w:hint="default"/>
+      </w:rPr>
+    </w:lvl>
+    <w:lvl w:ilvl="6" w:tplc="40090001" w:tentative="1">
+      <w:start w:val="1"/>
+      <w:numFmt w:val="bullet"/>
+      <w:lvlText w:val=""/>
+      <w:lvlJc w:val="left"/>
+      <w:pPr>
+        <w:ind w:left="5400" w:hanging="360"/>
+      </w:pPr>
+      <w:rPr>
+        <w:rFonts w:ascii="Symbol" w:hAnsi="Symbol" w:hint="default"/>
+      </w:rPr>
+    </w:lvl>
+    <w:lvl w:ilvl="7" w:tplc="40090003" w:tentative="1">
+      <w:start w:val="1"/>
+      <w:numFmt w:val="bullet"/>
+      <w:lvlText w:val="o"/>
+      <w:lvlJc w:val="left"/>
+      <w:pPr>
+        <w:ind w:left="6120" w:hanging="360"/>
+      </w:pPr>
+      <w:rPr>
+        <w:rFonts w:ascii="Courier New" w:hAnsi="Courier New" w:cs="Courier New" w:hint="default"/>
+      </w:rPr>
+    </w:lvl>
+    <w:lvl w:ilvl="8" w:tplc="40090005" w:tentative="1">
+      <w:start w:val="1"/>
+      <w:numFmt w:val="bullet"/>
+      <w:lvlText w:val=""/>
+      <w:lvlJc w:val="left"/>
+      <w:pPr>
+        <w:ind w:left="6840" w:hanging="360"/>
+      </w:pPr>
+      <w:rPr>
+        <w:rFonts w:ascii="Wingdings" w:hAnsi="Wingdings" w:hint="default"/>
+      </w:rPr>
+    </w:lvl>
+  </w:abstractNum>
+  <w:abstractNum w:abstractNumId="11" w15:restartNumberingAfterBreak="0">
+    <w:nsid w:val="114B2229"/>
+    <w:multiLevelType w:val="hybridMultilevel"/>
+    <w:tmpl w:val="0B0C3B5A"/>
+    <w:lvl w:ilvl="0" w:tplc="FFFFFFFF">
+      <w:start w:val="1"/>
+      <w:numFmt w:val="bullet"/>
+      <w:lvlText w:val=""/>
+      <w:lvlJc w:val="left"/>
+      <w:pPr>
+        <w:ind w:left="720" w:hanging="360"/>
+      </w:pPr>
+      <w:rPr>
+        <w:rFonts w:ascii="Wingdings" w:hAnsi="Wingdings" w:hint="default"/>
+      </w:rPr>
+    </w:lvl>
+    <w:lvl w:ilvl="1" w:tplc="4009000B">
+      <w:start w:val="1"/>
+      <w:numFmt w:val="bullet"/>
+      <w:lvlText w:val=""/>
+      <w:lvlJc w:val="left"/>
+      <w:pPr>
+        <w:ind w:left="1080" w:hanging="360"/>
+      </w:pPr>
+      <w:rPr>
+        <w:rFonts w:ascii="Wingdings" w:hAnsi="Wingdings" w:hint="default"/>
+      </w:rPr>
+    </w:lvl>
+    <w:lvl w:ilvl="2" w:tplc="FFFFFFFF" w:tentative="1">
+      <w:start w:val="1"/>
+      <w:numFmt w:val="bullet"/>
+      <w:lvlText w:val=""/>
+      <w:lvlJc w:val="left"/>
+      <w:pPr>
+        <w:ind w:left="2160" w:hanging="360"/>
+      </w:pPr>
+      <w:rPr>
+        <w:rFonts w:ascii="Wingdings" w:hAnsi="Wingdings" w:hint="default"/>
+      </w:rPr>
+    </w:lvl>
+    <w:lvl w:ilvl="3" w:tplc="FFFFFFFF" w:tentative="1">
+      <w:start w:val="1"/>
+      <w:numFmt w:val="bullet"/>
+      <w:lvlText w:val=""/>
+      <w:lvlJc w:val="left"/>
+      <w:pPr>
+        <w:ind w:left="2880" w:hanging="360"/>
+      </w:pPr>
+      <w:rPr>
+        <w:rFonts w:ascii="Symbol" w:hAnsi="Symbol" w:hint="default"/>
+      </w:rPr>
+    </w:lvl>
+    <w:lvl w:ilvl="4" w:tplc="FFFFFFFF" w:tentative="1">
+      <w:start w:val="1"/>
+      <w:numFmt w:val="bullet"/>
+      <w:lvlText w:val="o"/>
+      <w:lvlJc w:val="left"/>
+      <w:pPr>
+        <w:ind w:left="3600" w:hanging="360"/>
+      </w:pPr>
+      <w:rPr>
+        <w:rFonts w:ascii="Courier New" w:hAnsi="Courier New" w:cs="Courier New" w:hint="default"/>
+      </w:rPr>
+    </w:lvl>
+    <w:lvl w:ilvl="5" w:tplc="FFFFFFFF" w:tentative="1">
+      <w:start w:val="1"/>
+      <w:numFmt w:val="bullet"/>
+      <w:lvlText w:val=""/>
+      <w:lvlJc w:val="left"/>
+      <w:pPr>
+        <w:ind w:left="4320" w:hanging="360"/>
+      </w:pPr>
+      <w:rPr>
+        <w:rFonts w:ascii="Wingdings" w:hAnsi="Wingdings" w:hint="default"/>
+      </w:rPr>
+    </w:lvl>
+    <w:lvl w:ilvl="6" w:tplc="FFFFFFFF" w:tentative="1">
+      <w:start w:val="1"/>
+      <w:numFmt w:val="bullet"/>
+      <w:lvlText w:val=""/>
+      <w:lvlJc w:val="left"/>
+      <w:pPr>
+        <w:ind w:left="5040" w:hanging="360"/>
+      </w:pPr>
+      <w:rPr>
+        <w:rFonts w:ascii="Symbol" w:hAnsi="Symbol" w:hint="default"/>
+      </w:rPr>
+    </w:lvl>
+    <w:lvl w:ilvl="7" w:tplc="FFFFFFFF" w:tentative="1">
+      <w:start w:val="1"/>
+      <w:numFmt w:val="bullet"/>
+      <w:lvlText w:val="o"/>
+      <w:lvlJc w:val="left"/>
+      <w:pPr>
+        <w:ind w:left="5760" w:hanging="360"/>
+      </w:pPr>
+      <w:rPr>
+        <w:rFonts w:ascii="Courier New" w:hAnsi="Courier New" w:cs="Courier New" w:hint="default"/>
+      </w:rPr>
+    </w:lvl>
+    <w:lvl w:ilvl="8" w:tplc="FFFFFFFF" w:tentative="1">
+      <w:start w:val="1"/>
+      <w:numFmt w:val="bullet"/>
+      <w:lvlText w:val=""/>
+      <w:lvlJc w:val="left"/>
+      <w:pPr>
+        <w:ind w:left="6480" w:hanging="360"/>
+      </w:pPr>
+      <w:rPr>
+        <w:rFonts w:ascii="Wingdings" w:hAnsi="Wingdings" w:hint="default"/>
+      </w:rPr>
+    </w:lvl>
+  </w:abstractNum>
+  <w:abstractNum w:abstractNumId="12" w15:restartNumberingAfterBreak="0">
     <w:nsid w:val="12340BC7"/>
     <w:multiLevelType w:val="hybridMultilevel"/>
     <w:tmpl w:val="AEB000EC"/>
@@ -2774,7 +6838,120 @@
       </w:rPr>
     </w:lvl>
   </w:abstractNum>
-  <w:abstractNum w:abstractNumId="11" w15:restartNumberingAfterBreak="0">
+  <w:abstractNum w:abstractNumId="13" w15:restartNumberingAfterBreak="0">
+    <w:nsid w:val="13415CA4"/>
+    <w:multiLevelType w:val="hybridMultilevel"/>
+    <w:tmpl w:val="795E9944"/>
+    <w:lvl w:ilvl="0" w:tplc="4009000B">
+      <w:start w:val="1"/>
+      <w:numFmt w:val="bullet"/>
+      <w:lvlText w:val=""/>
+      <w:lvlJc w:val="left"/>
+      <w:pPr>
+        <w:ind w:left="720" w:hanging="360"/>
+      </w:pPr>
+      <w:rPr>
+        <w:rFonts w:ascii="Wingdings" w:hAnsi="Wingdings" w:hint="default"/>
+      </w:rPr>
+    </w:lvl>
+    <w:lvl w:ilvl="1" w:tplc="40090003">
+      <w:start w:val="1"/>
+      <w:numFmt w:val="bullet"/>
+      <w:lvlText w:val="o"/>
+      <w:lvlJc w:val="left"/>
+      <w:pPr>
+        <w:ind w:left="1440" w:hanging="360"/>
+      </w:pPr>
+      <w:rPr>
+        <w:rFonts w:ascii="Courier New" w:hAnsi="Courier New" w:cs="Courier New" w:hint="default"/>
+      </w:rPr>
+    </w:lvl>
+    <w:lvl w:ilvl="2" w:tplc="40090005" w:tentative="1">
+      <w:start w:val="1"/>
+      <w:numFmt w:val="bullet"/>
+      <w:lvlText w:val=""/>
+      <w:lvlJc w:val="left"/>
+      <w:pPr>
+        <w:ind w:left="2160" w:hanging="360"/>
+      </w:pPr>
+      <w:rPr>
+        <w:rFonts w:ascii="Wingdings" w:hAnsi="Wingdings" w:hint="default"/>
+      </w:rPr>
+    </w:lvl>
+    <w:lvl w:ilvl="3" w:tplc="40090001" w:tentative="1">
+      <w:start w:val="1"/>
+      <w:numFmt w:val="bullet"/>
+      <w:lvlText w:val=""/>
+      <w:lvlJc w:val="left"/>
+      <w:pPr>
+        <w:ind w:left="2880" w:hanging="360"/>
+      </w:pPr>
+      <w:rPr>
+        <w:rFonts w:ascii="Symbol" w:hAnsi="Symbol" w:hint="default"/>
+      </w:rPr>
+    </w:lvl>
+    <w:lvl w:ilvl="4" w:tplc="40090003" w:tentative="1">
+      <w:start w:val="1"/>
+      <w:numFmt w:val="bullet"/>
+      <w:lvlText w:val="o"/>
+      <w:lvlJc w:val="left"/>
+      <w:pPr>
+        <w:ind w:left="3600" w:hanging="360"/>
+      </w:pPr>
+      <w:rPr>
+        <w:rFonts w:ascii="Courier New" w:hAnsi="Courier New" w:cs="Courier New" w:hint="default"/>
+      </w:rPr>
+    </w:lvl>
+    <w:lvl w:ilvl="5" w:tplc="40090005" w:tentative="1">
+      <w:start w:val="1"/>
+      <w:numFmt w:val="bullet"/>
+      <w:lvlText w:val=""/>
+      <w:lvlJc w:val="left"/>
+      <w:pPr>
+        <w:ind w:left="4320" w:hanging="360"/>
+      </w:pPr>
+      <w:rPr>
+        <w:rFonts w:ascii="Wingdings" w:hAnsi="Wingdings" w:hint="default"/>
+      </w:rPr>
+    </w:lvl>
+    <w:lvl w:ilvl="6" w:tplc="40090001" w:tentative="1">
+      <w:start w:val="1"/>
+      <w:numFmt w:val="bullet"/>
+      <w:lvlText w:val=""/>
+      <w:lvlJc w:val="left"/>
+      <w:pPr>
+        <w:ind w:left="5040" w:hanging="360"/>
+      </w:pPr>
+      <w:rPr>
+        <w:rFonts w:ascii="Symbol" w:hAnsi="Symbol" w:hint="default"/>
+      </w:rPr>
+    </w:lvl>
+    <w:lvl w:ilvl="7" w:tplc="40090003" w:tentative="1">
+      <w:start w:val="1"/>
+      <w:numFmt w:val="bullet"/>
+      <w:lvlText w:val="o"/>
+      <w:lvlJc w:val="left"/>
+      <w:pPr>
+        <w:ind w:left="5760" w:hanging="360"/>
+      </w:pPr>
+      <w:rPr>
+        <w:rFonts w:ascii="Courier New" w:hAnsi="Courier New" w:cs="Courier New" w:hint="default"/>
+      </w:rPr>
+    </w:lvl>
+    <w:lvl w:ilvl="8" w:tplc="40090005" w:tentative="1">
+      <w:start w:val="1"/>
+      <w:numFmt w:val="bullet"/>
+      <w:lvlText w:val=""/>
+      <w:lvlJc w:val="left"/>
+      <w:pPr>
+        <w:ind w:left="6480" w:hanging="360"/>
+      </w:pPr>
+      <w:rPr>
+        <w:rFonts w:ascii="Wingdings" w:hAnsi="Wingdings" w:hint="default"/>
+      </w:rPr>
+    </w:lvl>
+  </w:abstractNum>
+  <w:abstractNum w:abstractNumId="14" w15:restartNumberingAfterBreak="0">
     <w:nsid w:val="24127AF7"/>
     <w:multiLevelType w:val="hybridMultilevel"/>
     <w:tmpl w:val="65B08FEA"/>
@@ -2887,7 +7064,7 @@
       </w:rPr>
     </w:lvl>
   </w:abstractNum>
-  <w:abstractNum w:abstractNumId="12" w15:restartNumberingAfterBreak="0">
+  <w:abstractNum w:abstractNumId="15" w15:restartNumberingAfterBreak="0">
     <w:nsid w:val="294D1DBE"/>
     <w:multiLevelType w:val="hybridMultilevel"/>
     <w:tmpl w:val="A770FE22"/>
@@ -3000,7 +7177,120 @@
       </w:rPr>
     </w:lvl>
   </w:abstractNum>
-  <w:abstractNum w:abstractNumId="13" w15:restartNumberingAfterBreak="0">
+  <w:abstractNum w:abstractNumId="16" w15:restartNumberingAfterBreak="0">
+    <w:nsid w:val="298B6128"/>
+    <w:multiLevelType w:val="hybridMultilevel"/>
+    <w:tmpl w:val="20B885C0"/>
+    <w:lvl w:ilvl="0" w:tplc="40090001">
+      <w:start w:val="1"/>
+      <w:numFmt w:val="bullet"/>
+      <w:lvlText w:val=""/>
+      <w:lvlJc w:val="left"/>
+      <w:pPr>
+        <w:ind w:left="1440" w:hanging="360"/>
+      </w:pPr>
+      <w:rPr>
+        <w:rFonts w:ascii="Symbol" w:hAnsi="Symbol" w:hint="default"/>
+      </w:rPr>
+    </w:lvl>
+    <w:lvl w:ilvl="1" w:tplc="40090003" w:tentative="1">
+      <w:start w:val="1"/>
+      <w:numFmt w:val="bullet"/>
+      <w:lvlText w:val="o"/>
+      <w:lvlJc w:val="left"/>
+      <w:pPr>
+        <w:ind w:left="2160" w:hanging="360"/>
+      </w:pPr>
+      <w:rPr>
+        <w:rFonts w:ascii="Courier New" w:hAnsi="Courier New" w:cs="Courier New" w:hint="default"/>
+      </w:rPr>
+    </w:lvl>
+    <w:lvl w:ilvl="2" w:tplc="40090005" w:tentative="1">
+      <w:start w:val="1"/>
+      <w:numFmt w:val="bullet"/>
+      <w:lvlText w:val=""/>
+      <w:lvlJc w:val="left"/>
+      <w:pPr>
+        <w:ind w:left="2880" w:hanging="360"/>
+      </w:pPr>
+      <w:rPr>
+        <w:rFonts w:ascii="Wingdings" w:hAnsi="Wingdings" w:hint="default"/>
+      </w:rPr>
+    </w:lvl>
+    <w:lvl w:ilvl="3" w:tplc="40090001" w:tentative="1">
+      <w:start w:val="1"/>
+      <w:numFmt w:val="bullet"/>
+      <w:lvlText w:val=""/>
+      <w:lvlJc w:val="left"/>
+      <w:pPr>
+        <w:ind w:left="3600" w:hanging="360"/>
+      </w:pPr>
+      <w:rPr>
+        <w:rFonts w:ascii="Symbol" w:hAnsi="Symbol" w:hint="default"/>
+      </w:rPr>
+    </w:lvl>
+    <w:lvl w:ilvl="4" w:tplc="40090003" w:tentative="1">
+      <w:start w:val="1"/>
+      <w:numFmt w:val="bullet"/>
+      <w:lvlText w:val="o"/>
+      <w:lvlJc w:val="left"/>
+      <w:pPr>
+        <w:ind w:left="4320" w:hanging="360"/>
+      </w:pPr>
+      <w:rPr>
+        <w:rFonts w:ascii="Courier New" w:hAnsi="Courier New" w:cs="Courier New" w:hint="default"/>
+      </w:rPr>
+    </w:lvl>
+    <w:lvl w:ilvl="5" w:tplc="40090005" w:tentative="1">
+      <w:start w:val="1"/>
+      <w:numFmt w:val="bullet"/>
+      <w:lvlText w:val=""/>
+      <w:lvlJc w:val="left"/>
+      <w:pPr>
+        <w:ind w:left="5040" w:hanging="360"/>
+      </w:pPr>
+      <w:rPr>
+        <w:rFonts w:ascii="Wingdings" w:hAnsi="Wingdings" w:hint="default"/>
+      </w:rPr>
+    </w:lvl>
+    <w:lvl w:ilvl="6" w:tplc="40090001" w:tentative="1">
+      <w:start w:val="1"/>
+      <w:numFmt w:val="bullet"/>
+      <w:lvlText w:val=""/>
+      <w:lvlJc w:val="left"/>
+      <w:pPr>
+        <w:ind w:left="5760" w:hanging="360"/>
+      </w:pPr>
+      <w:rPr>
+        <w:rFonts w:ascii="Symbol" w:hAnsi="Symbol" w:hint="default"/>
+      </w:rPr>
+    </w:lvl>
+    <w:lvl w:ilvl="7" w:tplc="40090003" w:tentative="1">
+      <w:start w:val="1"/>
+      <w:numFmt w:val="bullet"/>
+      <w:lvlText w:val="o"/>
+      <w:lvlJc w:val="left"/>
+      <w:pPr>
+        <w:ind w:left="6480" w:hanging="360"/>
+      </w:pPr>
+      <w:rPr>
+        <w:rFonts w:ascii="Courier New" w:hAnsi="Courier New" w:cs="Courier New" w:hint="default"/>
+      </w:rPr>
+    </w:lvl>
+    <w:lvl w:ilvl="8" w:tplc="40090005" w:tentative="1">
+      <w:start w:val="1"/>
+      <w:numFmt w:val="bullet"/>
+      <w:lvlText w:val=""/>
+      <w:lvlJc w:val="left"/>
+      <w:pPr>
+        <w:ind w:left="7200" w:hanging="360"/>
+      </w:pPr>
+      <w:rPr>
+        <w:rFonts w:ascii="Wingdings" w:hAnsi="Wingdings" w:hint="default"/>
+      </w:rPr>
+    </w:lvl>
+  </w:abstractNum>
+  <w:abstractNum w:abstractNumId="17" w15:restartNumberingAfterBreak="0">
     <w:nsid w:val="2D4565BF"/>
     <w:multiLevelType w:val="hybridMultilevel"/>
     <w:tmpl w:val="570273C6"/>
@@ -3113,10 +7403,236 @@
       </w:rPr>
     </w:lvl>
   </w:abstractNum>
-  <w:abstractNum w:abstractNumId="14" w15:restartNumberingAfterBreak="0">
+  <w:abstractNum w:abstractNumId="18" w15:restartNumberingAfterBreak="0">
+    <w:nsid w:val="3260543A"/>
+    <w:multiLevelType w:val="hybridMultilevel"/>
+    <w:tmpl w:val="D882B608"/>
+    <w:lvl w:ilvl="0" w:tplc="40090001">
+      <w:start w:val="1"/>
+      <w:numFmt w:val="bullet"/>
+      <w:lvlText w:val=""/>
+      <w:lvlJc w:val="left"/>
+      <w:pPr>
+        <w:ind w:left="1440" w:hanging="360"/>
+      </w:pPr>
+      <w:rPr>
+        <w:rFonts w:ascii="Symbol" w:hAnsi="Symbol" w:hint="default"/>
+      </w:rPr>
+    </w:lvl>
+    <w:lvl w:ilvl="1" w:tplc="40090003" w:tentative="1">
+      <w:start w:val="1"/>
+      <w:numFmt w:val="bullet"/>
+      <w:lvlText w:val="o"/>
+      <w:lvlJc w:val="left"/>
+      <w:pPr>
+        <w:ind w:left="2160" w:hanging="360"/>
+      </w:pPr>
+      <w:rPr>
+        <w:rFonts w:ascii="Courier New" w:hAnsi="Courier New" w:cs="Courier New" w:hint="default"/>
+      </w:rPr>
+    </w:lvl>
+    <w:lvl w:ilvl="2" w:tplc="40090005" w:tentative="1">
+      <w:start w:val="1"/>
+      <w:numFmt w:val="bullet"/>
+      <w:lvlText w:val=""/>
+      <w:lvlJc w:val="left"/>
+      <w:pPr>
+        <w:ind w:left="2880" w:hanging="360"/>
+      </w:pPr>
+      <w:rPr>
+        <w:rFonts w:ascii="Wingdings" w:hAnsi="Wingdings" w:hint="default"/>
+      </w:rPr>
+    </w:lvl>
+    <w:lvl w:ilvl="3" w:tplc="40090001" w:tentative="1">
+      <w:start w:val="1"/>
+      <w:numFmt w:val="bullet"/>
+      <w:lvlText w:val=""/>
+      <w:lvlJc w:val="left"/>
+      <w:pPr>
+        <w:ind w:left="3600" w:hanging="360"/>
+      </w:pPr>
+      <w:rPr>
+        <w:rFonts w:ascii="Symbol" w:hAnsi="Symbol" w:hint="default"/>
+      </w:rPr>
+    </w:lvl>
+    <w:lvl w:ilvl="4" w:tplc="40090003" w:tentative="1">
+      <w:start w:val="1"/>
+      <w:numFmt w:val="bullet"/>
+      <w:lvlText w:val="o"/>
+      <w:lvlJc w:val="left"/>
+      <w:pPr>
+        <w:ind w:left="4320" w:hanging="360"/>
+      </w:pPr>
+      <w:rPr>
+        <w:rFonts w:ascii="Courier New" w:hAnsi="Courier New" w:cs="Courier New" w:hint="default"/>
+      </w:rPr>
+    </w:lvl>
+    <w:lvl w:ilvl="5" w:tplc="40090005" w:tentative="1">
+      <w:start w:val="1"/>
+      <w:numFmt w:val="bullet"/>
+      <w:lvlText w:val=""/>
+      <w:lvlJc w:val="left"/>
+      <w:pPr>
+        <w:ind w:left="5040" w:hanging="360"/>
+      </w:pPr>
+      <w:rPr>
+        <w:rFonts w:ascii="Wingdings" w:hAnsi="Wingdings" w:hint="default"/>
+      </w:rPr>
+    </w:lvl>
+    <w:lvl w:ilvl="6" w:tplc="40090001" w:tentative="1">
+      <w:start w:val="1"/>
+      <w:numFmt w:val="bullet"/>
+      <w:lvlText w:val=""/>
+      <w:lvlJc w:val="left"/>
+      <w:pPr>
+        <w:ind w:left="5760" w:hanging="360"/>
+      </w:pPr>
+      <w:rPr>
+        <w:rFonts w:ascii="Symbol" w:hAnsi="Symbol" w:hint="default"/>
+      </w:rPr>
+    </w:lvl>
+    <w:lvl w:ilvl="7" w:tplc="40090003" w:tentative="1">
+      <w:start w:val="1"/>
+      <w:numFmt w:val="bullet"/>
+      <w:lvlText w:val="o"/>
+      <w:lvlJc w:val="left"/>
+      <w:pPr>
+        <w:ind w:left="6480" w:hanging="360"/>
+      </w:pPr>
+      <w:rPr>
+        <w:rFonts w:ascii="Courier New" w:hAnsi="Courier New" w:cs="Courier New" w:hint="default"/>
+      </w:rPr>
+    </w:lvl>
+    <w:lvl w:ilvl="8" w:tplc="40090005" w:tentative="1">
+      <w:start w:val="1"/>
+      <w:numFmt w:val="bullet"/>
+      <w:lvlText w:val=""/>
+      <w:lvlJc w:val="left"/>
+      <w:pPr>
+        <w:ind w:left="7200" w:hanging="360"/>
+      </w:pPr>
+      <w:rPr>
+        <w:rFonts w:ascii="Wingdings" w:hAnsi="Wingdings" w:hint="default"/>
+      </w:rPr>
+    </w:lvl>
+  </w:abstractNum>
+  <w:abstractNum w:abstractNumId="19" w15:restartNumberingAfterBreak="0">
+    <w:nsid w:val="340556AD"/>
+    <w:multiLevelType w:val="hybridMultilevel"/>
+    <w:tmpl w:val="017643D8"/>
+    <w:lvl w:ilvl="0" w:tplc="4009000B">
+      <w:start w:val="1"/>
+      <w:numFmt w:val="bullet"/>
+      <w:lvlText w:val=""/>
+      <w:lvlJc w:val="left"/>
+      <w:pPr>
+        <w:ind w:left="1080" w:hanging="360"/>
+      </w:pPr>
+      <w:rPr>
+        <w:rFonts w:ascii="Wingdings" w:hAnsi="Wingdings" w:hint="default"/>
+      </w:rPr>
+    </w:lvl>
+    <w:lvl w:ilvl="1" w:tplc="40090003" w:tentative="1">
+      <w:start w:val="1"/>
+      <w:numFmt w:val="bullet"/>
+      <w:lvlText w:val="o"/>
+      <w:lvlJc w:val="left"/>
+      <w:pPr>
+        <w:ind w:left="1800" w:hanging="360"/>
+      </w:pPr>
+      <w:rPr>
+        <w:rFonts w:ascii="Courier New" w:hAnsi="Courier New" w:cs="Courier New" w:hint="default"/>
+      </w:rPr>
+    </w:lvl>
+    <w:lvl w:ilvl="2" w:tplc="40090005" w:tentative="1">
+      <w:start w:val="1"/>
+      <w:numFmt w:val="bullet"/>
+      <w:lvlText w:val=""/>
+      <w:lvlJc w:val="left"/>
+      <w:pPr>
+        <w:ind w:left="2520" w:hanging="360"/>
+      </w:pPr>
+      <w:rPr>
+        <w:rFonts w:ascii="Wingdings" w:hAnsi="Wingdings" w:hint="default"/>
+      </w:rPr>
+    </w:lvl>
+    <w:lvl w:ilvl="3" w:tplc="40090001" w:tentative="1">
+      <w:start w:val="1"/>
+      <w:numFmt w:val="bullet"/>
+      <w:lvlText w:val=""/>
+      <w:lvlJc w:val="left"/>
+      <w:pPr>
+        <w:ind w:left="3240" w:hanging="360"/>
+      </w:pPr>
+      <w:rPr>
+        <w:rFonts w:ascii="Symbol" w:hAnsi="Symbol" w:hint="default"/>
+      </w:rPr>
+    </w:lvl>
+    <w:lvl w:ilvl="4" w:tplc="40090003" w:tentative="1">
+      <w:start w:val="1"/>
+      <w:numFmt w:val="bullet"/>
+      <w:lvlText w:val="o"/>
+      <w:lvlJc w:val="left"/>
+      <w:pPr>
+        <w:ind w:left="3960" w:hanging="360"/>
+      </w:pPr>
+      <w:rPr>
+        <w:rFonts w:ascii="Courier New" w:hAnsi="Courier New" w:cs="Courier New" w:hint="default"/>
+      </w:rPr>
+    </w:lvl>
+    <w:lvl w:ilvl="5" w:tplc="40090005" w:tentative="1">
+      <w:start w:val="1"/>
+      <w:numFmt w:val="bullet"/>
+      <w:lvlText w:val=""/>
+      <w:lvlJc w:val="left"/>
+      <w:pPr>
+        <w:ind w:left="4680" w:hanging="360"/>
+      </w:pPr>
+      <w:rPr>
+        <w:rFonts w:ascii="Wingdings" w:hAnsi="Wingdings" w:hint="default"/>
+      </w:rPr>
+    </w:lvl>
+    <w:lvl w:ilvl="6" w:tplc="40090001" w:tentative="1">
+      <w:start w:val="1"/>
+      <w:numFmt w:val="bullet"/>
+      <w:lvlText w:val=""/>
+      <w:lvlJc w:val="left"/>
+      <w:pPr>
+        <w:ind w:left="5400" w:hanging="360"/>
+      </w:pPr>
+      <w:rPr>
+        <w:rFonts w:ascii="Symbol" w:hAnsi="Symbol" w:hint="default"/>
+      </w:rPr>
+    </w:lvl>
+    <w:lvl w:ilvl="7" w:tplc="40090003" w:tentative="1">
+      <w:start w:val="1"/>
+      <w:numFmt w:val="bullet"/>
+      <w:lvlText w:val="o"/>
+      <w:lvlJc w:val="left"/>
+      <w:pPr>
+        <w:ind w:left="6120" w:hanging="360"/>
+      </w:pPr>
+      <w:rPr>
+        <w:rFonts w:ascii="Courier New" w:hAnsi="Courier New" w:cs="Courier New" w:hint="default"/>
+      </w:rPr>
+    </w:lvl>
+    <w:lvl w:ilvl="8" w:tplc="40090005" w:tentative="1">
+      <w:start w:val="1"/>
+      <w:numFmt w:val="bullet"/>
+      <w:lvlText w:val=""/>
+      <w:lvlJc w:val="left"/>
+      <w:pPr>
+        <w:ind w:left="6840" w:hanging="360"/>
+      </w:pPr>
+      <w:rPr>
+        <w:rFonts w:ascii="Wingdings" w:hAnsi="Wingdings" w:hint="default"/>
+      </w:rPr>
+    </w:lvl>
+  </w:abstractNum>
+  <w:abstractNum w:abstractNumId="20" w15:restartNumberingAfterBreak="0">
     <w:nsid w:val="38D87CCB"/>
     <w:multiLevelType w:val="hybridMultilevel"/>
-    <w:tmpl w:val="6BF2BC62"/>
+    <w:tmpl w:val="AC68ACFE"/>
     <w:lvl w:ilvl="0" w:tplc="40090001">
       <w:start w:val="1"/>
       <w:numFmt w:val="bullet"/>
@@ -3226,7 +7742,7 @@
       </w:rPr>
     </w:lvl>
   </w:abstractNum>
-  <w:abstractNum w:abstractNumId="15" w15:restartNumberingAfterBreak="0">
+  <w:abstractNum w:abstractNumId="21" w15:restartNumberingAfterBreak="0">
     <w:nsid w:val="41F05674"/>
     <w:multiLevelType w:val="hybridMultilevel"/>
     <w:tmpl w:val="C5B420DA"/>
@@ -3339,7 +7855,7 @@
       </w:rPr>
     </w:lvl>
   </w:abstractNum>
-  <w:abstractNum w:abstractNumId="16" w15:restartNumberingAfterBreak="0">
+  <w:abstractNum w:abstractNumId="22" w15:restartNumberingAfterBreak="0">
     <w:nsid w:val="49725A57"/>
     <w:multiLevelType w:val="hybridMultilevel"/>
     <w:tmpl w:val="7216229A"/>
@@ -3452,7 +7968,7 @@
       </w:rPr>
     </w:lvl>
   </w:abstractNum>
-  <w:abstractNum w:abstractNumId="17" w15:restartNumberingAfterBreak="0">
+  <w:abstractNum w:abstractNumId="23" w15:restartNumberingAfterBreak="0">
     <w:nsid w:val="5DCA67BE"/>
     <w:multiLevelType w:val="hybridMultilevel"/>
     <w:tmpl w:val="6826065E"/>
@@ -3565,7 +8081,269 @@
       </w:rPr>
     </w:lvl>
   </w:abstractNum>
-  <w:abstractNum w:abstractNumId="18" w15:restartNumberingAfterBreak="0">
+  <w:abstractNum w:abstractNumId="24" w15:restartNumberingAfterBreak="0">
+    <w:nsid w:val="6E230844"/>
+    <w:multiLevelType w:val="hybridMultilevel"/>
+    <w:tmpl w:val="9A08BF2A"/>
+    <w:lvl w:ilvl="0" w:tplc="40090001">
+      <w:start w:val="1"/>
+      <w:numFmt w:val="bullet"/>
+      <w:lvlText w:val=""/>
+      <w:lvlJc w:val="left"/>
+      <w:pPr>
+        <w:ind w:left="1440" w:hanging="360"/>
+      </w:pPr>
+      <w:rPr>
+        <w:rFonts w:ascii="Symbol" w:hAnsi="Symbol" w:hint="default"/>
+      </w:rPr>
+    </w:lvl>
+    <w:lvl w:ilvl="1" w:tplc="40090003" w:tentative="1">
+      <w:start w:val="1"/>
+      <w:numFmt w:val="bullet"/>
+      <w:lvlText w:val="o"/>
+      <w:lvlJc w:val="left"/>
+      <w:pPr>
+        <w:ind w:left="2160" w:hanging="360"/>
+      </w:pPr>
+      <w:rPr>
+        <w:rFonts w:ascii="Courier New" w:hAnsi="Courier New" w:cs="Courier New" w:hint="default"/>
+      </w:rPr>
+    </w:lvl>
+    <w:lvl w:ilvl="2" w:tplc="40090005" w:tentative="1">
+      <w:start w:val="1"/>
+      <w:numFmt w:val="bullet"/>
+      <w:lvlText w:val=""/>
+      <w:lvlJc w:val="left"/>
+      <w:pPr>
+        <w:ind w:left="2880" w:hanging="360"/>
+      </w:pPr>
+      <w:rPr>
+        <w:rFonts w:ascii="Wingdings" w:hAnsi="Wingdings" w:hint="default"/>
+      </w:rPr>
+    </w:lvl>
+    <w:lvl w:ilvl="3" w:tplc="40090001" w:tentative="1">
+      <w:start w:val="1"/>
+      <w:numFmt w:val="bullet"/>
+      <w:lvlText w:val=""/>
+      <w:lvlJc w:val="left"/>
+      <w:pPr>
+        <w:ind w:left="3600" w:hanging="360"/>
+      </w:pPr>
+      <w:rPr>
+        <w:rFonts w:ascii="Symbol" w:hAnsi="Symbol" w:hint="default"/>
+      </w:rPr>
+    </w:lvl>
+    <w:lvl w:ilvl="4" w:tplc="40090003" w:tentative="1">
+      <w:start w:val="1"/>
+      <w:numFmt w:val="bullet"/>
+      <w:lvlText w:val="o"/>
+      <w:lvlJc w:val="left"/>
+      <w:pPr>
+        <w:ind w:left="4320" w:hanging="360"/>
+      </w:pPr>
+      <w:rPr>
+        <w:rFonts w:ascii="Courier New" w:hAnsi="Courier New" w:cs="Courier New" w:hint="default"/>
+      </w:rPr>
+    </w:lvl>
+    <w:lvl w:ilvl="5" w:tplc="40090005" w:tentative="1">
+      <w:start w:val="1"/>
+      <w:numFmt w:val="bullet"/>
+      <w:lvlText w:val=""/>
+      <w:lvlJc w:val="left"/>
+      <w:pPr>
+        <w:ind w:left="5040" w:hanging="360"/>
+      </w:pPr>
+      <w:rPr>
+        <w:rFonts w:ascii="Wingdings" w:hAnsi="Wingdings" w:hint="default"/>
+      </w:rPr>
+    </w:lvl>
+    <w:lvl w:ilvl="6" w:tplc="40090001" w:tentative="1">
+      <w:start w:val="1"/>
+      <w:numFmt w:val="bullet"/>
+      <w:lvlText w:val=""/>
+      <w:lvlJc w:val="left"/>
+      <w:pPr>
+        <w:ind w:left="5760" w:hanging="360"/>
+      </w:pPr>
+      <w:rPr>
+        <w:rFonts w:ascii="Symbol" w:hAnsi="Symbol" w:hint="default"/>
+      </w:rPr>
+    </w:lvl>
+    <w:lvl w:ilvl="7" w:tplc="40090003" w:tentative="1">
+      <w:start w:val="1"/>
+      <w:numFmt w:val="bullet"/>
+      <w:lvlText w:val="o"/>
+      <w:lvlJc w:val="left"/>
+      <w:pPr>
+        <w:ind w:left="6480" w:hanging="360"/>
+      </w:pPr>
+      <w:rPr>
+        <w:rFonts w:ascii="Courier New" w:hAnsi="Courier New" w:cs="Courier New" w:hint="default"/>
+      </w:rPr>
+    </w:lvl>
+    <w:lvl w:ilvl="8" w:tplc="40090005" w:tentative="1">
+      <w:start w:val="1"/>
+      <w:numFmt w:val="bullet"/>
+      <w:lvlText w:val=""/>
+      <w:lvlJc w:val="left"/>
+      <w:pPr>
+        <w:ind w:left="7200" w:hanging="360"/>
+      </w:pPr>
+      <w:rPr>
+        <w:rFonts w:ascii="Wingdings" w:hAnsi="Wingdings" w:hint="default"/>
+      </w:rPr>
+    </w:lvl>
+  </w:abstractNum>
+  <w:abstractNum w:abstractNumId="25" w15:restartNumberingAfterBreak="0">
+    <w:nsid w:val="72BA2C63"/>
+    <w:multiLevelType w:val="multilevel"/>
+    <w:tmpl w:val="2B1EA4C8"/>
+    <w:lvl w:ilvl="0">
+      <w:start w:val="1"/>
+      <w:numFmt w:val="bullet"/>
+      <w:lvlText w:val=""/>
+      <w:lvlJc w:val="left"/>
+      <w:pPr>
+        <w:tabs>
+          <w:tab w:val="num" w:pos="720"/>
+        </w:tabs>
+        <w:ind w:left="720" w:hanging="360"/>
+      </w:pPr>
+      <w:rPr>
+        <w:rFonts w:ascii="Symbol" w:hAnsi="Symbol" w:hint="default"/>
+        <w:sz w:val="20"/>
+      </w:rPr>
+    </w:lvl>
+    <w:lvl w:ilvl="1" w:tentative="1">
+      <w:start w:val="1"/>
+      <w:numFmt w:val="bullet"/>
+      <w:lvlText w:val="o"/>
+      <w:lvlJc w:val="left"/>
+      <w:pPr>
+        <w:tabs>
+          <w:tab w:val="num" w:pos="1440"/>
+        </w:tabs>
+        <w:ind w:left="1440" w:hanging="360"/>
+      </w:pPr>
+      <w:rPr>
+        <w:rFonts w:ascii="Courier New" w:hAnsi="Courier New" w:hint="default"/>
+        <w:sz w:val="20"/>
+      </w:rPr>
+    </w:lvl>
+    <w:lvl w:ilvl="2" w:tentative="1">
+      <w:start w:val="1"/>
+      <w:numFmt w:val="bullet"/>
+      <w:lvlText w:val=""/>
+      <w:lvlJc w:val="left"/>
+      <w:pPr>
+        <w:tabs>
+          <w:tab w:val="num" w:pos="2160"/>
+        </w:tabs>
+        <w:ind w:left="2160" w:hanging="360"/>
+      </w:pPr>
+      <w:rPr>
+        <w:rFonts w:ascii="Wingdings" w:hAnsi="Wingdings" w:hint="default"/>
+        <w:sz w:val="20"/>
+      </w:rPr>
+    </w:lvl>
+    <w:lvl w:ilvl="3" w:tentative="1">
+      <w:start w:val="1"/>
+      <w:numFmt w:val="bullet"/>
+      <w:lvlText w:val=""/>
+      <w:lvlJc w:val="left"/>
+      <w:pPr>
+        <w:tabs>
+          <w:tab w:val="num" w:pos="2880"/>
+        </w:tabs>
+        <w:ind w:left="2880" w:hanging="360"/>
+      </w:pPr>
+      <w:rPr>
+        <w:rFonts w:ascii="Wingdings" w:hAnsi="Wingdings" w:hint="default"/>
+        <w:sz w:val="20"/>
+      </w:rPr>
+    </w:lvl>
+    <w:lvl w:ilvl="4" w:tentative="1">
+      <w:start w:val="1"/>
+      <w:numFmt w:val="bullet"/>
+      <w:lvlText w:val=""/>
+      <w:lvlJc w:val="left"/>
+      <w:pPr>
+        <w:tabs>
+          <w:tab w:val="num" w:pos="3600"/>
+        </w:tabs>
+        <w:ind w:left="3600" w:hanging="360"/>
+      </w:pPr>
+      <w:rPr>
+        <w:rFonts w:ascii="Wingdings" w:hAnsi="Wingdings" w:hint="default"/>
+        <w:sz w:val="20"/>
+      </w:rPr>
+    </w:lvl>
+    <w:lvl w:ilvl="5" w:tentative="1">
+      <w:start w:val="1"/>
+      <w:numFmt w:val="bullet"/>
+      <w:lvlText w:val=""/>
+      <w:lvlJc w:val="left"/>
+      <w:pPr>
+        <w:tabs>
+          <w:tab w:val="num" w:pos="4320"/>
+        </w:tabs>
+        <w:ind w:left="4320" w:hanging="360"/>
+      </w:pPr>
+      <w:rPr>
+        <w:rFonts w:ascii="Wingdings" w:hAnsi="Wingdings" w:hint="default"/>
+        <w:sz w:val="20"/>
+      </w:rPr>
+    </w:lvl>
+    <w:lvl w:ilvl="6" w:tentative="1">
+      <w:start w:val="1"/>
+      <w:numFmt w:val="bullet"/>
+      <w:lvlText w:val=""/>
+      <w:lvlJc w:val="left"/>
+      <w:pPr>
+        <w:tabs>
+          <w:tab w:val="num" w:pos="5040"/>
+        </w:tabs>
+        <w:ind w:left="5040" w:hanging="360"/>
+      </w:pPr>
+      <w:rPr>
+        <w:rFonts w:ascii="Wingdings" w:hAnsi="Wingdings" w:hint="default"/>
+        <w:sz w:val="20"/>
+      </w:rPr>
+    </w:lvl>
+    <w:lvl w:ilvl="7" w:tentative="1">
+      <w:start w:val="1"/>
+      <w:numFmt w:val="bullet"/>
+      <w:lvlText w:val=""/>
+      <w:lvlJc w:val="left"/>
+      <w:pPr>
+        <w:tabs>
+          <w:tab w:val="num" w:pos="5760"/>
+        </w:tabs>
+        <w:ind w:left="5760" w:hanging="360"/>
+      </w:pPr>
+      <w:rPr>
+        <w:rFonts w:ascii="Wingdings" w:hAnsi="Wingdings" w:hint="default"/>
+        <w:sz w:val="20"/>
+      </w:rPr>
+    </w:lvl>
+    <w:lvl w:ilvl="8" w:tentative="1">
+      <w:start w:val="1"/>
+      <w:numFmt w:val="bullet"/>
+      <w:lvlText w:val=""/>
+      <w:lvlJc w:val="left"/>
+      <w:pPr>
+        <w:tabs>
+          <w:tab w:val="num" w:pos="6480"/>
+        </w:tabs>
+        <w:ind w:left="6480" w:hanging="360"/>
+      </w:pPr>
+      <w:rPr>
+        <w:rFonts w:ascii="Wingdings" w:hAnsi="Wingdings" w:hint="default"/>
+        <w:sz w:val="20"/>
+      </w:rPr>
+    </w:lvl>
+  </w:abstractNum>
+  <w:abstractNum w:abstractNumId="26" w15:restartNumberingAfterBreak="0">
     <w:nsid w:val="737B0086"/>
     <w:multiLevelType w:val="hybridMultilevel"/>
     <w:tmpl w:val="136456D2"/>
@@ -3678,7 +8456,7 @@
       </w:rPr>
     </w:lvl>
   </w:abstractNum>
-  <w:abstractNum w:abstractNumId="19" w15:restartNumberingAfterBreak="0">
+  <w:abstractNum w:abstractNumId="27" w15:restartNumberingAfterBreak="0">
     <w:nsid w:val="74BB7416"/>
     <w:multiLevelType w:val="hybridMultilevel"/>
     <w:tmpl w:val="C6A8B7E6"/>
@@ -3791,7 +8569,7 @@
       </w:rPr>
     </w:lvl>
   </w:abstractNum>
-  <w:abstractNum w:abstractNumId="20" w15:restartNumberingAfterBreak="0">
+  <w:abstractNum w:abstractNumId="28" w15:restartNumberingAfterBreak="0">
     <w:nsid w:val="790E6B3D"/>
     <w:multiLevelType w:val="hybridMultilevel"/>
     <w:tmpl w:val="2D429406"/>
@@ -3904,7 +8682,7 @@
       </w:rPr>
     </w:lvl>
   </w:abstractNum>
-  <w:abstractNum w:abstractNumId="21" w15:restartNumberingAfterBreak="0">
+  <w:abstractNum w:abstractNumId="29" w15:restartNumberingAfterBreak="0">
     <w:nsid w:val="7BE145DB"/>
     <w:multiLevelType w:val="hybridMultilevel"/>
     <w:tmpl w:val="577A7510"/>
@@ -4017,7 +8795,7 @@
       </w:rPr>
     </w:lvl>
   </w:abstractNum>
-  <w:abstractNum w:abstractNumId="22" w15:restartNumberingAfterBreak="0">
+  <w:abstractNum w:abstractNumId="30" w15:restartNumberingAfterBreak="0">
     <w:nsid w:val="7C2D1F1E"/>
     <w:multiLevelType w:val="hybridMultilevel"/>
     <w:tmpl w:val="F0987FDC"/>
@@ -4124,6 +8902,119 @@
       <w:lvlJc w:val="left"/>
       <w:pPr>
         <w:ind w:left="6120" w:hanging="360"/>
+      </w:pPr>
+      <w:rPr>
+        <w:rFonts w:ascii="Wingdings" w:hAnsi="Wingdings" w:hint="default"/>
+      </w:rPr>
+    </w:lvl>
+  </w:abstractNum>
+  <w:abstractNum w:abstractNumId="31" w15:restartNumberingAfterBreak="0">
+    <w:nsid w:val="7CA21C5D"/>
+    <w:multiLevelType w:val="hybridMultilevel"/>
+    <w:tmpl w:val="C3AC5540"/>
+    <w:lvl w:ilvl="0" w:tplc="4009000B">
+      <w:start w:val="1"/>
+      <w:numFmt w:val="bullet"/>
+      <w:lvlText w:val=""/>
+      <w:lvlJc w:val="left"/>
+      <w:pPr>
+        <w:ind w:left="1080" w:hanging="360"/>
+      </w:pPr>
+      <w:rPr>
+        <w:rFonts w:ascii="Wingdings" w:hAnsi="Wingdings" w:hint="default"/>
+      </w:rPr>
+    </w:lvl>
+    <w:lvl w:ilvl="1" w:tplc="40090003" w:tentative="1">
+      <w:start w:val="1"/>
+      <w:numFmt w:val="bullet"/>
+      <w:lvlText w:val="o"/>
+      <w:lvlJc w:val="left"/>
+      <w:pPr>
+        <w:ind w:left="1800" w:hanging="360"/>
+      </w:pPr>
+      <w:rPr>
+        <w:rFonts w:ascii="Courier New" w:hAnsi="Courier New" w:cs="Courier New" w:hint="default"/>
+      </w:rPr>
+    </w:lvl>
+    <w:lvl w:ilvl="2" w:tplc="40090005" w:tentative="1">
+      <w:start w:val="1"/>
+      <w:numFmt w:val="bullet"/>
+      <w:lvlText w:val=""/>
+      <w:lvlJc w:val="left"/>
+      <w:pPr>
+        <w:ind w:left="2520" w:hanging="360"/>
+      </w:pPr>
+      <w:rPr>
+        <w:rFonts w:ascii="Wingdings" w:hAnsi="Wingdings" w:hint="default"/>
+      </w:rPr>
+    </w:lvl>
+    <w:lvl w:ilvl="3" w:tplc="40090001" w:tentative="1">
+      <w:start w:val="1"/>
+      <w:numFmt w:val="bullet"/>
+      <w:lvlText w:val=""/>
+      <w:lvlJc w:val="left"/>
+      <w:pPr>
+        <w:ind w:left="3240" w:hanging="360"/>
+      </w:pPr>
+      <w:rPr>
+        <w:rFonts w:ascii="Symbol" w:hAnsi="Symbol" w:hint="default"/>
+      </w:rPr>
+    </w:lvl>
+    <w:lvl w:ilvl="4" w:tplc="40090003" w:tentative="1">
+      <w:start w:val="1"/>
+      <w:numFmt w:val="bullet"/>
+      <w:lvlText w:val="o"/>
+      <w:lvlJc w:val="left"/>
+      <w:pPr>
+        <w:ind w:left="3960" w:hanging="360"/>
+      </w:pPr>
+      <w:rPr>
+        <w:rFonts w:ascii="Courier New" w:hAnsi="Courier New" w:cs="Courier New" w:hint="default"/>
+      </w:rPr>
+    </w:lvl>
+    <w:lvl w:ilvl="5" w:tplc="40090005" w:tentative="1">
+      <w:start w:val="1"/>
+      <w:numFmt w:val="bullet"/>
+      <w:lvlText w:val=""/>
+      <w:lvlJc w:val="left"/>
+      <w:pPr>
+        <w:ind w:left="4680" w:hanging="360"/>
+      </w:pPr>
+      <w:rPr>
+        <w:rFonts w:ascii="Wingdings" w:hAnsi="Wingdings" w:hint="default"/>
+      </w:rPr>
+    </w:lvl>
+    <w:lvl w:ilvl="6" w:tplc="40090001" w:tentative="1">
+      <w:start w:val="1"/>
+      <w:numFmt w:val="bullet"/>
+      <w:lvlText w:val=""/>
+      <w:lvlJc w:val="left"/>
+      <w:pPr>
+        <w:ind w:left="5400" w:hanging="360"/>
+      </w:pPr>
+      <w:rPr>
+        <w:rFonts w:ascii="Symbol" w:hAnsi="Symbol" w:hint="default"/>
+      </w:rPr>
+    </w:lvl>
+    <w:lvl w:ilvl="7" w:tplc="40090003" w:tentative="1">
+      <w:start w:val="1"/>
+      <w:numFmt w:val="bullet"/>
+      <w:lvlText w:val="o"/>
+      <w:lvlJc w:val="left"/>
+      <w:pPr>
+        <w:ind w:left="6120" w:hanging="360"/>
+      </w:pPr>
+      <w:rPr>
+        <w:rFonts w:ascii="Courier New" w:hAnsi="Courier New" w:cs="Courier New" w:hint="default"/>
+      </w:rPr>
+    </w:lvl>
+    <w:lvl w:ilvl="8" w:tplc="40090005" w:tentative="1">
+      <w:start w:val="1"/>
+      <w:numFmt w:val="bullet"/>
+      <w:lvlText w:val=""/>
+      <w:lvlJc w:val="left"/>
+      <w:pPr>
+        <w:ind w:left="6840" w:hanging="360"/>
       </w:pPr>
       <w:rPr>
         <w:rFonts w:ascii="Wingdings" w:hAnsi="Wingdings" w:hint="default"/>
@@ -4158,46 +9049,97 @@
     <w:abstractNumId w:val="0"/>
   </w:num>
   <w:num w:numId="10" w16cid:durableId="2072997135">
-    <w:abstractNumId w:val="13"/>
+    <w:abstractNumId w:val="17"/>
   </w:num>
   <w:num w:numId="11" w16cid:durableId="267204344">
+    <w:abstractNumId w:val="30"/>
+  </w:num>
+  <w:num w:numId="12" w16cid:durableId="1143615994">
+    <w:abstractNumId w:val="26"/>
+  </w:num>
+  <w:num w:numId="13" w16cid:durableId="1667708054">
+    <w:abstractNumId w:val="28"/>
+  </w:num>
+  <w:num w:numId="14" w16cid:durableId="898125410">
+    <w:abstractNumId w:val="23"/>
+  </w:num>
+  <w:num w:numId="15" w16cid:durableId="250353657">
+    <w:abstractNumId w:val="12"/>
+  </w:num>
+  <w:num w:numId="16" w16cid:durableId="1460757404">
+    <w:abstractNumId w:val="14"/>
+  </w:num>
+  <w:num w:numId="17" w16cid:durableId="1458643121">
+    <w:abstractNumId w:val="21"/>
+  </w:num>
+  <w:num w:numId="18" w16cid:durableId="231549121">
     <w:abstractNumId w:val="22"/>
   </w:num>
-  <w:num w:numId="12" w16cid:durableId="1143615994">
-    <w:abstractNumId w:val="18"/>
+  <w:num w:numId="19" w16cid:durableId="1497457773">
+    <w:abstractNumId w:val="29"/>
   </w:num>
-  <w:num w:numId="13" w16cid:durableId="1667708054">
-    <w:abstractNumId w:val="20"/>
-  </w:num>
-  <w:num w:numId="14" w16cid:durableId="898125410">
-    <w:abstractNumId w:val="17"/>
-  </w:num>
-  <w:num w:numId="15" w16cid:durableId="250353657">
-    <w:abstractNumId w:val="10"/>
-  </w:num>
-  <w:num w:numId="16" w16cid:durableId="1460757404">
-    <w:abstractNumId w:val="11"/>
-  </w:num>
-  <w:num w:numId="17" w16cid:durableId="1458643121">
+  <w:num w:numId="20" w16cid:durableId="1116948146">
     <w:abstractNumId w:val="15"/>
   </w:num>
-  <w:num w:numId="18" w16cid:durableId="231549121">
-    <w:abstractNumId w:val="16"/>
-  </w:num>
-  <w:num w:numId="19" w16cid:durableId="1497457773">
-    <w:abstractNumId w:val="21"/>
-  </w:num>
-  <w:num w:numId="20" w16cid:durableId="1116948146">
-    <w:abstractNumId w:val="12"/>
-  </w:num>
   <w:num w:numId="21" w16cid:durableId="398329648">
-    <w:abstractNumId w:val="19"/>
+    <w:abstractNumId w:val="27"/>
   </w:num>
   <w:num w:numId="22" w16cid:durableId="1058020380">
     <w:abstractNumId w:val="9"/>
   </w:num>
   <w:num w:numId="23" w16cid:durableId="1000498927">
-    <w:abstractNumId w:val="14"/>
+    <w:abstractNumId w:val="20"/>
+  </w:num>
+  <w:num w:numId="24" w16cid:durableId="1369992020">
+    <w:abstractNumId w:val="19"/>
+  </w:num>
+  <w:num w:numId="25" w16cid:durableId="494343646">
+    <w:abstractNumId w:val="10"/>
+  </w:num>
+  <w:num w:numId="26" w16cid:durableId="413090324">
+    <w:abstractNumId w:val="25"/>
+  </w:num>
+  <w:num w:numId="27" w16cid:durableId="837188435">
+    <w:abstractNumId w:val="31"/>
+  </w:num>
+  <w:num w:numId="28" w16cid:durableId="1512143627">
+    <w:abstractNumId w:val="8"/>
+  </w:num>
+  <w:num w:numId="29" w16cid:durableId="793447860">
+    <w:abstractNumId w:val="8"/>
+  </w:num>
+  <w:num w:numId="30" w16cid:durableId="1360622849">
+    <w:abstractNumId w:val="8"/>
+  </w:num>
+  <w:num w:numId="31" w16cid:durableId="305360758">
+    <w:abstractNumId w:val="8"/>
+  </w:num>
+  <w:num w:numId="32" w16cid:durableId="50811325">
+    <w:abstractNumId w:val="8"/>
+  </w:num>
+  <w:num w:numId="33" w16cid:durableId="1766532814">
+    <w:abstractNumId w:val="8"/>
+  </w:num>
+  <w:num w:numId="34" w16cid:durableId="1530021396">
+    <w:abstractNumId w:val="8"/>
+  </w:num>
+  <w:num w:numId="35" w16cid:durableId="1998147902">
+    <w:abstractNumId w:val="8"/>
+  </w:num>
+  <w:num w:numId="36" w16cid:durableId="943999634">
+    <w:abstractNumId w:val="13"/>
+  </w:num>
+  <w:num w:numId="37" w16cid:durableId="1158157676">
+    <w:abstractNumId w:val="11"/>
+  </w:num>
+  <w:num w:numId="38" w16cid:durableId="769201615">
+    <w:abstractNumId w:val="24"/>
+  </w:num>
+  <w:num w:numId="39" w16cid:durableId="1415399362">
+    <w:abstractNumId w:val="16"/>
+  </w:num>
+  <w:num w:numId="40" w16cid:durableId="480344800">
+    <w:abstractNumId w:val="18"/>
   </w:num>
 </w:numbering>
 </file>
@@ -4591,7 +9533,7 @@
   <w:style w:type="paragraph" w:default="1" w:styleId="Normal">
     <w:name w:val="Normal"/>
     <w:qFormat/>
-    <w:rsid w:val="00FC693F"/>
+    <w:rsid w:val="00D519D7"/>
   </w:style>
   <w:style w:type="paragraph" w:styleId="Heading1">
     <w:name w:val="heading 1"/>
